--- a/08_Final_Dissertation/Final_Capstone_Dissertation_Template.docx
+++ b/08_Final_Dissertation/Final_Capstone_Dissertation_Template.docx
@@ -137,7 +137,7 @@
         <w:pStyle w:val="Heading1"/>
         <w:pageBreakBefore/>
       </w:pPr>
-      <w:bookmarkStart w:id="0" w:name="_Toc243916626"/>
+      <w:bookmarkStart w:id="0" w:name="_Toc243923166"/>
       <w:r>
         <w:lastRenderedPageBreak/>
         <w:t>Team Details</w:t>
@@ -153,7 +153,7 @@
           <w:b w:val="0"/>
         </w:rPr>
       </w:pPr>
-      <w:bookmarkStart w:id="1" w:name="_Toc243916714"/>
+      <w:bookmarkStart w:id="1" w:name="_Toc243923253"/>
       <w:r>
         <w:rPr>
           <w:b w:val="0"/>
@@ -611,7 +611,7 @@
         <w:pStyle w:val="Heading1"/>
         <w:pageBreakBefore/>
       </w:pPr>
-      <w:bookmarkStart w:id="2" w:name="_Toc243916627"/>
+      <w:bookmarkStart w:id="2" w:name="_Toc243923167"/>
       <w:r>
         <w:lastRenderedPageBreak/>
         <w:t>Declaration</w:t>
@@ -635,7 +635,7 @@
           <w:b w:val="0"/>
         </w:rPr>
       </w:pPr>
-      <w:bookmarkStart w:id="3" w:name="_Toc243916715"/>
+      <w:bookmarkStart w:id="3" w:name="_Toc243923254"/>
       <w:r>
         <w:rPr>
           <w:b w:val="0"/>
@@ -984,7 +984,7 @@
         <w:pStyle w:val="Heading1"/>
         <w:pageBreakBefore/>
       </w:pPr>
-      <w:bookmarkStart w:id="4" w:name="_Toc243916628"/>
+      <w:bookmarkStart w:id="4" w:name="_Toc243923168"/>
       <w:r>
         <w:lastRenderedPageBreak/>
         <w:t>Abstract</w:t>
@@ -1091,7 +1091,7 @@
         <w:rPr>
           <w:noProof/>
         </w:rPr>
-        <w:instrText xml:space="preserve"> PAGEREF _Toc243916626 \h </w:instrText>
+        <w:instrText xml:space="preserve"> PAGEREF _Toc243923166 \h </w:instrText>
       </w:r>
       <w:r>
         <w:rPr>
@@ -1154,7 +1154,7 @@
         <w:rPr>
           <w:noProof/>
         </w:rPr>
-        <w:instrText xml:space="preserve"> PAGEREF _Toc243916627 \h </w:instrText>
+        <w:instrText xml:space="preserve"> PAGEREF _Toc243923167 \h </w:instrText>
       </w:r>
       <w:r>
         <w:rPr>
@@ -1217,7 +1217,7 @@
         <w:rPr>
           <w:noProof/>
         </w:rPr>
-        <w:instrText xml:space="preserve"> PAGEREF _Toc243916628 \h </w:instrText>
+        <w:instrText xml:space="preserve"> PAGEREF _Toc243923168 \h </w:instrText>
       </w:r>
       <w:r>
         <w:rPr>
@@ -1280,7 +1280,7 @@
         <w:rPr>
           <w:noProof/>
         </w:rPr>
-        <w:instrText xml:space="preserve"> PAGEREF _Toc243916629 \h </w:instrText>
+        <w:instrText xml:space="preserve"> PAGEREF _Toc243923169 \h </w:instrText>
       </w:r>
       <w:r>
         <w:rPr>
@@ -1297,7 +1297,7 @@
         <w:rPr>
           <w:noProof/>
         </w:rPr>
-        <w:t>10</w:t>
+        <w:t>9</w:t>
       </w:r>
       <w:r>
         <w:rPr>
@@ -1343,7 +1343,7 @@
         <w:rPr>
           <w:noProof/>
         </w:rPr>
-        <w:instrText xml:space="preserve"> PAGEREF _Toc243916630 \h </w:instrText>
+        <w:instrText xml:space="preserve"> PAGEREF _Toc243923170 \h </w:instrText>
       </w:r>
       <w:r>
         <w:rPr>
@@ -1360,7 +1360,7 @@
         <w:rPr>
           <w:noProof/>
         </w:rPr>
-        <w:t>11</w:t>
+        <w:t>10</w:t>
       </w:r>
       <w:r>
         <w:rPr>
@@ -1406,7 +1406,7 @@
         <w:rPr>
           <w:noProof/>
         </w:rPr>
-        <w:instrText xml:space="preserve"> PAGEREF _Toc243916631 \h </w:instrText>
+        <w:instrText xml:space="preserve"> PAGEREF _Toc243923171 \h </w:instrText>
       </w:r>
       <w:r>
         <w:rPr>
@@ -1423,7 +1423,7 @@
         <w:rPr>
           <w:noProof/>
         </w:rPr>
-        <w:t>12</w:t>
+        <w:t>11</w:t>
       </w:r>
       <w:r>
         <w:rPr>
@@ -1469,7 +1469,7 @@
         <w:rPr>
           <w:noProof/>
         </w:rPr>
-        <w:instrText xml:space="preserve"> PAGEREF _Toc243916632 \h </w:instrText>
+        <w:instrText xml:space="preserve"> PAGEREF _Toc243923172 \h </w:instrText>
       </w:r>
       <w:r>
         <w:rPr>
@@ -1486,7 +1486,7 @@
         <w:rPr>
           <w:noProof/>
         </w:rPr>
-        <w:t>12</w:t>
+        <w:t>11</w:t>
       </w:r>
       <w:r>
         <w:rPr>
@@ -1532,7 +1532,7 @@
         <w:rPr>
           <w:noProof/>
         </w:rPr>
-        <w:instrText xml:space="preserve"> PAGEREF _Toc243916633 \h </w:instrText>
+        <w:instrText xml:space="preserve"> PAGEREF _Toc243923173 \h </w:instrText>
       </w:r>
       <w:r>
         <w:rPr>
@@ -1549,7 +1549,7 @@
         <w:rPr>
           <w:noProof/>
         </w:rPr>
-        <w:t>12</w:t>
+        <w:t>11</w:t>
       </w:r>
       <w:r>
         <w:rPr>
@@ -1595,7 +1595,7 @@
         <w:rPr>
           <w:noProof/>
         </w:rPr>
-        <w:instrText xml:space="preserve"> PAGEREF _Toc243916634 \h </w:instrText>
+        <w:instrText xml:space="preserve"> PAGEREF _Toc243923174 \h </w:instrText>
       </w:r>
       <w:r>
         <w:rPr>
@@ -1612,7 +1612,7 @@
         <w:rPr>
           <w:noProof/>
         </w:rPr>
-        <w:t>13</w:t>
+        <w:t>12</w:t>
       </w:r>
       <w:r>
         <w:rPr>
@@ -1658,7 +1658,7 @@
         <w:rPr>
           <w:noProof/>
         </w:rPr>
-        <w:instrText xml:space="preserve"> PAGEREF _Toc243916635 \h </w:instrText>
+        <w:instrText xml:space="preserve"> PAGEREF _Toc243923175 \h </w:instrText>
       </w:r>
       <w:r>
         <w:rPr>
@@ -1675,7 +1675,7 @@
         <w:rPr>
           <w:noProof/>
         </w:rPr>
-        <w:t>13</w:t>
+        <w:t>12</w:t>
       </w:r>
       <w:r>
         <w:rPr>
@@ -1721,7 +1721,7 @@
         <w:rPr>
           <w:noProof/>
         </w:rPr>
-        <w:instrText xml:space="preserve"> PAGEREF _Toc243916636 \h </w:instrText>
+        <w:instrText xml:space="preserve"> PAGEREF _Toc243923176 \h </w:instrText>
       </w:r>
       <w:r>
         <w:rPr>
@@ -1738,7 +1738,7 @@
         <w:rPr>
           <w:noProof/>
         </w:rPr>
-        <w:t>13</w:t>
+        <w:t>12</w:t>
       </w:r>
       <w:r>
         <w:rPr>
@@ -1784,7 +1784,7 @@
         <w:rPr>
           <w:noProof/>
         </w:rPr>
-        <w:instrText xml:space="preserve"> PAGEREF _Toc243916637 \h </w:instrText>
+        <w:instrText xml:space="preserve"> PAGEREF _Toc243923177 \h </w:instrText>
       </w:r>
       <w:r>
         <w:rPr>
@@ -1801,7 +1801,7 @@
         <w:rPr>
           <w:noProof/>
         </w:rPr>
-        <w:t>13</w:t>
+        <w:t>12</w:t>
       </w:r>
       <w:r>
         <w:rPr>
@@ -1847,7 +1847,7 @@
         <w:rPr>
           <w:noProof/>
         </w:rPr>
-        <w:instrText xml:space="preserve"> PAGEREF _Toc243916638 \h </w:instrText>
+        <w:instrText xml:space="preserve"> PAGEREF _Toc243923178 \h </w:instrText>
       </w:r>
       <w:r>
         <w:rPr>
@@ -1864,7 +1864,7 @@
         <w:rPr>
           <w:noProof/>
         </w:rPr>
-        <w:t>14</w:t>
+        <w:t>13</w:t>
       </w:r>
       <w:r>
         <w:rPr>
@@ -1910,7 +1910,7 @@
         <w:rPr>
           <w:noProof/>
         </w:rPr>
-        <w:instrText xml:space="preserve"> PAGEREF _Toc243916639 \h </w:instrText>
+        <w:instrText xml:space="preserve"> PAGEREF _Toc243923179 \h </w:instrText>
       </w:r>
       <w:r>
         <w:rPr>
@@ -1927,7 +1927,7 @@
         <w:rPr>
           <w:noProof/>
         </w:rPr>
-        <w:t>15</w:t>
+        <w:t>14</w:t>
       </w:r>
       <w:r>
         <w:rPr>
@@ -1973,7 +1973,7 @@
         <w:rPr>
           <w:noProof/>
         </w:rPr>
-        <w:instrText xml:space="preserve"> PAGEREF _Toc243916640 \h </w:instrText>
+        <w:instrText xml:space="preserve"> PAGEREF _Toc243923180 \h </w:instrText>
       </w:r>
       <w:r>
         <w:rPr>
@@ -1990,7 +1990,7 @@
         <w:rPr>
           <w:noProof/>
         </w:rPr>
-        <w:t>16</w:t>
+        <w:t>15</w:t>
       </w:r>
       <w:r>
         <w:rPr>
@@ -2036,7 +2036,7 @@
         <w:rPr>
           <w:noProof/>
         </w:rPr>
-        <w:instrText xml:space="preserve"> PAGEREF _Toc243916641 \h </w:instrText>
+        <w:instrText xml:space="preserve"> PAGEREF _Toc243923181 \h </w:instrText>
       </w:r>
       <w:r>
         <w:rPr>
@@ -2053,7 +2053,7 @@
         <w:rPr>
           <w:noProof/>
         </w:rPr>
-        <w:t>17</w:t>
+        <w:t>16</w:t>
       </w:r>
       <w:r>
         <w:rPr>
@@ -2099,7 +2099,7 @@
         <w:rPr>
           <w:noProof/>
         </w:rPr>
-        <w:instrText xml:space="preserve"> PAGEREF _Toc243916642 \h </w:instrText>
+        <w:instrText xml:space="preserve"> PAGEREF _Toc243923182 \h </w:instrText>
       </w:r>
       <w:r>
         <w:rPr>
@@ -2116,7 +2116,7 @@
         <w:rPr>
           <w:noProof/>
         </w:rPr>
-        <w:t>17</w:t>
+        <w:t>16</w:t>
       </w:r>
       <w:r>
         <w:rPr>
@@ -2162,7 +2162,7 @@
         <w:rPr>
           <w:noProof/>
         </w:rPr>
-        <w:instrText xml:space="preserve"> PAGEREF _Toc243916643 \h </w:instrText>
+        <w:instrText xml:space="preserve"> PAGEREF _Toc243923183 \h </w:instrText>
       </w:r>
       <w:r>
         <w:rPr>
@@ -2179,7 +2179,7 @@
         <w:rPr>
           <w:noProof/>
         </w:rPr>
-        <w:t>17</w:t>
+        <w:t>16</w:t>
       </w:r>
       <w:r>
         <w:rPr>
@@ -2225,7 +2225,7 @@
         <w:rPr>
           <w:noProof/>
         </w:rPr>
-        <w:instrText xml:space="preserve"> PAGEREF _Toc243916644 \h </w:instrText>
+        <w:instrText xml:space="preserve"> PAGEREF _Toc243923184 \h </w:instrText>
       </w:r>
       <w:r>
         <w:rPr>
@@ -2242,7 +2242,7 @@
         <w:rPr>
           <w:noProof/>
         </w:rPr>
-        <w:t>18</w:t>
+        <w:t>17</w:t>
       </w:r>
       <w:r>
         <w:rPr>
@@ -2288,7 +2288,7 @@
         <w:rPr>
           <w:noProof/>
         </w:rPr>
-        <w:instrText xml:space="preserve"> PAGEREF _Toc243916645 \h </w:instrText>
+        <w:instrText xml:space="preserve"> PAGEREF _Toc243923185 \h </w:instrText>
       </w:r>
       <w:r>
         <w:rPr>
@@ -2305,7 +2305,7 @@
         <w:rPr>
           <w:noProof/>
         </w:rPr>
-        <w:t>19</w:t>
+        <w:t>18</w:t>
       </w:r>
       <w:r>
         <w:rPr>
@@ -2351,7 +2351,7 @@
         <w:rPr>
           <w:noProof/>
         </w:rPr>
-        <w:instrText xml:space="preserve"> PAGEREF _Toc243916646 \h </w:instrText>
+        <w:instrText xml:space="preserve"> PAGEREF _Toc243923186 \h </w:instrText>
       </w:r>
       <w:r>
         <w:rPr>
@@ -2368,7 +2368,7 @@
         <w:rPr>
           <w:noProof/>
         </w:rPr>
-        <w:t>20</w:t>
+        <w:t>19</w:t>
       </w:r>
       <w:r>
         <w:rPr>
@@ -2414,7 +2414,7 @@
         <w:rPr>
           <w:noProof/>
         </w:rPr>
-        <w:instrText xml:space="preserve"> PAGEREF _Toc243916647 \h </w:instrText>
+        <w:instrText xml:space="preserve"> PAGEREF _Toc243923187 \h </w:instrText>
       </w:r>
       <w:r>
         <w:rPr>
@@ -2431,7 +2431,7 @@
         <w:rPr>
           <w:noProof/>
         </w:rPr>
-        <w:t>20</w:t>
+        <w:t>19</w:t>
       </w:r>
       <w:r>
         <w:rPr>
@@ -2477,7 +2477,7 @@
         <w:rPr>
           <w:noProof/>
         </w:rPr>
-        <w:instrText xml:space="preserve"> PAGEREF _Toc243916648 \h </w:instrText>
+        <w:instrText xml:space="preserve"> PAGEREF _Toc243923188 \h </w:instrText>
       </w:r>
       <w:r>
         <w:rPr>
@@ -2494,7 +2494,7 @@
         <w:rPr>
           <w:noProof/>
         </w:rPr>
-        <w:t>21</w:t>
+        <w:t>20</w:t>
       </w:r>
       <w:r>
         <w:rPr>
@@ -2540,7 +2540,7 @@
         <w:rPr>
           <w:noProof/>
         </w:rPr>
-        <w:instrText xml:space="preserve"> PAGEREF _Toc243916649 \h </w:instrText>
+        <w:instrText xml:space="preserve"> PAGEREF _Toc243923189 \h </w:instrText>
       </w:r>
       <w:r>
         <w:rPr>
@@ -2557,7 +2557,7 @@
         <w:rPr>
           <w:noProof/>
         </w:rPr>
-        <w:t>22</w:t>
+        <w:t>21</w:t>
       </w:r>
       <w:r>
         <w:rPr>
@@ -2603,7 +2603,7 @@
         <w:rPr>
           <w:noProof/>
         </w:rPr>
-        <w:instrText xml:space="preserve"> PAGEREF _Toc243916650 \h </w:instrText>
+        <w:instrText xml:space="preserve"> PAGEREF _Toc243923190 \h </w:instrText>
       </w:r>
       <w:r>
         <w:rPr>
@@ -2620,7 +2620,7 @@
         <w:rPr>
           <w:noProof/>
         </w:rPr>
-        <w:t>22</w:t>
+        <w:t>21</w:t>
       </w:r>
       <w:r>
         <w:rPr>
@@ -2666,7 +2666,7 @@
         <w:rPr>
           <w:noProof/>
         </w:rPr>
-        <w:instrText xml:space="preserve"> PAGEREF _Toc243916651 \h </w:instrText>
+        <w:instrText xml:space="preserve"> PAGEREF _Toc243923191 \h </w:instrText>
       </w:r>
       <w:r>
         <w:rPr>
@@ -2683,7 +2683,7 @@
         <w:rPr>
           <w:noProof/>
         </w:rPr>
-        <w:t>22</w:t>
+        <w:t>21</w:t>
       </w:r>
       <w:r>
         <w:rPr>
@@ -2729,7 +2729,7 @@
         <w:rPr>
           <w:noProof/>
         </w:rPr>
-        <w:instrText xml:space="preserve"> PAGEREF _Toc243916652 \h </w:instrText>
+        <w:instrText xml:space="preserve"> PAGEREF _Toc243923192 \h </w:instrText>
       </w:r>
       <w:r>
         <w:rPr>
@@ -2746,7 +2746,7 @@
         <w:rPr>
           <w:noProof/>
         </w:rPr>
-        <w:t>23</w:t>
+        <w:t>22</w:t>
       </w:r>
       <w:r>
         <w:rPr>
@@ -2792,7 +2792,7 @@
         <w:rPr>
           <w:noProof/>
         </w:rPr>
-        <w:instrText xml:space="preserve"> PAGEREF _Toc243916653 \h </w:instrText>
+        <w:instrText xml:space="preserve"> PAGEREF _Toc243923193 \h </w:instrText>
       </w:r>
       <w:r>
         <w:rPr>
@@ -2809,7 +2809,7 @@
         <w:rPr>
           <w:noProof/>
         </w:rPr>
-        <w:t>25</w:t>
+        <w:t>24</w:t>
       </w:r>
       <w:r>
         <w:rPr>
@@ -2855,7 +2855,7 @@
         <w:rPr>
           <w:noProof/>
         </w:rPr>
-        <w:instrText xml:space="preserve"> PAGEREF _Toc243916654 \h </w:instrText>
+        <w:instrText xml:space="preserve"> PAGEREF _Toc243923194 \h </w:instrText>
       </w:r>
       <w:r>
         <w:rPr>
@@ -2872,7 +2872,7 @@
         <w:rPr>
           <w:noProof/>
         </w:rPr>
-        <w:t>25</w:t>
+        <w:t>24</w:t>
       </w:r>
       <w:r>
         <w:rPr>
@@ -2918,7 +2918,7 @@
         <w:rPr>
           <w:noProof/>
         </w:rPr>
-        <w:instrText xml:space="preserve"> PAGEREF _Toc243916655 \h </w:instrText>
+        <w:instrText xml:space="preserve"> PAGEREF _Toc243923195 \h </w:instrText>
       </w:r>
       <w:r>
         <w:rPr>
@@ -2935,7 +2935,7 @@
         <w:rPr>
           <w:noProof/>
         </w:rPr>
-        <w:t>26</w:t>
+        <w:t>25</w:t>
       </w:r>
       <w:r>
         <w:rPr>
@@ -2981,7 +2981,7 @@
         <w:rPr>
           <w:noProof/>
         </w:rPr>
-        <w:instrText xml:space="preserve"> PAGEREF _Toc243916656 \h </w:instrText>
+        <w:instrText xml:space="preserve"> PAGEREF _Toc243923196 \h </w:instrText>
       </w:r>
       <w:r>
         <w:rPr>
@@ -2998,7 +2998,7 @@
         <w:rPr>
           <w:noProof/>
         </w:rPr>
-        <w:t>27</w:t>
+        <w:t>26</w:t>
       </w:r>
       <w:r>
         <w:rPr>
@@ -3044,7 +3044,7 @@
         <w:rPr>
           <w:noProof/>
         </w:rPr>
-        <w:instrText xml:space="preserve"> PAGEREF _Toc243916657 \h </w:instrText>
+        <w:instrText xml:space="preserve"> PAGEREF _Toc243923197 \h </w:instrText>
       </w:r>
       <w:r>
         <w:rPr>
@@ -3061,7 +3061,7 @@
         <w:rPr>
           <w:noProof/>
         </w:rPr>
-        <w:t>28</w:t>
+        <w:t>27</w:t>
       </w:r>
       <w:r>
         <w:rPr>
@@ -3107,7 +3107,7 @@
         <w:rPr>
           <w:noProof/>
         </w:rPr>
-        <w:instrText xml:space="preserve"> PAGEREF _Toc243916658 \h </w:instrText>
+        <w:instrText xml:space="preserve"> PAGEREF _Toc243923198 \h </w:instrText>
       </w:r>
       <w:r>
         <w:rPr>
@@ -3124,7 +3124,7 @@
         <w:rPr>
           <w:noProof/>
         </w:rPr>
-        <w:t>29</w:t>
+        <w:t>28</w:t>
       </w:r>
       <w:r>
         <w:rPr>
@@ -3171,7 +3171,7 @@
         <w:rPr>
           <w:noProof/>
         </w:rPr>
-        <w:instrText xml:space="preserve"> PAGEREF _Toc243916659 \h </w:instrText>
+        <w:instrText xml:space="preserve"> PAGEREF _Toc243923199 \h </w:instrText>
       </w:r>
       <w:r>
         <w:rPr>
@@ -3188,7 +3188,7 @@
         <w:rPr>
           <w:noProof/>
         </w:rPr>
-        <w:t>30</w:t>
+        <w:t>29</w:t>
       </w:r>
       <w:r>
         <w:rPr>
@@ -3234,7 +3234,7 @@
         <w:rPr>
           <w:noProof/>
         </w:rPr>
-        <w:instrText xml:space="preserve"> PAGEREF _Toc243916660 \h </w:instrText>
+        <w:instrText xml:space="preserve"> PAGEREF _Toc243923200 \h </w:instrText>
       </w:r>
       <w:r>
         <w:rPr>
@@ -3251,7 +3251,7 @@
         <w:rPr>
           <w:noProof/>
         </w:rPr>
-        <w:t>31</w:t>
+        <w:t>30</w:t>
       </w:r>
       <w:r>
         <w:rPr>
@@ -3297,7 +3297,7 @@
         <w:rPr>
           <w:noProof/>
         </w:rPr>
-        <w:instrText xml:space="preserve"> PAGEREF _Toc243916661 \h </w:instrText>
+        <w:instrText xml:space="preserve"> PAGEREF _Toc243923201 \h </w:instrText>
       </w:r>
       <w:r>
         <w:rPr>
@@ -3314,7 +3314,7 @@
         <w:rPr>
           <w:noProof/>
         </w:rPr>
-        <w:t>31</w:t>
+        <w:t>30</w:t>
       </w:r>
       <w:r>
         <w:rPr>
@@ -3360,7 +3360,7 @@
         <w:rPr>
           <w:noProof/>
         </w:rPr>
-        <w:instrText xml:space="preserve"> PAGEREF _Toc243916662 \h </w:instrText>
+        <w:instrText xml:space="preserve"> PAGEREF _Toc243923202 \h </w:instrText>
       </w:r>
       <w:r>
         <w:rPr>
@@ -3377,7 +3377,7 @@
         <w:rPr>
           <w:noProof/>
         </w:rPr>
-        <w:t>31</w:t>
+        <w:t>30</w:t>
       </w:r>
       <w:r>
         <w:rPr>
@@ -3423,7 +3423,7 @@
         <w:rPr>
           <w:noProof/>
         </w:rPr>
-        <w:instrText xml:space="preserve"> PAGEREF _Toc243916663 \h </w:instrText>
+        <w:instrText xml:space="preserve"> PAGEREF _Toc243923203 \h </w:instrText>
       </w:r>
       <w:r>
         <w:rPr>
@@ -3440,7 +3440,7 @@
         <w:rPr>
           <w:noProof/>
         </w:rPr>
-        <w:t>33</w:t>
+        <w:t>32</w:t>
       </w:r>
       <w:r>
         <w:rPr>
@@ -3486,7 +3486,7 @@
         <w:rPr>
           <w:noProof/>
         </w:rPr>
-        <w:instrText xml:space="preserve"> PAGEREF _Toc243916664 \h </w:instrText>
+        <w:instrText xml:space="preserve"> PAGEREF _Toc243923204 \h </w:instrText>
       </w:r>
       <w:r>
         <w:rPr>
@@ -3503,7 +3503,7 @@
         <w:rPr>
           <w:noProof/>
         </w:rPr>
-        <w:t>37</w:t>
+        <w:t>36</w:t>
       </w:r>
       <w:r>
         <w:rPr>
@@ -3549,7 +3549,7 @@
         <w:rPr>
           <w:noProof/>
         </w:rPr>
-        <w:instrText xml:space="preserve"> PAGEREF _Toc243916665 \h </w:instrText>
+        <w:instrText xml:space="preserve"> PAGEREF _Toc243923205 \h </w:instrText>
       </w:r>
       <w:r>
         <w:rPr>
@@ -3566,7 +3566,7 @@
         <w:rPr>
           <w:noProof/>
         </w:rPr>
-        <w:t>39</w:t>
+        <w:t>38</w:t>
       </w:r>
       <w:r>
         <w:rPr>
@@ -3612,7 +3612,7 @@
         <w:rPr>
           <w:noProof/>
         </w:rPr>
-        <w:instrText xml:space="preserve"> PAGEREF _Toc243916666 \h </w:instrText>
+        <w:instrText xml:space="preserve"> PAGEREF _Toc243923206 \h </w:instrText>
       </w:r>
       <w:r>
         <w:rPr>
@@ -3629,7 +3629,7 @@
         <w:rPr>
           <w:noProof/>
         </w:rPr>
-        <w:t>46</w:t>
+        <w:t>45</w:t>
       </w:r>
       <w:r>
         <w:rPr>
@@ -3675,7 +3675,7 @@
         <w:rPr>
           <w:noProof/>
         </w:rPr>
-        <w:instrText xml:space="preserve"> PAGEREF _Toc243916667 \h </w:instrText>
+        <w:instrText xml:space="preserve"> PAGEREF _Toc243923207 \h </w:instrText>
       </w:r>
       <w:r>
         <w:rPr>
@@ -3692,7 +3692,7 @@
         <w:rPr>
           <w:noProof/>
         </w:rPr>
-        <w:t>47</w:t>
+        <w:t>46</w:t>
       </w:r>
       <w:r>
         <w:rPr>
@@ -3738,7 +3738,7 @@
         <w:rPr>
           <w:noProof/>
         </w:rPr>
-        <w:instrText xml:space="preserve"> PAGEREF _Toc243916668 \h </w:instrText>
+        <w:instrText xml:space="preserve"> PAGEREF _Toc243923208 \h </w:instrText>
       </w:r>
       <w:r>
         <w:rPr>
@@ -3755,7 +3755,7 @@
         <w:rPr>
           <w:noProof/>
         </w:rPr>
-        <w:t>49</w:t>
+        <w:t>48</w:t>
       </w:r>
       <w:r>
         <w:rPr>
@@ -3801,7 +3801,7 @@
         <w:rPr>
           <w:noProof/>
         </w:rPr>
-        <w:instrText xml:space="preserve"> PAGEREF _Toc243916669 \h </w:instrText>
+        <w:instrText xml:space="preserve"> PAGEREF _Toc243923209 \h </w:instrText>
       </w:r>
       <w:r>
         <w:rPr>
@@ -3818,7 +3818,7 @@
         <w:rPr>
           <w:noProof/>
         </w:rPr>
-        <w:t>51</w:t>
+        <w:t>50</w:t>
       </w:r>
       <w:r>
         <w:rPr>
@@ -3864,7 +3864,7 @@
         <w:rPr>
           <w:noProof/>
         </w:rPr>
-        <w:instrText xml:space="preserve"> PAGEREF _Toc243916670 \h </w:instrText>
+        <w:instrText xml:space="preserve"> PAGEREF _Toc243923210 \h </w:instrText>
       </w:r>
       <w:r>
         <w:rPr>
@@ -3881,7 +3881,7 @@
         <w:rPr>
           <w:noProof/>
         </w:rPr>
-        <w:t>52</w:t>
+        <w:t>51</w:t>
       </w:r>
       <w:r>
         <w:rPr>
@@ -3927,7 +3927,7 @@
         <w:rPr>
           <w:noProof/>
         </w:rPr>
-        <w:instrText xml:space="preserve"> PAGEREF _Toc243916671 \h </w:instrText>
+        <w:instrText xml:space="preserve"> PAGEREF _Toc243923211 \h </w:instrText>
       </w:r>
       <w:r>
         <w:rPr>
@@ -3944,7 +3944,7 @@
         <w:rPr>
           <w:noProof/>
         </w:rPr>
-        <w:t>52</w:t>
+        <w:t>51</w:t>
       </w:r>
       <w:r>
         <w:rPr>
@@ -3990,7 +3990,7 @@
         <w:rPr>
           <w:noProof/>
         </w:rPr>
-        <w:instrText xml:space="preserve"> PAGEREF _Toc243916672 \h </w:instrText>
+        <w:instrText xml:space="preserve"> PAGEREF _Toc243923212 \h </w:instrText>
       </w:r>
       <w:r>
         <w:rPr>
@@ -4007,7 +4007,7 @@
         <w:rPr>
           <w:noProof/>
         </w:rPr>
-        <w:t>52</w:t>
+        <w:t>51</w:t>
       </w:r>
       <w:r>
         <w:rPr>
@@ -4053,7 +4053,7 @@
         <w:rPr>
           <w:noProof/>
         </w:rPr>
-        <w:instrText xml:space="preserve"> PAGEREF _Toc243916673 \h </w:instrText>
+        <w:instrText xml:space="preserve"> PAGEREF _Toc243923213 \h </w:instrText>
       </w:r>
       <w:r>
         <w:rPr>
@@ -4070,7 +4070,7 @@
         <w:rPr>
           <w:noProof/>
         </w:rPr>
-        <w:t>52</w:t>
+        <w:t>51</w:t>
       </w:r>
       <w:r>
         <w:rPr>
@@ -4116,7 +4116,7 @@
         <w:rPr>
           <w:noProof/>
         </w:rPr>
-        <w:instrText xml:space="preserve"> PAGEREF _Toc243916674 \h </w:instrText>
+        <w:instrText xml:space="preserve"> PAGEREF _Toc243923214 \h </w:instrText>
       </w:r>
       <w:r>
         <w:rPr>
@@ -4133,7 +4133,7 @@
         <w:rPr>
           <w:noProof/>
         </w:rPr>
-        <w:t>55</w:t>
+        <w:t>54</w:t>
       </w:r>
       <w:r>
         <w:rPr>
@@ -4161,7 +4161,7 @@
         <w:rPr>
           <w:noProof/>
         </w:rPr>
-        <w:t>DEF-07 teaches a similar lesson. It was found while testing the student profile (FR-17), but it also affected the coordinator dashboard, which had passed every earlier test: those tests accepted any redirect as blocked without checking what the response contained. The access-control tests now check that the protected content is absent from the response, and they failed on the earlier build before the fix.</w:t>
+        <w:t>5.5 Performance / Usability Evaluation</w:t>
       </w:r>
       <w:r>
         <w:rPr>
@@ -4179,7 +4179,7 @@
         <w:rPr>
           <w:noProof/>
         </w:rPr>
-        <w:instrText xml:space="preserve"> PAGEREF _Toc243916675 \h </w:instrText>
+        <w:instrText xml:space="preserve"> PAGEREF _Toc243923215 \h </w:instrText>
       </w:r>
       <w:r>
         <w:rPr>
@@ -4196,7 +4196,7 @@
         <w:rPr>
           <w:noProof/>
         </w:rPr>
-        <w:t>56</w:t>
+        <w:t>55</w:t>
       </w:r>
       <w:r>
         <w:rPr>
@@ -4224,7 +4224,7 @@
         <w:rPr>
           <w:noProof/>
         </w:rPr>
-        <w:t>5.5 Performance / Usability Evaluation</w:t>
+        <w:t>5.6 Requirements Evaluation</w:t>
       </w:r>
       <w:r>
         <w:rPr>
@@ -4242,7 +4242,7 @@
         <w:rPr>
           <w:noProof/>
         </w:rPr>
-        <w:instrText xml:space="preserve"> PAGEREF _Toc243916676 \h </w:instrText>
+        <w:instrText xml:space="preserve"> PAGEREF _Toc243923216 \h </w:instrText>
       </w:r>
       <w:r>
         <w:rPr>
@@ -4287,7 +4287,7 @@
         <w:rPr>
           <w:noProof/>
         </w:rPr>
-        <w:t>5.6 Requirements Evaluation</w:t>
+        <w:t>5.7 User / Stakeholder Feedback</w:t>
       </w:r>
       <w:r>
         <w:rPr>
@@ -4305,7 +4305,7 @@
         <w:rPr>
           <w:noProof/>
         </w:rPr>
-        <w:instrText xml:space="preserve"> PAGEREF _Toc243916677 \h </w:instrText>
+        <w:instrText xml:space="preserve"> PAGEREF _Toc243923217 \h </w:instrText>
       </w:r>
       <w:r>
         <w:rPr>
@@ -4350,7 +4350,7 @@
         <w:rPr>
           <w:noProof/>
         </w:rPr>
-        <w:t>5.7 User / Stakeholder Feedback</w:t>
+        <w:t>5.8 Chapter Summary</w:t>
       </w:r>
       <w:r>
         <w:rPr>
@@ -4368,7 +4368,70 @@
         <w:rPr>
           <w:noProof/>
         </w:rPr>
-        <w:instrText xml:space="preserve"> PAGEREF _Toc243916678 \h </w:instrText>
+        <w:instrText xml:space="preserve"> PAGEREF _Toc243923218 \h </w:instrText>
+      </w:r>
+      <w:r>
+        <w:rPr>
+          <w:noProof/>
+        </w:rPr>
+      </w:r>
+      <w:r>
+        <w:rPr>
+          <w:noProof/>
+        </w:rPr>
+        <w:fldChar w:fldCharType="separate"/>
+      </w:r>
+      <w:r>
+        <w:rPr>
+          <w:noProof/>
+        </w:rPr>
+        <w:t>57</w:t>
+      </w:r>
+      <w:r>
+        <w:rPr>
+          <w:noProof/>
+        </w:rPr>
+        <w:fldChar w:fldCharType="end"/>
+      </w:r>
+    </w:p>
+    <w:p>
+      <w:pPr>
+        <w:pStyle w:val="TOC1"/>
+        <w:tabs>
+          <w:tab w:val="right" w:leader="dot" w:pos="9962"/>
+        </w:tabs>
+        <w:rPr>
+          <w:rFonts w:asciiTheme="minorHAnsi" w:hAnsiTheme="minorHAnsi"/>
+          <w:noProof/>
+          <w:kern w:val="2"/>
+          <w:sz w:val="24"/>
+          <w:szCs w:val="24"/>
+          <w14:ligatures w14:val="standardContextual"/>
+        </w:rPr>
+      </w:pPr>
+      <w:r>
+        <w:rPr>
+          <w:noProof/>
+        </w:rPr>
+        <w:t>CHAPTER 6 - CONCLUSION &amp; RECOMMENDATIONS (OUTLINE)</w:t>
+      </w:r>
+      <w:r>
+        <w:rPr>
+          <w:noProof/>
+        </w:rPr>
+        <w:tab/>
+      </w:r>
+      <w:r>
+        <w:rPr>
+          <w:noProof/>
+        </w:rPr>
+        <w:fldChar w:fldCharType="begin"/>
+      </w:r>
+      <w:r>
+        <w:rPr>
+          <w:noProof/>
+        </w:rPr>
+        <w:instrText xml:space="preserve"> PAGEREF _Toc243923219 \h </w:instrText>
       </w:r>
       <w:r>
         <w:rPr>
@@ -4413,7 +4476,7 @@
         <w:rPr>
           <w:noProof/>
         </w:rPr>
-        <w:t>5.8 Chapter Summary</w:t>
+        <w:t>6.1 Introduction</w:t>
       </w:r>
       <w:r>
         <w:rPr>
@@ -4431,7 +4494,7 @@
         <w:rPr>
           <w:noProof/>
         </w:rPr>
-        <w:instrText xml:space="preserve"> PAGEREF _Toc243916679 \h </w:instrText>
+        <w:instrText xml:space="preserve"> PAGEREF _Toc243923220 \h </w:instrText>
       </w:r>
       <w:r>
         <w:rPr>
@@ -4449,6 +4512,447 @@
           <w:noProof/>
         </w:rPr>
         <w:t>58</w:t>
+      </w:r>
+      <w:r>
+        <w:rPr>
+          <w:noProof/>
+        </w:rPr>
+        <w:fldChar w:fldCharType="end"/>
+      </w:r>
+    </w:p>
+    <w:p>
+      <w:pPr>
+        <w:pStyle w:val="TOC2"/>
+        <w:tabs>
+          <w:tab w:val="right" w:leader="dot" w:pos="9962"/>
+        </w:tabs>
+        <w:rPr>
+          <w:rFonts w:asciiTheme="minorHAnsi" w:hAnsiTheme="minorHAnsi"/>
+          <w:noProof/>
+          <w:kern w:val="2"/>
+          <w:sz w:val="24"/>
+          <w:szCs w:val="24"/>
+          <w14:ligatures w14:val="standardContextual"/>
+        </w:rPr>
+      </w:pPr>
+      <w:r>
+        <w:rPr>
+          <w:noProof/>
+        </w:rPr>
+        <w:t>6.2 Summary of Findings</w:t>
+      </w:r>
+      <w:r>
+        <w:rPr>
+          <w:noProof/>
+        </w:rPr>
+        <w:tab/>
+      </w:r>
+      <w:r>
+        <w:rPr>
+          <w:noProof/>
+        </w:rPr>
+        <w:fldChar w:fldCharType="begin"/>
+      </w:r>
+      <w:r>
+        <w:rPr>
+          <w:noProof/>
+        </w:rPr>
+        <w:instrText xml:space="preserve"> PAGEREF _Toc243923221 \h </w:instrText>
+      </w:r>
+      <w:r>
+        <w:rPr>
+          <w:noProof/>
+        </w:rPr>
+      </w:r>
+      <w:r>
+        <w:rPr>
+          <w:noProof/>
+        </w:rPr>
+        <w:fldChar w:fldCharType="separate"/>
+      </w:r>
+      <w:r>
+        <w:rPr>
+          <w:noProof/>
+        </w:rPr>
+        <w:t>58</w:t>
+      </w:r>
+      <w:r>
+        <w:rPr>
+          <w:noProof/>
+        </w:rPr>
+        <w:fldChar w:fldCharType="end"/>
+      </w:r>
+    </w:p>
+    <w:p>
+      <w:pPr>
+        <w:pStyle w:val="TOC2"/>
+        <w:tabs>
+          <w:tab w:val="right" w:leader="dot" w:pos="9962"/>
+        </w:tabs>
+        <w:rPr>
+          <w:rFonts w:asciiTheme="minorHAnsi" w:hAnsiTheme="minorHAnsi"/>
+          <w:noProof/>
+          <w:kern w:val="2"/>
+          <w:sz w:val="24"/>
+          <w:szCs w:val="24"/>
+          <w14:ligatures w14:val="standardContextual"/>
+        </w:rPr>
+      </w:pPr>
+      <w:r>
+        <w:rPr>
+          <w:noProof/>
+        </w:rPr>
+        <w:t>6.3 Achievement of Objectives</w:t>
+      </w:r>
+      <w:r>
+        <w:rPr>
+          <w:noProof/>
+        </w:rPr>
+        <w:tab/>
+      </w:r>
+      <w:r>
+        <w:rPr>
+          <w:noProof/>
+        </w:rPr>
+        <w:fldChar w:fldCharType="begin"/>
+      </w:r>
+      <w:r>
+        <w:rPr>
+          <w:noProof/>
+        </w:rPr>
+        <w:instrText xml:space="preserve"> PAGEREF _Toc243923222 \h </w:instrText>
+      </w:r>
+      <w:r>
+        <w:rPr>
+          <w:noProof/>
+        </w:rPr>
+      </w:r>
+      <w:r>
+        <w:rPr>
+          <w:noProof/>
+        </w:rPr>
+        <w:fldChar w:fldCharType="separate"/>
+      </w:r>
+      <w:r>
+        <w:rPr>
+          <w:noProof/>
+        </w:rPr>
+        <w:t>58</w:t>
+      </w:r>
+      <w:r>
+        <w:rPr>
+          <w:noProof/>
+        </w:rPr>
+        <w:fldChar w:fldCharType="end"/>
+      </w:r>
+    </w:p>
+    <w:p>
+      <w:pPr>
+        <w:pStyle w:val="TOC2"/>
+        <w:tabs>
+          <w:tab w:val="right" w:leader="dot" w:pos="9962"/>
+        </w:tabs>
+        <w:rPr>
+          <w:rFonts w:asciiTheme="minorHAnsi" w:hAnsiTheme="minorHAnsi"/>
+          <w:noProof/>
+          <w:kern w:val="2"/>
+          <w:sz w:val="24"/>
+          <w:szCs w:val="24"/>
+          <w14:ligatures w14:val="standardContextual"/>
+        </w:rPr>
+      </w:pPr>
+      <w:r>
+        <w:rPr>
+          <w:noProof/>
+        </w:rPr>
+        <w:t>6.4 Answers to Research Questions</w:t>
+      </w:r>
+      <w:r>
+        <w:rPr>
+          <w:noProof/>
+        </w:rPr>
+        <w:tab/>
+      </w:r>
+      <w:r>
+        <w:rPr>
+          <w:noProof/>
+        </w:rPr>
+        <w:fldChar w:fldCharType="begin"/>
+      </w:r>
+      <w:r>
+        <w:rPr>
+          <w:noProof/>
+        </w:rPr>
+        <w:instrText xml:space="preserve"> PAGEREF _Toc243923223 \h </w:instrText>
+      </w:r>
+      <w:r>
+        <w:rPr>
+          <w:noProof/>
+        </w:rPr>
+      </w:r>
+      <w:r>
+        <w:rPr>
+          <w:noProof/>
+        </w:rPr>
+        <w:fldChar w:fldCharType="separate"/>
+      </w:r>
+      <w:r>
+        <w:rPr>
+          <w:noProof/>
+        </w:rPr>
+        <w:t>58</w:t>
+      </w:r>
+      <w:r>
+        <w:rPr>
+          <w:noProof/>
+        </w:rPr>
+        <w:fldChar w:fldCharType="end"/>
+      </w:r>
+    </w:p>
+    <w:p>
+      <w:pPr>
+        <w:pStyle w:val="TOC2"/>
+        <w:tabs>
+          <w:tab w:val="right" w:leader="dot" w:pos="9962"/>
+        </w:tabs>
+        <w:rPr>
+          <w:rFonts w:asciiTheme="minorHAnsi" w:hAnsiTheme="minorHAnsi"/>
+          <w:noProof/>
+          <w:kern w:val="2"/>
+          <w:sz w:val="24"/>
+          <w:szCs w:val="24"/>
+          <w14:ligatures w14:val="standardContextual"/>
+        </w:rPr>
+      </w:pPr>
+      <w:r>
+        <w:rPr>
+          <w:noProof/>
+        </w:rPr>
+        <w:t>6.5 Limitations</w:t>
+      </w:r>
+      <w:r>
+        <w:rPr>
+          <w:noProof/>
+        </w:rPr>
+        <w:tab/>
+      </w:r>
+      <w:r>
+        <w:rPr>
+          <w:noProof/>
+        </w:rPr>
+        <w:fldChar w:fldCharType="begin"/>
+      </w:r>
+      <w:r>
+        <w:rPr>
+          <w:noProof/>
+        </w:rPr>
+        <w:instrText xml:space="preserve"> PAGEREF _Toc243923224 \h </w:instrText>
+      </w:r>
+      <w:r>
+        <w:rPr>
+          <w:noProof/>
+        </w:rPr>
+      </w:r>
+      <w:r>
+        <w:rPr>
+          <w:noProof/>
+        </w:rPr>
+        <w:fldChar w:fldCharType="separate"/>
+      </w:r>
+      <w:r>
+        <w:rPr>
+          <w:noProof/>
+        </w:rPr>
+        <w:t>59</w:t>
+      </w:r>
+      <w:r>
+        <w:rPr>
+          <w:noProof/>
+        </w:rPr>
+        <w:fldChar w:fldCharType="end"/>
+      </w:r>
+    </w:p>
+    <w:p>
+      <w:pPr>
+        <w:pStyle w:val="TOC2"/>
+        <w:tabs>
+          <w:tab w:val="right" w:leader="dot" w:pos="9962"/>
+        </w:tabs>
+        <w:rPr>
+          <w:rFonts w:asciiTheme="minorHAnsi" w:hAnsiTheme="minorHAnsi"/>
+          <w:noProof/>
+          <w:kern w:val="2"/>
+          <w:sz w:val="24"/>
+          <w:szCs w:val="24"/>
+          <w14:ligatures w14:val="standardContextual"/>
+        </w:rPr>
+      </w:pPr>
+      <w:r>
+        <w:rPr>
+          <w:noProof/>
+        </w:rPr>
+        <w:t>6.6 Recommendations</w:t>
+      </w:r>
+      <w:r>
+        <w:rPr>
+          <w:noProof/>
+        </w:rPr>
+        <w:tab/>
+      </w:r>
+      <w:r>
+        <w:rPr>
+          <w:noProof/>
+        </w:rPr>
+        <w:fldChar w:fldCharType="begin"/>
+      </w:r>
+      <w:r>
+        <w:rPr>
+          <w:noProof/>
+        </w:rPr>
+        <w:instrText xml:space="preserve"> PAGEREF _Toc243923225 \h </w:instrText>
+      </w:r>
+      <w:r>
+        <w:rPr>
+          <w:noProof/>
+        </w:rPr>
+      </w:r>
+      <w:r>
+        <w:rPr>
+          <w:noProof/>
+        </w:rPr>
+        <w:fldChar w:fldCharType="separate"/>
+      </w:r>
+      <w:r>
+        <w:rPr>
+          <w:noProof/>
+        </w:rPr>
+        <w:t>59</w:t>
+      </w:r>
+      <w:r>
+        <w:rPr>
+          <w:noProof/>
+        </w:rPr>
+        <w:fldChar w:fldCharType="end"/>
+      </w:r>
+    </w:p>
+    <w:p>
+      <w:pPr>
+        <w:pStyle w:val="TOC2"/>
+        <w:tabs>
+          <w:tab w:val="right" w:leader="dot" w:pos="9962"/>
+        </w:tabs>
+        <w:rPr>
+          <w:rFonts w:asciiTheme="minorHAnsi" w:hAnsiTheme="minorHAnsi"/>
+          <w:noProof/>
+          <w:kern w:val="2"/>
+          <w:sz w:val="24"/>
+          <w:szCs w:val="24"/>
+          <w14:ligatures w14:val="standardContextual"/>
+        </w:rPr>
+      </w:pPr>
+      <w:r>
+        <w:rPr>
+          <w:noProof/>
+        </w:rPr>
+        <w:t>6.7 Future Work</w:t>
+      </w:r>
+      <w:r>
+        <w:rPr>
+          <w:noProof/>
+        </w:rPr>
+        <w:tab/>
+      </w:r>
+      <w:r>
+        <w:rPr>
+          <w:noProof/>
+        </w:rPr>
+        <w:fldChar w:fldCharType="begin"/>
+      </w:r>
+      <w:r>
+        <w:rPr>
+          <w:noProof/>
+        </w:rPr>
+        <w:instrText xml:space="preserve"> PAGEREF _Toc243923226 \h </w:instrText>
+      </w:r>
+      <w:r>
+        <w:rPr>
+          <w:noProof/>
+        </w:rPr>
+      </w:r>
+      <w:r>
+        <w:rPr>
+          <w:noProof/>
+        </w:rPr>
+        <w:fldChar w:fldCharType="separate"/>
+      </w:r>
+      <w:r>
+        <w:rPr>
+          <w:noProof/>
+        </w:rPr>
+        <w:t>59</w:t>
+      </w:r>
+      <w:r>
+        <w:rPr>
+          <w:noProof/>
+        </w:rPr>
+        <w:fldChar w:fldCharType="end"/>
+      </w:r>
+    </w:p>
+    <w:p>
+      <w:pPr>
+        <w:pStyle w:val="TOC2"/>
+        <w:tabs>
+          <w:tab w:val="right" w:leader="dot" w:pos="9962"/>
+        </w:tabs>
+        <w:rPr>
+          <w:rFonts w:asciiTheme="minorHAnsi" w:hAnsiTheme="minorHAnsi"/>
+          <w:noProof/>
+          <w:kern w:val="2"/>
+          <w:sz w:val="24"/>
+          <w:szCs w:val="24"/>
+          <w14:ligatures w14:val="standardContextual"/>
+        </w:rPr>
+      </w:pPr>
+      <w:r>
+        <w:rPr>
+          <w:noProof/>
+        </w:rPr>
+        <w:t>6.8 Final Conclusion</w:t>
+      </w:r>
+      <w:r>
+        <w:rPr>
+          <w:noProof/>
+        </w:rPr>
+        <w:tab/>
+      </w:r>
+      <w:r>
+        <w:rPr>
+          <w:noProof/>
+        </w:rPr>
+        <w:fldChar w:fldCharType="begin"/>
+      </w:r>
+      <w:r>
+        <w:rPr>
+          <w:noProof/>
+        </w:rPr>
+        <w:instrText xml:space="preserve"> PAGEREF _Toc243923227 \h </w:instrText>
+      </w:r>
+      <w:r>
+        <w:rPr>
+          <w:noProof/>
+        </w:rPr>
+      </w:r>
+      <w:r>
+        <w:rPr>
+          <w:noProof/>
+        </w:rPr>
+        <w:fldChar w:fldCharType="separate"/>
+      </w:r>
+      <w:r>
+        <w:rPr>
+          <w:noProof/>
+        </w:rPr>
+        <w:t>59</w:t>
       </w:r>
       <w:r>
         <w:rPr>
@@ -4476,7 +4980,7 @@
         <w:rPr>
           <w:noProof/>
         </w:rPr>
-        <w:t>CHAPTER 6 - CONCLUSION &amp; RECOMMENDATIONS (OUTLINE)</w:t>
+        <w:t>References</w:t>
       </w:r>
       <w:r>
         <w:rPr>
@@ -4494,7 +4998,7 @@
         <w:rPr>
           <w:noProof/>
         </w:rPr>
-        <w:instrText xml:space="preserve"> PAGEREF _Toc243916680 \h </w:instrText>
+        <w:instrText xml:space="preserve"> PAGEREF _Toc243923228 \h </w:instrText>
       </w:r>
       <w:r>
         <w:rPr>
@@ -4511,7 +5015,70 @@
         <w:rPr>
           <w:noProof/>
         </w:rPr>
-        <w:t>59</w:t>
+        <w:t>60</w:t>
+      </w:r>
+      <w:r>
+        <w:rPr>
+          <w:noProof/>
+        </w:rPr>
+        <w:fldChar w:fldCharType="end"/>
+      </w:r>
+    </w:p>
+    <w:p>
+      <w:pPr>
+        <w:pStyle w:val="TOC1"/>
+        <w:tabs>
+          <w:tab w:val="right" w:leader="dot" w:pos="9962"/>
+        </w:tabs>
+        <w:rPr>
+          <w:rFonts w:asciiTheme="minorHAnsi" w:hAnsiTheme="minorHAnsi"/>
+          <w:noProof/>
+          <w:kern w:val="2"/>
+          <w:sz w:val="24"/>
+          <w:szCs w:val="24"/>
+          <w14:ligatures w14:val="standardContextual"/>
+        </w:rPr>
+      </w:pPr>
+      <w:r>
+        <w:rPr>
+          <w:noProof/>
+        </w:rPr>
+        <w:t>Appendices</w:t>
+      </w:r>
+      <w:r>
+        <w:rPr>
+          <w:noProof/>
+        </w:rPr>
+        <w:tab/>
+      </w:r>
+      <w:r>
+        <w:rPr>
+          <w:noProof/>
+        </w:rPr>
+        <w:fldChar w:fldCharType="begin"/>
+      </w:r>
+      <w:r>
+        <w:rPr>
+          <w:noProof/>
+        </w:rPr>
+        <w:instrText xml:space="preserve"> PAGEREF _Toc243923229 \h </w:instrText>
+      </w:r>
+      <w:r>
+        <w:rPr>
+          <w:noProof/>
+        </w:rPr>
+      </w:r>
+      <w:r>
+        <w:rPr>
+          <w:noProof/>
+        </w:rPr>
+        <w:fldChar w:fldCharType="separate"/>
+      </w:r>
+      <w:r>
+        <w:rPr>
+          <w:noProof/>
+        </w:rPr>
+        <w:t>62</w:t>
       </w:r>
       <w:r>
         <w:rPr>
@@ -4539,7 +5106,7 @@
         <w:rPr>
           <w:noProof/>
         </w:rPr>
-        <w:t>6.1 Introduction</w:t>
+        <w:t>Appendix A: Source Code and How to Run TrackWIL</w:t>
       </w:r>
       <w:r>
         <w:rPr>
@@ -4557,7 +5124,7 @@
         <w:rPr>
           <w:noProof/>
         </w:rPr>
-        <w:instrText xml:space="preserve"> PAGEREF _Toc243916681 \h </w:instrText>
+        <w:instrText xml:space="preserve"> PAGEREF _Toc243923230 \h </w:instrText>
       </w:r>
       <w:r>
         <w:rPr>
@@ -4574,7 +5141,7 @@
         <w:rPr>
           <w:noProof/>
         </w:rPr>
-        <w:t>59</w:t>
+        <w:t>62</w:t>
       </w:r>
       <w:r>
         <w:rPr>
@@ -4602,7 +5169,7 @@
         <w:rPr>
           <w:noProof/>
         </w:rPr>
-        <w:t>6.2 Summary of Findings</w:t>
+        <w:t>Appendix B: Supporting Documents</w:t>
       </w:r>
       <w:r>
         <w:rPr>
@@ -4620,7 +5187,7 @@
         <w:rPr>
           <w:noProof/>
         </w:rPr>
-        <w:instrText xml:space="preserve"> PAGEREF _Toc243916682 \h </w:instrText>
+        <w:instrText xml:space="preserve"> PAGEREF _Toc243923231 \h </w:instrText>
       </w:r>
       <w:r>
         <w:rPr>
@@ -4637,7 +5204,7 @@
         <w:rPr>
           <w:noProof/>
         </w:rPr>
-        <w:t>59</w:t>
+        <w:t>62</w:t>
       </w:r>
       <w:r>
         <w:rPr>
@@ -4665,7 +5232,7 @@
         <w:rPr>
           <w:noProof/>
         </w:rPr>
-        <w:t>6.3 Achievement of Objectives</w:t>
+        <w:t>Appendix C: Mobile Test Evidence</w:t>
       </w:r>
       <w:r>
         <w:rPr>
@@ -4683,7 +5250,7 @@
         <w:rPr>
           <w:noProof/>
         </w:rPr>
-        <w:instrText xml:space="preserve"> PAGEREF _Toc243916683 \h </w:instrText>
+        <w:instrText xml:space="preserve"> PAGEREF _Toc243923232 \h </w:instrText>
       </w:r>
       <w:r>
         <w:rPr>
@@ -4700,7 +5267,7 @@
         <w:rPr>
           <w:noProof/>
         </w:rPr>
-        <w:t>59</w:t>
+        <w:t>63</w:t>
       </w:r>
       <w:r>
         <w:rPr>
@@ -4711,7 +5278,32 @@
     </w:p>
     <w:p>
       <w:pPr>
-        <w:pStyle w:val="TOC2"/>
+        <w:keepNext/>
+        <w:keepLines/>
+        <w:pageBreakBefore/>
+        <w:spacing w:after="240"/>
+        <w:rPr>
+          <w:b/>
+          <w:color w:val="003366"/>
+          <w:sz w:val="36"/>
+        </w:rPr>
+      </w:pPr>
+      <w:r>
+        <w:lastRenderedPageBreak/>
+        <w:fldChar w:fldCharType="end"/>
+      </w:r>
+      <w:r>
+        <w:rPr>
+          <w:b/>
+          <w:color w:val="003366"/>
+          <w:sz w:val="36"/>
+        </w:rPr>
+        <w:t>List of Figures</w:t>
+      </w:r>
+    </w:p>
+    <w:p>
+      <w:pPr>
+        <w:pStyle w:val="TableofFigures"/>
         <w:tabs>
           <w:tab w:val="right" w:leader="dot" w:pos="9962"/>
         </w:tabs>
@@ -4725,10 +5317,19 @@
         </w:rPr>
       </w:pPr>
       <w:r>
-        <w:rPr>
-          <w:noProof/>
-        </w:rPr>
-        <w:t>6.4 Answers to Research Questions</w:t>
+        <w:fldChar w:fldCharType="begin"/>
+      </w:r>
+      <w:r>
+        <w:instrText xml:space="preserve"> TOC \c "Figure" </w:instrText>
+      </w:r>
+      <w:r>
+        <w:fldChar w:fldCharType="separate"/>
+      </w:r>
+      <w:r>
+        <w:rPr>
+          <w:noProof/>
+        </w:rPr>
+        <w:t>Figure 1: TrackWIL system architecture</w:t>
       </w:r>
       <w:r>
         <w:rPr>
@@ -4746,7 +5347,7 @@
         <w:rPr>
           <w:noProof/>
         </w:rPr>
-        <w:instrText xml:space="preserve"> PAGEREF _Toc243916684 \h </w:instrText>
+        <w:instrText xml:space="preserve"> PAGEREF _Toc243923233 \h </w:instrText>
       </w:r>
       <w:r>
         <w:rPr>
@@ -4763,7 +5364,7 @@
         <w:rPr>
           <w:noProof/>
         </w:rPr>
-        <w:t>59</w:t>
+        <w:t>30</w:t>
       </w:r>
       <w:r>
         <w:rPr>
@@ -4774,7 +5375,7 @@
     </w:p>
     <w:p>
       <w:pPr>
-        <w:pStyle w:val="TOC2"/>
+        <w:pStyle w:val="TableofFigures"/>
         <w:tabs>
           <w:tab w:val="right" w:leader="dot" w:pos="9962"/>
         </w:tabs>
@@ -4791,7 +5392,7 @@
         <w:rPr>
           <w:noProof/>
         </w:rPr>
-        <w:t>6.5 Limitations</w:t>
+        <w:t>Figure 2: Use case diagram</w:t>
       </w:r>
       <w:r>
         <w:rPr>
@@ -4809,7 +5410,7 @@
         <w:rPr>
           <w:noProof/>
         </w:rPr>
-        <w:instrText xml:space="preserve"> PAGEREF _Toc243916685 \h </w:instrText>
+        <w:instrText xml:space="preserve"> PAGEREF _Toc243923234 \h </w:instrText>
       </w:r>
       <w:r>
         <w:rPr>
@@ -4826,7 +5427,7 @@
         <w:rPr>
           <w:noProof/>
         </w:rPr>
-        <w:t>60</w:t>
+        <w:t>33</w:t>
       </w:r>
       <w:r>
         <w:rPr>
@@ -4837,7 +5438,7 @@
     </w:p>
     <w:p>
       <w:pPr>
-        <w:pStyle w:val="TOC2"/>
+        <w:pStyle w:val="TableofFigures"/>
         <w:tabs>
           <w:tab w:val="right" w:leader="dot" w:pos="9962"/>
         </w:tabs>
@@ -4854,7 +5455,7 @@
         <w:rPr>
           <w:noProof/>
         </w:rPr>
-        <w:t>6.6 Recommendations</w:t>
+        <w:t>Figure 3: Class diagram of the main types and modules</w:t>
       </w:r>
       <w:r>
         <w:rPr>
@@ -4872,7 +5473,7 @@
         <w:rPr>
           <w:noProof/>
         </w:rPr>
-        <w:instrText xml:space="preserve"> PAGEREF _Toc243916686 \h </w:instrText>
+        <w:instrText xml:space="preserve"> PAGEREF _Toc243923235 \h </w:instrText>
       </w:r>
       <w:r>
         <w:rPr>
@@ -4889,7 +5490,7 @@
         <w:rPr>
           <w:noProof/>
         </w:rPr>
-        <w:t>60</w:t>
+        <w:t>34</w:t>
       </w:r>
       <w:r>
         <w:rPr>
@@ -4900,7 +5501,7 @@
     </w:p>
     <w:p>
       <w:pPr>
-        <w:pStyle w:val="TOC2"/>
+        <w:pStyle w:val="TableofFigures"/>
         <w:tabs>
           <w:tab w:val="right" w:leader="dot" w:pos="9962"/>
         </w:tabs>
@@ -4917,7 +5518,7 @@
         <w:rPr>
           <w:noProof/>
         </w:rPr>
-        <w:t>6.7 Future Work</w:t>
+        <w:t>Figure 4: Activity diagram of the logbook and verification workflow</w:t>
       </w:r>
       <w:r>
         <w:rPr>
@@ -4935,7 +5536,7 @@
         <w:rPr>
           <w:noProof/>
         </w:rPr>
-        <w:instrText xml:space="preserve"> PAGEREF _Toc243916687 \h </w:instrText>
+        <w:instrText xml:space="preserve"> PAGEREF _Toc243923236 \h </w:instrText>
       </w:r>
       <w:r>
         <w:rPr>
@@ -4952,7 +5553,7 @@
         <w:rPr>
           <w:noProof/>
         </w:rPr>
-        <w:t>60</w:t>
+        <w:t>35</w:t>
       </w:r>
       <w:r>
         <w:rPr>
@@ -4963,7 +5564,7 @@
     </w:p>
     <w:p>
       <w:pPr>
-        <w:pStyle w:val="TOC2"/>
+        <w:pStyle w:val="TableofFigures"/>
         <w:tabs>
           <w:tab w:val="right" w:leader="dot" w:pos="9962"/>
         </w:tabs>
@@ -4980,7 +5581,7 @@
         <w:rPr>
           <w:noProof/>
         </w:rPr>
-        <w:t>6.8 Final Conclusion</w:t>
+        <w:t>Figure 5: Sequence diagram of mentor verification</w:t>
       </w:r>
       <w:r>
         <w:rPr>
@@ -4998,7 +5599,7 @@
         <w:rPr>
           <w:noProof/>
         </w:rPr>
-        <w:instrText xml:space="preserve"> PAGEREF _Toc243916688 \h </w:instrText>
+        <w:instrText xml:space="preserve"> PAGEREF _Toc243923237 \h </w:instrText>
       </w:r>
       <w:r>
         <w:rPr>
@@ -5015,7 +5616,7 @@
         <w:rPr>
           <w:noProof/>
         </w:rPr>
-        <w:t>60</w:t>
+        <w:t>36</w:t>
       </w:r>
       <w:r>
         <w:rPr>
@@ -5026,7 +5627,7 @@
     </w:p>
     <w:p>
       <w:pPr>
-        <w:pStyle w:val="TOC1"/>
+        <w:pStyle w:val="TableofFigures"/>
         <w:tabs>
           <w:tab w:val="right" w:leader="dot" w:pos="9962"/>
         </w:tabs>
@@ -5043,7 +5644,7 @@
         <w:rPr>
           <w:noProof/>
         </w:rPr>
-        <w:t>References</w:t>
+        <w:t>Figure 6: Entity-relationship diagram (SQLite)</w:t>
       </w:r>
       <w:r>
         <w:rPr>
@@ -5061,7 +5662,7 @@
         <w:rPr>
           <w:noProof/>
         </w:rPr>
-        <w:instrText xml:space="preserve"> PAGEREF _Toc243916689 \h </w:instrText>
+        <w:instrText xml:space="preserve"> PAGEREF _Toc243923238 \h </w:instrText>
       </w:r>
       <w:r>
         <w:rPr>
@@ -5078,7 +5679,7 @@
         <w:rPr>
           <w:noProof/>
         </w:rPr>
-        <w:t>61</w:t>
+        <w:t>37</w:t>
       </w:r>
       <w:r>
         <w:rPr>
@@ -5089,7 +5690,7 @@
     </w:p>
     <w:p>
       <w:pPr>
-        <w:pStyle w:val="TOC1"/>
+        <w:pStyle w:val="TableofFigures"/>
         <w:tabs>
           <w:tab w:val="right" w:leader="dot" w:pos="9962"/>
         </w:tabs>
@@ -5106,7 +5707,7 @@
         <w:rPr>
           <w:noProof/>
         </w:rPr>
-        <w:t>Appendices</w:t>
+        <w:t>Figure 7: Sign-in page with an error for a wrong password</w:t>
       </w:r>
       <w:r>
         <w:rPr>
@@ -5124,7 +5725,7 @@
         <w:rPr>
           <w:noProof/>
         </w:rPr>
-        <w:instrText xml:space="preserve"> PAGEREF _Toc243916690 \h </w:instrText>
+        <w:instrText xml:space="preserve"> PAGEREF _Toc243923239 \h </w:instrText>
       </w:r>
       <w:r>
         <w:rPr>
@@ -5141,7 +5742,7 @@
         <w:rPr>
           <w:noProof/>
         </w:rPr>
-        <w:t>63</w:t>
+        <w:t>39</w:t>
       </w:r>
       <w:r>
         <w:rPr>
@@ -5152,7 +5753,7 @@
     </w:p>
     <w:p>
       <w:pPr>
-        <w:pStyle w:val="TOC2"/>
+        <w:pStyle w:val="TableofFigures"/>
         <w:tabs>
           <w:tab w:val="right" w:leader="dot" w:pos="9962"/>
         </w:tabs>
@@ -5169,8 +5770,7 @@
         <w:rPr>
           <w:noProof/>
         </w:rPr>
-        <w:lastRenderedPageBreak/>
-        <w:t>Appendix A: Source Code and How to Run TrackWIL</w:t>
+        <w:t>Figure 8: Student's WIL placements with hours and document progress (WIL 1 completed)</w:t>
       </w:r>
       <w:r>
         <w:rPr>
@@ -5188,7 +5788,7 @@
         <w:rPr>
           <w:noProof/>
         </w:rPr>
-        <w:instrText xml:space="preserve"> PAGEREF _Toc243916691 \h </w:instrText>
+        <w:instrText xml:space="preserve"> PAGEREF _Toc243923240 \h </w:instrText>
       </w:r>
       <w:r>
         <w:rPr>
@@ -5205,7 +5805,7 @@
         <w:rPr>
           <w:noProof/>
         </w:rPr>
-        <w:t>63</w:t>
+        <w:t>40</w:t>
       </w:r>
       <w:r>
         <w:rPr>
@@ -5216,7 +5816,7 @@
     </w:p>
     <w:p>
       <w:pPr>
-        <w:pStyle w:val="TOC2"/>
+        <w:pStyle w:val="TableofFigures"/>
         <w:tabs>
           <w:tab w:val="right" w:leader="dot" w:pos="9962"/>
         </w:tabs>
@@ -5233,7 +5833,7 @@
         <w:rPr>
           <w:noProof/>
         </w:rPr>
-        <w:t>Appendix B: Supporting Documents</w:t>
+        <w:t>Figure 9: Placement logbook with verified hours, WIL documents and entry statuses</w:t>
       </w:r>
       <w:r>
         <w:rPr>
@@ -5251,7 +5851,7 @@
         <w:rPr>
           <w:noProof/>
         </w:rPr>
-        <w:instrText xml:space="preserve"> PAGEREF _Toc243916692 \h </w:instrText>
+        <w:instrText xml:space="preserve"> PAGEREF _Toc243923241 \h </w:instrText>
       </w:r>
       <w:r>
         <w:rPr>
@@ -5268,7 +5868,7 @@
         <w:rPr>
           <w:noProof/>
         </w:rPr>
-        <w:t>63</w:t>
+        <w:t>40</w:t>
       </w:r>
       <w:r>
         <w:rPr>
@@ -5279,7 +5879,7 @@
     </w:p>
     <w:p>
       <w:pPr>
-        <w:pStyle w:val="TOC2"/>
+        <w:pStyle w:val="TableofFigures"/>
         <w:tabs>
           <w:tab w:val="right" w:leader="dot" w:pos="9962"/>
         </w:tabs>
@@ -5296,7 +5896,7 @@
         <w:rPr>
           <w:noProof/>
         </w:rPr>
-        <w:t>Appendix C: Mobile Test Evidence</w:t>
+        <w:t>Figure 10: New logbook entry form</w:t>
       </w:r>
       <w:r>
         <w:rPr>
@@ -5314,7 +5914,7 @@
         <w:rPr>
           <w:noProof/>
         </w:rPr>
-        <w:instrText xml:space="preserve"> PAGEREF _Toc243916693 \h </w:instrText>
+        <w:instrText xml:space="preserve"> PAGEREF _Toc243923242 \h </w:instrText>
       </w:r>
       <w:r>
         <w:rPr>
@@ -5331,12 +5931,647 @@
         <w:rPr>
           <w:noProof/>
         </w:rPr>
+        <w:t>41</w:t>
+      </w:r>
+      <w:r>
+        <w:rPr>
+          <w:noProof/>
+        </w:rPr>
+        <w:fldChar w:fldCharType="end"/>
+      </w:r>
+    </w:p>
+    <w:p>
+      <w:pPr>
+        <w:pStyle w:val="TableofFigures"/>
+        <w:tabs>
+          <w:tab w:val="right" w:leader="dot" w:pos="9962"/>
+        </w:tabs>
+        <w:rPr>
+          <w:rFonts w:asciiTheme="minorHAnsi" w:hAnsiTheme="minorHAnsi"/>
+          <w:noProof/>
+          <w:kern w:val="2"/>
+          <w:sz w:val="24"/>
+          <w:szCs w:val="24"/>
+          <w14:ligatures w14:val="standardContextual"/>
+        </w:rPr>
+      </w:pPr>
+      <w:r>
+        <w:rPr>
+          <w:noProof/>
+        </w:rPr>
+        <w:t>Figure 11: Entry details with the mentor verification link</w:t>
+      </w:r>
+      <w:r>
+        <w:rPr>
+          <w:noProof/>
+        </w:rPr>
+        <w:tab/>
+      </w:r>
+      <w:r>
+        <w:rPr>
+          <w:noProof/>
+        </w:rPr>
+        <w:fldChar w:fldCharType="begin"/>
+      </w:r>
+      <w:r>
+        <w:rPr>
+          <w:noProof/>
+        </w:rPr>
+        <w:instrText xml:space="preserve"> PAGEREF _Toc243923243 \h </w:instrText>
+      </w:r>
+      <w:r>
+        <w:rPr>
+          <w:noProof/>
+        </w:rPr>
+      </w:r>
+      <w:r>
+        <w:rPr>
+          <w:noProof/>
+        </w:rPr>
+        <w:fldChar w:fldCharType="separate"/>
+      </w:r>
+      <w:r>
+        <w:rPr>
+          <w:noProof/>
+        </w:rPr>
+        <w:t>41</w:t>
+      </w:r>
+      <w:r>
+        <w:rPr>
+          <w:noProof/>
+        </w:rPr>
+        <w:fldChar w:fldCharType="end"/>
+      </w:r>
+    </w:p>
+    <w:p>
+      <w:pPr>
+        <w:pStyle w:val="TableofFigures"/>
+        <w:tabs>
+          <w:tab w:val="right" w:leader="dot" w:pos="9962"/>
+        </w:tabs>
+        <w:rPr>
+          <w:rFonts w:asciiTheme="minorHAnsi" w:hAnsiTheme="minorHAnsi"/>
+          <w:noProof/>
+          <w:kern w:val="2"/>
+          <w:sz w:val="24"/>
+          <w:szCs w:val="24"/>
+          <w14:ligatures w14:val="standardContextual"/>
+        </w:rPr>
+      </w:pPr>
+      <w:r>
+        <w:rPr>
+          <w:noProof/>
+        </w:rPr>
+        <w:t>Figure 12: Mentor verification page (no sign-in required)</w:t>
+      </w:r>
+      <w:r>
+        <w:rPr>
+          <w:noProof/>
+        </w:rPr>
+        <w:tab/>
+      </w:r>
+      <w:r>
+        <w:rPr>
+          <w:noProof/>
+        </w:rPr>
+        <w:fldChar w:fldCharType="begin"/>
+      </w:r>
+      <w:r>
+        <w:rPr>
+          <w:noProof/>
+        </w:rPr>
+        <w:instrText xml:space="preserve"> PAGEREF _Toc243923244 \h </w:instrText>
+      </w:r>
+      <w:r>
+        <w:rPr>
+          <w:noProof/>
+        </w:rPr>
+      </w:r>
+      <w:r>
+        <w:rPr>
+          <w:noProof/>
+        </w:rPr>
+        <w:fldChar w:fldCharType="separate"/>
+      </w:r>
+      <w:r>
+        <w:rPr>
+          <w:noProof/>
+        </w:rPr>
+        <w:t>42</w:t>
+      </w:r>
+      <w:r>
+        <w:rPr>
+          <w:noProof/>
+        </w:rPr>
+        <w:fldChar w:fldCharType="end"/>
+      </w:r>
+    </w:p>
+    <w:p>
+      <w:pPr>
+        <w:pStyle w:val="TableofFigures"/>
+        <w:tabs>
+          <w:tab w:val="right" w:leader="dot" w:pos="9962"/>
+        </w:tabs>
+        <w:rPr>
+          <w:rFonts w:asciiTheme="minorHAnsi" w:hAnsiTheme="minorHAnsi"/>
+          <w:noProof/>
+          <w:kern w:val="2"/>
+          <w:sz w:val="24"/>
+          <w:szCs w:val="24"/>
+          <w14:ligatures w14:val="standardContextual"/>
+        </w:rPr>
+      </w:pPr>
+      <w:r>
+        <w:rPr>
+          <w:noProof/>
+        </w:rPr>
+        <w:t>Figure 13: Coordinator dashboard with each student's status, hours and missing documents</w:t>
+      </w:r>
+      <w:r>
+        <w:rPr>
+          <w:noProof/>
+        </w:rPr>
+        <w:tab/>
+      </w:r>
+      <w:r>
+        <w:rPr>
+          <w:noProof/>
+        </w:rPr>
+        <w:fldChar w:fldCharType="begin"/>
+      </w:r>
+      <w:r>
+        <w:rPr>
+          <w:noProof/>
+        </w:rPr>
+        <w:instrText xml:space="preserve"> PAGEREF _Toc243923245 \h </w:instrText>
+      </w:r>
+      <w:r>
+        <w:rPr>
+          <w:noProof/>
+        </w:rPr>
+      </w:r>
+      <w:r>
+        <w:rPr>
+          <w:noProof/>
+        </w:rPr>
+        <w:fldChar w:fldCharType="separate"/>
+      </w:r>
+      <w:r>
+        <w:rPr>
+          <w:noProof/>
+        </w:rPr>
+        <w:t>43</w:t>
+      </w:r>
+      <w:r>
+        <w:rPr>
+          <w:noProof/>
+        </w:rPr>
+        <w:fldChar w:fldCharType="end"/>
+      </w:r>
+    </w:p>
+    <w:p>
+      <w:pPr>
+        <w:pStyle w:val="TableofFigures"/>
+        <w:tabs>
+          <w:tab w:val="right" w:leader="dot" w:pos="9962"/>
+        </w:tabs>
+        <w:rPr>
+          <w:rFonts w:asciiTheme="minorHAnsi" w:hAnsiTheme="minorHAnsi"/>
+          <w:noProof/>
+          <w:kern w:val="2"/>
+          <w:sz w:val="24"/>
+          <w:szCs w:val="24"/>
+          <w14:ligatures w14:val="standardContextual"/>
+        </w:rPr>
+      </w:pPr>
+      <w:r>
+        <w:rPr>
+          <w:noProof/>
+        </w:rPr>
+        <w:t>Figure 14: Student profile for coordinators and lecturers: placement hours, documents (view only) and logbook</w:t>
+      </w:r>
+      <w:r>
+        <w:rPr>
+          <w:noProof/>
+        </w:rPr>
+        <w:tab/>
+      </w:r>
+      <w:r>
+        <w:rPr>
+          <w:noProof/>
+        </w:rPr>
+        <w:fldChar w:fldCharType="begin"/>
+      </w:r>
+      <w:r>
+        <w:rPr>
+          <w:noProof/>
+        </w:rPr>
+        <w:instrText xml:space="preserve"> PAGEREF _Toc243923246 \h </w:instrText>
+      </w:r>
+      <w:r>
+        <w:rPr>
+          <w:noProof/>
+        </w:rPr>
+      </w:r>
+      <w:r>
+        <w:rPr>
+          <w:noProof/>
+        </w:rPr>
+        <w:fldChar w:fldCharType="separate"/>
+      </w:r>
+      <w:r>
+        <w:rPr>
+          <w:noProof/>
+        </w:rPr>
+        <w:t>44</w:t>
+      </w:r>
+      <w:r>
+        <w:rPr>
+          <w:noProof/>
+        </w:rPr>
+        <w:fldChar w:fldCharType="end"/>
+      </w:r>
+    </w:p>
+    <w:p>
+      <w:pPr>
+        <w:pStyle w:val="TableofFigures"/>
+        <w:tabs>
+          <w:tab w:val="right" w:leader="dot" w:pos="9962"/>
+        </w:tabs>
+        <w:rPr>
+          <w:rFonts w:asciiTheme="minorHAnsi" w:hAnsiTheme="minorHAnsi"/>
+          <w:noProof/>
+          <w:kern w:val="2"/>
+          <w:sz w:val="24"/>
+          <w:szCs w:val="24"/>
+          <w14:ligatures w14:val="standardContextual"/>
+        </w:rPr>
+      </w:pPr>
+      <w:r>
+        <w:rPr>
+          <w:noProof/>
+        </w:rPr>
+        <w:t>Figure 15: A completed placement: the student is asked to add the next WIL placement</w:t>
+      </w:r>
+      <w:r>
+        <w:rPr>
+          <w:noProof/>
+        </w:rPr>
+        <w:tab/>
+      </w:r>
+      <w:r>
+        <w:rPr>
+          <w:noProof/>
+        </w:rPr>
+        <w:fldChar w:fldCharType="begin"/>
+      </w:r>
+      <w:r>
+        <w:rPr>
+          <w:noProof/>
+        </w:rPr>
+        <w:instrText xml:space="preserve"> PAGEREF _Toc243923247 \h </w:instrText>
+      </w:r>
+      <w:r>
+        <w:rPr>
+          <w:noProof/>
+        </w:rPr>
+      </w:r>
+      <w:r>
+        <w:rPr>
+          <w:noProof/>
+        </w:rPr>
+        <w:fldChar w:fldCharType="separate"/>
+      </w:r>
+      <w:r>
+        <w:rPr>
+          <w:noProof/>
+        </w:rPr>
+        <w:t>44</w:t>
+      </w:r>
+      <w:r>
+        <w:rPr>
+          <w:noProof/>
+        </w:rPr>
+        <w:fldChar w:fldCharType="end"/>
+      </w:r>
+    </w:p>
+    <w:p>
+      <w:pPr>
+        <w:pStyle w:val="TableofFigures"/>
+        <w:tabs>
+          <w:tab w:val="right" w:leader="dot" w:pos="9962"/>
+        </w:tabs>
+        <w:rPr>
+          <w:rFonts w:asciiTheme="minorHAnsi" w:hAnsiTheme="minorHAnsi"/>
+          <w:noProof/>
+          <w:kern w:val="2"/>
+          <w:sz w:val="24"/>
+          <w:szCs w:val="24"/>
+          <w14:ligatures w14:val="standardContextual"/>
+        </w:rPr>
+      </w:pPr>
+      <w:r>
+        <w:rPr>
+          <w:noProof/>
+        </w:rPr>
+        <w:t>Figure 16: Collaborators on the GitHub repository</w:t>
+      </w:r>
+      <w:r>
+        <w:rPr>
+          <w:noProof/>
+        </w:rPr>
+        <w:tab/>
+      </w:r>
+      <w:r>
+        <w:rPr>
+          <w:noProof/>
+        </w:rPr>
+        <w:fldChar w:fldCharType="begin"/>
+      </w:r>
+      <w:r>
+        <w:rPr>
+          <w:noProof/>
+        </w:rPr>
+        <w:instrText xml:space="preserve"> PAGEREF _Toc243923248 \h </w:instrText>
+      </w:r>
+      <w:r>
+        <w:rPr>
+          <w:noProof/>
+        </w:rPr>
+      </w:r>
+      <w:r>
+        <w:rPr>
+          <w:noProof/>
+        </w:rPr>
+        <w:fldChar w:fldCharType="separate"/>
+      </w:r>
+      <w:r>
+        <w:rPr>
+          <w:noProof/>
+        </w:rPr>
+        <w:t>50</w:t>
+      </w:r>
+      <w:r>
+        <w:rPr>
+          <w:noProof/>
+        </w:rPr>
+        <w:fldChar w:fldCharType="end"/>
+      </w:r>
+    </w:p>
+    <w:p>
+      <w:pPr>
+        <w:pStyle w:val="TableofFigures"/>
+        <w:tabs>
+          <w:tab w:val="right" w:leader="dot" w:pos="9962"/>
+        </w:tabs>
+        <w:rPr>
+          <w:rFonts w:asciiTheme="minorHAnsi" w:hAnsiTheme="minorHAnsi"/>
+          <w:noProof/>
+          <w:kern w:val="2"/>
+          <w:sz w:val="24"/>
+          <w:szCs w:val="24"/>
+          <w14:ligatures w14:val="standardContextual"/>
+        </w:rPr>
+      </w:pPr>
+      <w:r>
+        <w:rPr>
+          <w:noProof/>
+        </w:rPr>
+        <w:t>Figure 17: Manual test TC-011: an invalid sign-in is refused with a clear message (Sihle Kayise, 22 October 2026)</w:t>
+      </w:r>
+      <w:r>
+        <w:rPr>
+          <w:noProof/>
+        </w:rPr>
+        <w:tab/>
+      </w:r>
+      <w:r>
+        <w:rPr>
+          <w:noProof/>
+        </w:rPr>
+        <w:fldChar w:fldCharType="begin"/>
+      </w:r>
+      <w:r>
+        <w:rPr>
+          <w:noProof/>
+        </w:rPr>
+        <w:instrText xml:space="preserve"> PAGEREF _Toc243923249 \h </w:instrText>
+      </w:r>
+      <w:r>
+        <w:rPr>
+          <w:noProof/>
+        </w:rPr>
+      </w:r>
+      <w:r>
+        <w:rPr>
+          <w:noProof/>
+        </w:rPr>
+        <w:fldChar w:fldCharType="separate"/>
+      </w:r>
+      <w:r>
+        <w:rPr>
+          <w:noProof/>
+        </w:rPr>
+        <w:t>53</w:t>
+      </w:r>
+      <w:r>
+        <w:rPr>
+          <w:noProof/>
+        </w:rPr>
+        <w:fldChar w:fldCharType="end"/>
+      </w:r>
+    </w:p>
+    <w:p>
+      <w:pPr>
+        <w:pStyle w:val="TableofFigures"/>
+        <w:tabs>
+          <w:tab w:val="right" w:leader="dot" w:pos="9962"/>
+        </w:tabs>
+        <w:rPr>
+          <w:rFonts w:asciiTheme="minorHAnsi" w:hAnsiTheme="minorHAnsi"/>
+          <w:noProof/>
+          <w:kern w:val="2"/>
+          <w:sz w:val="24"/>
+          <w:szCs w:val="24"/>
+          <w14:ligatures w14:val="standardContextual"/>
+        </w:rPr>
+      </w:pPr>
+      <w:r>
+        <w:rPr>
+          <w:noProof/>
+        </w:rPr>
+        <w:t>Figure 18: Manual test TC-009: coordinator dashboard during manual testing (Sihle Kayise, 22 October 2026)</w:t>
+      </w:r>
+      <w:r>
+        <w:rPr>
+          <w:noProof/>
+        </w:rPr>
+        <w:tab/>
+      </w:r>
+      <w:r>
+        <w:rPr>
+          <w:noProof/>
+        </w:rPr>
+        <w:fldChar w:fldCharType="begin"/>
+      </w:r>
+      <w:r>
+        <w:rPr>
+          <w:noProof/>
+        </w:rPr>
+        <w:instrText xml:space="preserve"> PAGEREF _Toc243923250 \h </w:instrText>
+      </w:r>
+      <w:r>
+        <w:rPr>
+          <w:noProof/>
+        </w:rPr>
+      </w:r>
+      <w:r>
+        <w:rPr>
+          <w:noProof/>
+        </w:rPr>
+        <w:fldChar w:fldCharType="separate"/>
+      </w:r>
+      <w:r>
+        <w:rPr>
+          <w:noProof/>
+        </w:rPr>
+        <w:t>54</w:t>
+      </w:r>
+      <w:r>
+        <w:rPr>
+          <w:noProof/>
+        </w:rPr>
+        <w:fldChar w:fldCharType="end"/>
+      </w:r>
+    </w:p>
+    <w:p>
+      <w:pPr>
+        <w:pStyle w:val="TableofFigures"/>
+        <w:tabs>
+          <w:tab w:val="right" w:leader="dot" w:pos="9962"/>
+        </w:tabs>
+        <w:rPr>
+          <w:rFonts w:asciiTheme="minorHAnsi" w:hAnsiTheme="minorHAnsi"/>
+          <w:noProof/>
+          <w:kern w:val="2"/>
+          <w:sz w:val="24"/>
+          <w:szCs w:val="24"/>
+          <w14:ligatures w14:val="standardContextual"/>
+        </w:rPr>
+      </w:pPr>
+      <w:r>
+        <w:rPr>
+          <w:noProof/>
+        </w:rPr>
+        <w:t>Figure 19: Mentor verification page after the DEF-03 fix (TC-145)</w:t>
+      </w:r>
+      <w:r>
+        <w:rPr>
+          <w:noProof/>
+        </w:rPr>
+        <w:tab/>
+      </w:r>
+      <w:r>
+        <w:rPr>
+          <w:noProof/>
+        </w:rPr>
+        <w:fldChar w:fldCharType="begin"/>
+      </w:r>
+      <w:r>
+        <w:rPr>
+          <w:noProof/>
+        </w:rPr>
+        <w:instrText xml:space="preserve"> PAGEREF _Toc243923251 \h </w:instrText>
+      </w:r>
+      <w:r>
+        <w:rPr>
+          <w:noProof/>
+        </w:rPr>
+      </w:r>
+      <w:r>
+        <w:rPr>
+          <w:noProof/>
+        </w:rPr>
+        <w:fldChar w:fldCharType="separate"/>
+      </w:r>
+      <w:r>
+        <w:rPr>
+          <w:noProof/>
+        </w:rPr>
+        <w:t>63</w:t>
+      </w:r>
+      <w:r>
+        <w:rPr>
+          <w:noProof/>
+        </w:rPr>
+        <w:fldChar w:fldCharType="end"/>
+      </w:r>
+    </w:p>
+    <w:p>
+      <w:pPr>
+        <w:pStyle w:val="TableofFigures"/>
+        <w:tabs>
+          <w:tab w:val="right" w:leader="dot" w:pos="9962"/>
+        </w:tabs>
+        <w:rPr>
+          <w:rFonts w:asciiTheme="minorHAnsi" w:hAnsiTheme="minorHAnsi"/>
+          <w:noProof/>
+          <w:kern w:val="2"/>
+          <w:sz w:val="24"/>
+          <w:szCs w:val="24"/>
+          <w14:ligatures w14:val="standardContextual"/>
+        </w:rPr>
+      </w:pPr>
+      <w:r>
+        <w:rPr>
+          <w:noProof/>
+        </w:rPr>
+        <w:t>Figure 20: Coordinator dashboard after the DEF-03 fix: the table scrolls inside its box (TC-145)</w:t>
+      </w:r>
+      <w:r>
+        <w:rPr>
+          <w:noProof/>
+        </w:rPr>
+        <w:tab/>
+      </w:r>
+      <w:r>
+        <w:rPr>
+          <w:noProof/>
+        </w:rPr>
+        <w:fldChar w:fldCharType="begin"/>
+      </w:r>
+      <w:r>
+        <w:rPr>
+          <w:noProof/>
+        </w:rPr>
+        <w:instrText xml:space="preserve"> PAGEREF _Toc243923252 \h </w:instrText>
+      </w:r>
+      <w:r>
+        <w:rPr>
+          <w:noProof/>
+        </w:rPr>
+      </w:r>
+      <w:r>
+        <w:rPr>
+          <w:noProof/>
+        </w:rPr>
+        <w:fldChar w:fldCharType="separate"/>
+      </w:r>
+      <w:r>
+        <w:rPr>
+          <w:noProof/>
+        </w:rPr>
         <w:t>64</w:t>
       </w:r>
       <w:r>
         <w:rPr>
           <w:noProof/>
         </w:rPr>
+        <w:fldChar w:fldCharType="end"/>
+      </w:r>
+    </w:p>
+    <w:p>
+      <w:r>
         <w:fldChar w:fldCharType="end"/>
       </w:r>
     </w:p>
@@ -5353,16 +6588,13 @@
         </w:rPr>
       </w:pPr>
       <w:r>
-        <w:lastRenderedPageBreak/>
-        <w:fldChar w:fldCharType="end"/>
-      </w:r>
-      <w:r>
         <w:rPr>
           <w:b/>
           <w:color w:val="003366"/>
           <w:sz w:val="36"/>
         </w:rPr>
-        <w:t>List of Figures</w:t>
+        <w:lastRenderedPageBreak/>
+        <w:t>List of Tables</w:t>
       </w:r>
     </w:p>
     <w:p>
@@ -5384,7 +6616,7 @@
         <w:fldChar w:fldCharType="begin"/>
       </w:r>
       <w:r>
-        <w:instrText xml:space="preserve"> TOC \c "Figure" </w:instrText>
+        <w:instrText xml:space="preserve"> TOC \c "Table" </w:instrText>
       </w:r>
       <w:r>
         <w:fldChar w:fldCharType="separate"/>
@@ -5393,7 +6625,7 @@
         <w:rPr>
           <w:noProof/>
         </w:rPr>
-        <w:t>Figure 1: TrackWIL system architecture</w:t>
+        <w:t>Table 1: Team details</w:t>
       </w:r>
       <w:r>
         <w:rPr>
@@ -5411,7 +6643,7 @@
         <w:rPr>
           <w:noProof/>
         </w:rPr>
-        <w:instrText xml:space="preserve"> PAGEREF _Toc243916694 \h </w:instrText>
+        <w:instrText xml:space="preserve"> PAGEREF _Toc243923253 \h </w:instrText>
       </w:r>
       <w:r>
         <w:rPr>
@@ -5428,7 +6660,7 @@
         <w:rPr>
           <w:noProof/>
         </w:rPr>
-        <w:t>31</w:t>
+        <w:t>2</w:t>
       </w:r>
       <w:r>
         <w:rPr>
@@ -5456,7 +6688,7 @@
         <w:rPr>
           <w:noProof/>
         </w:rPr>
-        <w:t>Figure 2: Use case diagram</w:t>
+        <w:t>Table 2: Signatures</w:t>
       </w:r>
       <w:r>
         <w:rPr>
@@ -5474,7 +6706,7 @@
         <w:rPr>
           <w:noProof/>
         </w:rPr>
-        <w:instrText xml:space="preserve"> PAGEREF _Toc243916695 \h </w:instrText>
+        <w:instrText xml:space="preserve"> PAGEREF _Toc243923254 \h </w:instrText>
       </w:r>
       <w:r>
         <w:rPr>
@@ -5491,7 +6723,7 @@
         <w:rPr>
           <w:noProof/>
         </w:rPr>
-        <w:t>34</w:t>
+        <w:t>3</w:t>
       </w:r>
       <w:r>
         <w:rPr>
@@ -5519,7 +6751,7 @@
         <w:rPr>
           <w:noProof/>
         </w:rPr>
-        <w:t>Figure 3: Class diagram of the main types and modules</w:t>
+        <w:t>Table 3: Abbreviations</w:t>
       </w:r>
       <w:r>
         <w:rPr>
@@ -5537,7 +6769,7 @@
         <w:rPr>
           <w:noProof/>
         </w:rPr>
-        <w:instrText xml:space="preserve"> PAGEREF _Toc243916696 \h </w:instrText>
+        <w:instrText xml:space="preserve"> PAGEREF _Toc243923255 \h </w:instrText>
       </w:r>
       <w:r>
         <w:rPr>
@@ -5554,7 +6786,7 @@
         <w:rPr>
           <w:noProof/>
         </w:rPr>
-        <w:t>35</w:t>
+        <w:t>9</w:t>
       </w:r>
       <w:r>
         <w:rPr>
@@ -5582,7 +6814,7 @@
         <w:rPr>
           <w:noProof/>
         </w:rPr>
-        <w:t>Figure 4: Activity diagram of the logbook and verification workflow</w:t>
+        <w:t>Table 4: Key terms</w:t>
       </w:r>
       <w:r>
         <w:rPr>
@@ -5600,7 +6832,7 @@
         <w:rPr>
           <w:noProof/>
         </w:rPr>
-        <w:instrText xml:space="preserve"> PAGEREF _Toc243916697 \h </w:instrText>
+        <w:instrText xml:space="preserve"> PAGEREF _Toc243923256 \h </w:instrText>
       </w:r>
       <w:r>
         <w:rPr>
@@ -5617,7 +6849,7 @@
         <w:rPr>
           <w:noProof/>
         </w:rPr>
-        <w:t>36</w:t>
+        <w:t>10</w:t>
       </w:r>
       <w:r>
         <w:rPr>
@@ -5645,7 +6877,7 @@
         <w:rPr>
           <w:noProof/>
         </w:rPr>
-        <w:t>Figure 5: Sequence diagram of mentor verification</w:t>
+        <w:t>Table 5: Comparison of similar systems against TrackWIL's needs</w:t>
       </w:r>
       <w:r>
         <w:rPr>
@@ -5663,7 +6895,7 @@
         <w:rPr>
           <w:noProof/>
         </w:rPr>
-        <w:instrText xml:space="preserve"> PAGEREF _Toc243916698 \h </w:instrText>
+        <w:instrText xml:space="preserve"> PAGEREF _Toc243923257 \h </w:instrText>
       </w:r>
       <w:r>
         <w:rPr>
@@ -5680,7 +6912,7 @@
         <w:rPr>
           <w:noProof/>
         </w:rPr>
-        <w:t>37</w:t>
+        <w:t>17</w:t>
       </w:r>
       <w:r>
         <w:rPr>
@@ -5708,7 +6940,7 @@
         <w:rPr>
           <w:noProof/>
         </w:rPr>
-        <w:t>Figure 6: Entity-relationship diagram (SQLite)</w:t>
+        <w:t>Table 6: Stakeholders, their needs and how they use TrackWIL</w:t>
       </w:r>
       <w:r>
         <w:rPr>
@@ -5726,7 +6958,7 @@
         <w:rPr>
           <w:noProof/>
         </w:rPr>
-        <w:instrText xml:space="preserve"> PAGEREF _Toc243916699 \h </w:instrText>
+        <w:instrText xml:space="preserve"> PAGEREF _Toc243923258 \h </w:instrText>
       </w:r>
       <w:r>
         <w:rPr>
@@ -5743,7 +6975,7 @@
         <w:rPr>
           <w:noProof/>
         </w:rPr>
-        <w:t>38</w:t>
+        <w:t>21</w:t>
       </w:r>
       <w:r>
         <w:rPr>
@@ -5771,7 +7003,7 @@
         <w:rPr>
           <w:noProof/>
         </w:rPr>
-        <w:t>Figure 7: Sign-in page with an error for a wrong password</w:t>
+        <w:t>Table 7: Functional requirements</w:t>
       </w:r>
       <w:r>
         <w:rPr>
@@ -5789,7 +7021,7 @@
         <w:rPr>
           <w:noProof/>
         </w:rPr>
-        <w:instrText xml:space="preserve"> PAGEREF _Toc243916700 \h </w:instrText>
+        <w:instrText xml:space="preserve"> PAGEREF _Toc243923259 \h </w:instrText>
       </w:r>
       <w:r>
         <w:rPr>
@@ -5806,7 +7038,7 @@
         <w:rPr>
           <w:noProof/>
         </w:rPr>
-        <w:t>40</w:t>
+        <w:t>22</w:t>
       </w:r>
       <w:r>
         <w:rPr>
@@ -5834,7 +7066,7 @@
         <w:rPr>
           <w:noProof/>
         </w:rPr>
-        <w:t>Figure 8: Student's WIL placements with hours and document progress (WIL 1 completed)</w:t>
+        <w:t>Table 8: Requirements deferred to future versions</w:t>
       </w:r>
       <w:r>
         <w:rPr>
@@ -5852,7 +7084,7 @@
         <w:rPr>
           <w:noProof/>
         </w:rPr>
-        <w:instrText xml:space="preserve"> PAGEREF _Toc243916701 \h </w:instrText>
+        <w:instrText xml:space="preserve"> PAGEREF _Toc243923260 \h </w:instrText>
       </w:r>
       <w:r>
         <w:rPr>
@@ -5869,7 +7101,7 @@
         <w:rPr>
           <w:noProof/>
         </w:rPr>
-        <w:t>41</w:t>
+        <w:t>23</w:t>
       </w:r>
       <w:r>
         <w:rPr>
@@ -5897,7 +7129,7 @@
         <w:rPr>
           <w:noProof/>
         </w:rPr>
-        <w:t>Figure 9: Placement logbook with verified hours, WIL documents and entry statuses</w:t>
+        <w:t>Table 9: Non-functional requirements</w:t>
       </w:r>
       <w:r>
         <w:rPr>
@@ -5915,7 +7147,7 @@
         <w:rPr>
           <w:noProof/>
         </w:rPr>
-        <w:instrText xml:space="preserve"> PAGEREF _Toc243916702 \h </w:instrText>
+        <w:instrText xml:space="preserve"> PAGEREF _Toc243923261 \h </w:instrText>
       </w:r>
       <w:r>
         <w:rPr>
@@ -5932,7 +7164,7 @@
         <w:rPr>
           <w:noProof/>
         </w:rPr>
-        <w:t>41</w:t>
+        <w:t>24</w:t>
       </w:r>
       <w:r>
         <w:rPr>
@@ -5960,7 +7192,7 @@
         <w:rPr>
           <w:noProof/>
         </w:rPr>
-        <w:t>Figure 10: New logbook entry form</w:t>
+        <w:t>Table 10: Requirements-gathering methods and evidence</w:t>
       </w:r>
       <w:r>
         <w:rPr>
@@ -5978,7 +7210,7 @@
         <w:rPr>
           <w:noProof/>
         </w:rPr>
-        <w:instrText xml:space="preserve"> PAGEREF _Toc243916703 \h </w:instrText>
+        <w:instrText xml:space="preserve"> PAGEREF _Toc243923262 \h </w:instrText>
       </w:r>
       <w:r>
         <w:rPr>
@@ -5995,7 +7227,7 @@
         <w:rPr>
           <w:noProof/>
         </w:rPr>
-        <w:t>42</w:t>
+        <w:t>25</w:t>
       </w:r>
       <w:r>
         <w:rPr>
@@ -6023,7 +7255,7 @@
         <w:rPr>
           <w:noProof/>
         </w:rPr>
-        <w:t>Figure 11: Entry details with the mentor verification link</w:t>
+        <w:t>Table 11: Sprint plan</w:t>
       </w:r>
       <w:r>
         <w:rPr>
@@ -6041,7 +7273,7 @@
         <w:rPr>
           <w:noProof/>
         </w:rPr>
-        <w:instrText xml:space="preserve"> PAGEREF _Toc243916704 \h </w:instrText>
+        <w:instrText xml:space="preserve"> PAGEREF _Toc243923263 \h </w:instrText>
       </w:r>
       <w:r>
         <w:rPr>
@@ -6058,7 +7290,7 @@
         <w:rPr>
           <w:noProof/>
         </w:rPr>
-        <w:t>42</w:t>
+        <w:t>26</w:t>
       </w:r>
       <w:r>
         <w:rPr>
@@ -6086,7 +7318,7 @@
         <w:rPr>
           <w:noProof/>
         </w:rPr>
-        <w:t>Figure 12: Mentor verification page (no sign-in required)</w:t>
+        <w:t>Table 12: User stories and acceptance criteria</w:t>
       </w:r>
       <w:r>
         <w:rPr>
@@ -6104,7 +7336,7 @@
         <w:rPr>
           <w:noProof/>
         </w:rPr>
-        <w:instrText xml:space="preserve"> PAGEREF _Toc243916705 \h </w:instrText>
+        <w:instrText xml:space="preserve"> PAGEREF _Toc243923264 \h </w:instrText>
       </w:r>
       <w:r>
         <w:rPr>
@@ -6121,7 +7353,7 @@
         <w:rPr>
           <w:noProof/>
         </w:rPr>
-        <w:t>43</w:t>
+        <w:t>26</w:t>
       </w:r>
       <w:r>
         <w:rPr>
@@ -6149,7 +7381,7 @@
         <w:rPr>
           <w:noProof/>
         </w:rPr>
-        <w:t>Figure 13: Coordinator dashboard with each student's status, hours and missing documents</w:t>
+        <w:t>Table 13: Main components and their responsibilities</w:t>
       </w:r>
       <w:r>
         <w:rPr>
@@ -6167,7 +7399,7 @@
         <w:rPr>
           <w:noProof/>
         </w:rPr>
-        <w:instrText xml:space="preserve"> PAGEREF _Toc243916706 \h </w:instrText>
+        <w:instrText xml:space="preserve"> PAGEREF _Toc243923265 \h </w:instrText>
       </w:r>
       <w:r>
         <w:rPr>
@@ -6184,7 +7416,7 @@
         <w:rPr>
           <w:noProof/>
         </w:rPr>
-        <w:t>44</w:t>
+        <w:t>31</w:t>
       </w:r>
       <w:r>
         <w:rPr>
@@ -6212,7 +7444,7 @@
         <w:rPr>
           <w:noProof/>
         </w:rPr>
-        <w:t>Figure 14: Student profile for coordinators and lecturers: placement hours, documents (view only) and logbook</w:t>
+        <w:t>Table 14: Technology stack and justification</w:t>
       </w:r>
       <w:r>
         <w:rPr>
@@ -6230,7 +7462,7 @@
         <w:rPr>
           <w:noProof/>
         </w:rPr>
-        <w:instrText xml:space="preserve"> PAGEREF _Toc243916707 \h </w:instrText>
+        <w:instrText xml:space="preserve"> PAGEREF _Toc243923266 \h </w:instrText>
       </w:r>
       <w:r>
         <w:rPr>
@@ -6247,7 +7479,7 @@
         <w:rPr>
           <w:noProof/>
         </w:rPr>
-        <w:t>45</w:t>
+        <w:t>32</w:t>
       </w:r>
       <w:r>
         <w:rPr>
@@ -6275,7 +7507,7 @@
         <w:rPr>
           <w:noProof/>
         </w:rPr>
-        <w:t>Figure 15: A completed placement: the student is asked to add the next WIL placement</w:t>
+        <w:t>Table 15: Usability decisions</w:t>
       </w:r>
       <w:r>
         <w:rPr>
@@ -6293,7 +7525,7 @@
         <w:rPr>
           <w:noProof/>
         </w:rPr>
-        <w:instrText xml:space="preserve"> PAGEREF _Toc243916708 \h </w:instrText>
+        <w:instrText xml:space="preserve"> PAGEREF _Toc243923267 \h </w:instrText>
       </w:r>
       <w:r>
         <w:rPr>
@@ -6338,7 +7570,7 @@
         <w:rPr>
           <w:noProof/>
         </w:rPr>
-        <w:t>Figure 16: Collaborators on the GitHub repository</w:t>
+        <w:t>Table 16: Development environment</w:t>
       </w:r>
       <w:r>
         <w:rPr>
@@ -6356,7 +7588,7 @@
         <w:rPr>
           <w:noProof/>
         </w:rPr>
-        <w:instrText xml:space="preserve"> PAGEREF _Toc243916709 \h </w:instrText>
+        <w:instrText xml:space="preserve"> PAGEREF _Toc243923268 \h </w:instrText>
       </w:r>
       <w:r>
         <w:rPr>
@@ -6373,7 +7605,7 @@
         <w:rPr>
           <w:noProof/>
         </w:rPr>
-        <w:t>51</w:t>
+        <w:t>45</w:t>
       </w:r>
       <w:r>
         <w:rPr>
@@ -6401,7 +7633,7 @@
         <w:rPr>
           <w:noProof/>
         </w:rPr>
-        <w:t>Figure 17: Manual test TC-011: an invalid sign-in is refused with a clear message (Sihle Kayise, 22 October 2026)</w:t>
+        <w:t>Table 17: Source code structure (05_Source_Code/trackwil)</w:t>
       </w:r>
       <w:r>
         <w:rPr>
@@ -6419,7 +7651,7 @@
         <w:rPr>
           <w:noProof/>
         </w:rPr>
-        <w:instrText xml:space="preserve"> PAGEREF _Toc243916710 \h </w:instrText>
+        <w:instrText xml:space="preserve"> PAGEREF _Toc243923269 \h </w:instrText>
       </w:r>
       <w:r>
         <w:rPr>
@@ -6436,7 +7668,7 @@
         <w:rPr>
           <w:noProof/>
         </w:rPr>
-        <w:t>54</w:t>
+        <w:t>46</w:t>
       </w:r>
       <w:r>
         <w:rPr>
@@ -6464,7 +7696,7 @@
         <w:rPr>
           <w:noProof/>
         </w:rPr>
-        <w:t>Figure 18: Manual test TC-009: coordinator dashboard during manual testing (Sihle Kayise, 22 October 2026)</w:t>
+        <w:t>Table 18: Branches in the repository</w:t>
       </w:r>
       <w:r>
         <w:rPr>
@@ -6482,7 +7714,7 @@
         <w:rPr>
           <w:noProof/>
         </w:rPr>
-        <w:instrText xml:space="preserve"> PAGEREF _Toc243916711 \h </w:instrText>
+        <w:instrText xml:space="preserve"> PAGEREF _Toc243923270 \h </w:instrText>
       </w:r>
       <w:r>
         <w:rPr>
@@ -6499,7 +7731,7 @@
         <w:rPr>
           <w:noProof/>
         </w:rPr>
-        <w:t>55</w:t>
+        <w:t>48</w:t>
       </w:r>
       <w:r>
         <w:rPr>
@@ -6527,7 +7759,7 @@
         <w:rPr>
           <w:noProof/>
         </w:rPr>
-        <w:t>Figure 19: Mentor verification page after the DEF-03 fix (TC-145)</w:t>
+        <w:t>Table 19: Commits and main contributions by member (at the time of writing)</w:t>
       </w:r>
       <w:r>
         <w:rPr>
@@ -6545,7 +7777,7 @@
         <w:rPr>
           <w:noProof/>
         </w:rPr>
-        <w:instrText xml:space="preserve"> PAGEREF _Toc243916712 \h </w:instrText>
+        <w:instrText xml:space="preserve"> PAGEREF _Toc243923271 \h </w:instrText>
       </w:r>
       <w:r>
         <w:rPr>
@@ -6562,7 +7794,7 @@
         <w:rPr>
           <w:noProof/>
         </w:rPr>
-        <w:t>64</w:t>
+        <w:t>49</w:t>
       </w:r>
       <w:r>
         <w:rPr>
@@ -6590,7 +7822,7 @@
         <w:rPr>
           <w:noProof/>
         </w:rPr>
-        <w:t>Figure 20: Coordinator dashboard after the DEF-03 fix: the table scrolls inside its box (TC-145)</w:t>
+        <w:t>Table 20: Summary of test results</w:t>
       </w:r>
       <w:r>
         <w:rPr>
@@ -6608,7 +7840,7 @@
         <w:rPr>
           <w:noProof/>
         </w:rPr>
-        <w:instrText xml:space="preserve"> PAGEREF _Toc243916713 \h </w:instrText>
+        <w:instrText xml:space="preserve"> PAGEREF _Toc243923272 \h </w:instrText>
       </w:r>
       <w:r>
         <w:rPr>
@@ -6625,40 +7857,13 @@
         <w:rPr>
           <w:noProof/>
         </w:rPr>
-        <w:t>65</w:t>
+        <w:t>51</w:t>
       </w:r>
       <w:r>
         <w:rPr>
           <w:noProof/>
         </w:rPr>
         <w:fldChar w:fldCharType="end"/>
-      </w:r>
-    </w:p>
-    <w:p>
-      <w:r>
-        <w:fldChar w:fldCharType="end"/>
-      </w:r>
-    </w:p>
-    <w:p>
-      <w:pPr>
-        <w:keepNext/>
-        <w:keepLines/>
-        <w:pageBreakBefore/>
-        <w:spacing w:after="240"/>
-        <w:rPr>
-          <w:b/>
-          <w:color w:val="003366"/>
-          <w:sz w:val="36"/>
-        </w:rPr>
-      </w:pPr>
-      <w:r>
-        <w:rPr>
-          <w:b/>
-          <w:color w:val="003366"/>
-          <w:sz w:val="36"/>
-        </w:rPr>
-        <w:lastRenderedPageBreak/>
-        <w:t>List of Tables</w:t>
       </w:r>
     </w:p>
     <w:p>
@@ -6677,54 +7882,45 @@
         </w:rPr>
       </w:pPr>
       <w:r>
+        <w:rPr>
+          <w:noProof/>
+        </w:rPr>
+        <w:t>Table 21: Defects found, fixes and retest results</w:t>
+      </w:r>
+      <w:r>
+        <w:rPr>
+          <w:noProof/>
+        </w:rPr>
+        <w:tab/>
+      </w:r>
+      <w:r>
+        <w:rPr>
+          <w:noProof/>
+        </w:rPr>
         <w:fldChar w:fldCharType="begin"/>
       </w:r>
       <w:r>
-        <w:instrText xml:space="preserve"> TOC \c "Table" </w:instrText>
-      </w:r>
-      <w:r>
+        <w:rPr>
+          <w:noProof/>
+        </w:rPr>
+        <w:instrText xml:space="preserve"> PAGEREF _Toc243923273 \h </w:instrText>
+      </w:r>
+      <w:r>
+        <w:rPr>
+          <w:noProof/>
+        </w:rPr>
+      </w:r>
+      <w:r>
+        <w:rPr>
+          <w:noProof/>
+        </w:rPr>
         <w:fldChar w:fldCharType="separate"/>
       </w:r>
       <w:r>
         <w:rPr>
           <w:noProof/>
         </w:rPr>
-        <w:t>Table 1: Team details</w:t>
-      </w:r>
-      <w:r>
-        <w:rPr>
-          <w:noProof/>
-        </w:rPr>
-        <w:tab/>
-      </w:r>
-      <w:r>
-        <w:rPr>
-          <w:noProof/>
-        </w:rPr>
-        <w:fldChar w:fldCharType="begin"/>
-      </w:r>
-      <w:r>
-        <w:rPr>
-          <w:noProof/>
-        </w:rPr>
-        <w:instrText xml:space="preserve"> PAGEREF _Toc243916714 \h </w:instrText>
-      </w:r>
-      <w:r>
-        <w:rPr>
-          <w:noProof/>
-        </w:rPr>
-      </w:r>
-      <w:r>
-        <w:rPr>
-          <w:noProof/>
-        </w:rPr>
-        <w:fldChar w:fldCharType="separate"/>
-      </w:r>
-      <w:r>
-        <w:rPr>
-          <w:noProof/>
-        </w:rPr>
-        <w:t>2</w:t>
+        <w:t>54</w:t>
       </w:r>
       <w:r>
         <w:rPr>
@@ -6752,7 +7948,7 @@
         <w:rPr>
           <w:noProof/>
         </w:rPr>
-        <w:t>Table 2: Signatures</w:t>
+        <w:t>Table 22: Measured response times (TC-144, 26 October 2026)</w:t>
       </w:r>
       <w:r>
         <w:rPr>
@@ -6770,7 +7966,7 @@
         <w:rPr>
           <w:noProof/>
         </w:rPr>
-        <w:instrText xml:space="preserve"> PAGEREF _Toc243916715 \h </w:instrText>
+        <w:instrText xml:space="preserve"> PAGEREF _Toc243923274 \h </w:instrText>
       </w:r>
       <w:r>
         <w:rPr>
@@ -6787,7 +7983,7 @@
         <w:rPr>
           <w:noProof/>
         </w:rPr>
-        <w:t>3</w:t>
+        <w:t>55</w:t>
       </w:r>
       <w:r>
         <w:rPr>
@@ -6815,7 +8011,7 @@
         <w:rPr>
           <w:noProof/>
         </w:rPr>
-        <w:t>Table 3: Abbreviations</w:t>
+        <w:t>Table 23: Evaluation against the requirements</w:t>
       </w:r>
       <w:r>
         <w:rPr>
@@ -6833,7 +8029,7 @@
         <w:rPr>
           <w:noProof/>
         </w:rPr>
-        <w:instrText xml:space="preserve"> PAGEREF _Toc243916716 \h </w:instrText>
+        <w:instrText xml:space="preserve"> PAGEREF _Toc243923275 \h </w:instrText>
       </w:r>
       <w:r>
         <w:rPr>
@@ -6850,7 +8046,7 @@
         <w:rPr>
           <w:noProof/>
         </w:rPr>
-        <w:t>10</w:t>
+        <w:t>56</w:t>
       </w:r>
       <w:r>
         <w:rPr>
@@ -6878,7 +8074,7 @@
         <w:rPr>
           <w:noProof/>
         </w:rPr>
-        <w:t>Table 4: Key terms</w:t>
+        <w:t>Table 24: Achievement of objectives (to be expanded)</w:t>
       </w:r>
       <w:r>
         <w:rPr>
@@ -6896,7 +8092,7 @@
         <w:rPr>
           <w:noProof/>
         </w:rPr>
-        <w:instrText xml:space="preserve"> PAGEREF _Toc243916717 \h </w:instrText>
+        <w:instrText xml:space="preserve"> PAGEREF _Toc243923276 \h </w:instrText>
       </w:r>
       <w:r>
         <w:rPr>
@@ -6913,7 +8109,7 @@
         <w:rPr>
           <w:noProof/>
         </w:rPr>
-        <w:t>11</w:t>
+        <w:t>58</w:t>
       </w:r>
       <w:r>
         <w:rPr>
@@ -6941,7 +8137,7 @@
         <w:rPr>
           <w:noProof/>
         </w:rPr>
-        <w:t>Table 5: Comparison of similar systems against TrackWIL's needs</w:t>
+        <w:t>Table 25: Demonstration accounts (synthetic data)</w:t>
       </w:r>
       <w:r>
         <w:rPr>
@@ -6959,7 +8155,7 @@
         <w:rPr>
           <w:noProof/>
         </w:rPr>
-        <w:instrText xml:space="preserve"> PAGEREF _Toc243916718 \h </w:instrText>
+        <w:instrText xml:space="preserve"> PAGEREF _Toc243923277 \h </w:instrText>
       </w:r>
       <w:r>
         <w:rPr>
@@ -6976,7 +8172,7 @@
         <w:rPr>
           <w:noProof/>
         </w:rPr>
-        <w:t>18</w:t>
+        <w:t>62</w:t>
       </w:r>
       <w:r>
         <w:rPr>
@@ -7004,7 +8200,7 @@
         <w:rPr>
           <w:noProof/>
         </w:rPr>
-        <w:t>Table 6: Stakeholders, their needs and how they use TrackWIL</w:t>
+        <w:t>Table 26: Supporting documents in the repository</w:t>
       </w:r>
       <w:r>
         <w:rPr>
@@ -7022,7 +8218,7 @@
         <w:rPr>
           <w:noProof/>
         </w:rPr>
-        <w:instrText xml:space="preserve"> PAGEREF _Toc243916719 \h </w:instrText>
+        <w:instrText xml:space="preserve"> PAGEREF _Toc243923278 \h </w:instrText>
       </w:r>
       <w:r>
         <w:rPr>
@@ -7039,1267 +8235,7 @@
         <w:rPr>
           <w:noProof/>
         </w:rPr>
-        <w:t>22</w:t>
-      </w:r>
-      <w:r>
-        <w:rPr>
-          <w:noProof/>
-        </w:rPr>
-        <w:fldChar w:fldCharType="end"/>
-      </w:r>
-    </w:p>
-    <w:p>
-      <w:pPr>
-        <w:pStyle w:val="TableofFigures"/>
-        <w:tabs>
-          <w:tab w:val="right" w:leader="dot" w:pos="9962"/>
-        </w:tabs>
-        <w:rPr>
-          <w:rFonts w:asciiTheme="minorHAnsi" w:hAnsiTheme="minorHAnsi"/>
-          <w:noProof/>
-          <w:kern w:val="2"/>
-          <w:sz w:val="24"/>
-          <w:szCs w:val="24"/>
-          <w14:ligatures w14:val="standardContextual"/>
-        </w:rPr>
-      </w:pPr>
-      <w:r>
-        <w:rPr>
-          <w:noProof/>
-        </w:rPr>
-        <w:t>Table 7: Functional requirements</w:t>
-      </w:r>
-      <w:r>
-        <w:rPr>
-          <w:noProof/>
-        </w:rPr>
-        <w:tab/>
-      </w:r>
-      <w:r>
-        <w:rPr>
-          <w:noProof/>
-        </w:rPr>
-        <w:fldChar w:fldCharType="begin"/>
-      </w:r>
-      <w:r>
-        <w:rPr>
-          <w:noProof/>
-        </w:rPr>
-        <w:instrText xml:space="preserve"> PAGEREF _Toc243916720 \h </w:instrText>
-      </w:r>
-      <w:r>
-        <w:rPr>
-          <w:noProof/>
-        </w:rPr>
-      </w:r>
-      <w:r>
-        <w:rPr>
-          <w:noProof/>
-        </w:rPr>
-        <w:fldChar w:fldCharType="separate"/>
-      </w:r>
-      <w:r>
-        <w:rPr>
-          <w:noProof/>
-        </w:rPr>
-        <w:t>23</w:t>
-      </w:r>
-      <w:r>
-        <w:rPr>
-          <w:noProof/>
-        </w:rPr>
-        <w:fldChar w:fldCharType="end"/>
-      </w:r>
-    </w:p>
-    <w:p>
-      <w:pPr>
-        <w:pStyle w:val="TableofFigures"/>
-        <w:tabs>
-          <w:tab w:val="right" w:leader="dot" w:pos="9962"/>
-        </w:tabs>
-        <w:rPr>
-          <w:rFonts w:asciiTheme="minorHAnsi" w:hAnsiTheme="minorHAnsi"/>
-          <w:noProof/>
-          <w:kern w:val="2"/>
-          <w:sz w:val="24"/>
-          <w:szCs w:val="24"/>
-          <w14:ligatures w14:val="standardContextual"/>
-        </w:rPr>
-      </w:pPr>
-      <w:r>
-        <w:rPr>
-          <w:noProof/>
-        </w:rPr>
-        <w:t>Table 8: Requirements deferred to future versions</w:t>
-      </w:r>
-      <w:r>
-        <w:rPr>
-          <w:noProof/>
-        </w:rPr>
-        <w:tab/>
-      </w:r>
-      <w:r>
-        <w:rPr>
-          <w:noProof/>
-        </w:rPr>
-        <w:fldChar w:fldCharType="begin"/>
-      </w:r>
-      <w:r>
-        <w:rPr>
-          <w:noProof/>
-        </w:rPr>
-        <w:instrText xml:space="preserve"> PAGEREF _Toc243916721 \h </w:instrText>
-      </w:r>
-      <w:r>
-        <w:rPr>
-          <w:noProof/>
-        </w:rPr>
-      </w:r>
-      <w:r>
-        <w:rPr>
-          <w:noProof/>
-        </w:rPr>
-        <w:fldChar w:fldCharType="separate"/>
-      </w:r>
-      <w:r>
-        <w:rPr>
-          <w:noProof/>
-        </w:rPr>
-        <w:t>24</w:t>
-      </w:r>
-      <w:r>
-        <w:rPr>
-          <w:noProof/>
-        </w:rPr>
-        <w:fldChar w:fldCharType="end"/>
-      </w:r>
-    </w:p>
-    <w:p>
-      <w:pPr>
-        <w:pStyle w:val="TableofFigures"/>
-        <w:tabs>
-          <w:tab w:val="right" w:leader="dot" w:pos="9962"/>
-        </w:tabs>
-        <w:rPr>
-          <w:rFonts w:asciiTheme="minorHAnsi" w:hAnsiTheme="minorHAnsi"/>
-          <w:noProof/>
-          <w:kern w:val="2"/>
-          <w:sz w:val="24"/>
-          <w:szCs w:val="24"/>
-          <w14:ligatures w14:val="standardContextual"/>
-        </w:rPr>
-      </w:pPr>
-      <w:r>
-        <w:rPr>
-          <w:noProof/>
-        </w:rPr>
-        <w:t>Table 9: Non-functional requirements</w:t>
-      </w:r>
-      <w:r>
-        <w:rPr>
-          <w:noProof/>
-        </w:rPr>
-        <w:tab/>
-      </w:r>
-      <w:r>
-        <w:rPr>
-          <w:noProof/>
-        </w:rPr>
-        <w:fldChar w:fldCharType="begin"/>
-      </w:r>
-      <w:r>
-        <w:rPr>
-          <w:noProof/>
-        </w:rPr>
-        <w:instrText xml:space="preserve"> PAGEREF _Toc243916722 \h </w:instrText>
-      </w:r>
-      <w:r>
-        <w:rPr>
-          <w:noProof/>
-        </w:rPr>
-      </w:r>
-      <w:r>
-        <w:rPr>
-          <w:noProof/>
-        </w:rPr>
-        <w:fldChar w:fldCharType="separate"/>
-      </w:r>
-      <w:r>
-        <w:rPr>
-          <w:noProof/>
-        </w:rPr>
-        <w:t>25</w:t>
-      </w:r>
-      <w:r>
-        <w:rPr>
-          <w:noProof/>
-        </w:rPr>
-        <w:fldChar w:fldCharType="end"/>
-      </w:r>
-    </w:p>
-    <w:p>
-      <w:pPr>
-        <w:pStyle w:val="TableofFigures"/>
-        <w:tabs>
-          <w:tab w:val="right" w:leader="dot" w:pos="9962"/>
-        </w:tabs>
-        <w:rPr>
-          <w:rFonts w:asciiTheme="minorHAnsi" w:hAnsiTheme="minorHAnsi"/>
-          <w:noProof/>
-          <w:kern w:val="2"/>
-          <w:sz w:val="24"/>
-          <w:szCs w:val="24"/>
-          <w14:ligatures w14:val="standardContextual"/>
-        </w:rPr>
-      </w:pPr>
-      <w:r>
-        <w:rPr>
-          <w:noProof/>
-        </w:rPr>
-        <w:t>Table 10: Requirements-gathering methods and evidence</w:t>
-      </w:r>
-      <w:r>
-        <w:rPr>
-          <w:noProof/>
-        </w:rPr>
-        <w:tab/>
-      </w:r>
-      <w:r>
-        <w:rPr>
-          <w:noProof/>
-        </w:rPr>
-        <w:fldChar w:fldCharType="begin"/>
-      </w:r>
-      <w:r>
-        <w:rPr>
-          <w:noProof/>
-        </w:rPr>
-        <w:instrText xml:space="preserve"> PAGEREF _Toc243916723 \h </w:instrText>
-      </w:r>
-      <w:r>
-        <w:rPr>
-          <w:noProof/>
-        </w:rPr>
-      </w:r>
-      <w:r>
-        <w:rPr>
-          <w:noProof/>
-        </w:rPr>
-        <w:fldChar w:fldCharType="separate"/>
-      </w:r>
-      <w:r>
-        <w:rPr>
-          <w:noProof/>
-        </w:rPr>
-        <w:t>26</w:t>
-      </w:r>
-      <w:r>
-        <w:rPr>
-          <w:noProof/>
-        </w:rPr>
-        <w:fldChar w:fldCharType="end"/>
-      </w:r>
-    </w:p>
-    <w:p>
-      <w:pPr>
-        <w:pStyle w:val="TableofFigures"/>
-        <w:tabs>
-          <w:tab w:val="right" w:leader="dot" w:pos="9962"/>
-        </w:tabs>
-        <w:rPr>
-          <w:rFonts w:asciiTheme="minorHAnsi" w:hAnsiTheme="minorHAnsi"/>
-          <w:noProof/>
-          <w:kern w:val="2"/>
-          <w:sz w:val="24"/>
-          <w:szCs w:val="24"/>
-          <w14:ligatures w14:val="standardContextual"/>
-        </w:rPr>
-      </w:pPr>
-      <w:r>
-        <w:rPr>
-          <w:noProof/>
-        </w:rPr>
-        <w:t>Table 11: Sprint plan</w:t>
-      </w:r>
-      <w:r>
-        <w:rPr>
-          <w:noProof/>
-        </w:rPr>
-        <w:tab/>
-      </w:r>
-      <w:r>
-        <w:rPr>
-          <w:noProof/>
-        </w:rPr>
-        <w:fldChar w:fldCharType="begin"/>
-      </w:r>
-      <w:r>
-        <w:rPr>
-          <w:noProof/>
-        </w:rPr>
-        <w:instrText xml:space="preserve"> PAGEREF _Toc243916724 \h </w:instrText>
-      </w:r>
-      <w:r>
-        <w:rPr>
-          <w:noProof/>
-        </w:rPr>
-      </w:r>
-      <w:r>
-        <w:rPr>
-          <w:noProof/>
-        </w:rPr>
-        <w:fldChar w:fldCharType="separate"/>
-      </w:r>
-      <w:r>
-        <w:rPr>
-          <w:noProof/>
-        </w:rPr>
-        <w:t>27</w:t>
-      </w:r>
-      <w:r>
-        <w:rPr>
-          <w:noProof/>
-        </w:rPr>
-        <w:fldChar w:fldCharType="end"/>
-      </w:r>
-    </w:p>
-    <w:p>
-      <w:pPr>
-        <w:pStyle w:val="TableofFigures"/>
-        <w:tabs>
-          <w:tab w:val="right" w:leader="dot" w:pos="9962"/>
-        </w:tabs>
-        <w:rPr>
-          <w:rFonts w:asciiTheme="minorHAnsi" w:hAnsiTheme="minorHAnsi"/>
-          <w:noProof/>
-          <w:kern w:val="2"/>
-          <w:sz w:val="24"/>
-          <w:szCs w:val="24"/>
-          <w14:ligatures w14:val="standardContextual"/>
-        </w:rPr>
-      </w:pPr>
-      <w:r>
-        <w:rPr>
-          <w:noProof/>
-        </w:rPr>
-        <w:t>Table 12: User stories and acceptance criteria</w:t>
-      </w:r>
-      <w:r>
-        <w:rPr>
-          <w:noProof/>
-        </w:rPr>
-        <w:tab/>
-      </w:r>
-      <w:r>
-        <w:rPr>
-          <w:noProof/>
-        </w:rPr>
-        <w:fldChar w:fldCharType="begin"/>
-      </w:r>
-      <w:r>
-        <w:rPr>
-          <w:noProof/>
-        </w:rPr>
-        <w:instrText xml:space="preserve"> PAGEREF _Toc243916725 \h </w:instrText>
-      </w:r>
-      <w:r>
-        <w:rPr>
-          <w:noProof/>
-        </w:rPr>
-      </w:r>
-      <w:r>
-        <w:rPr>
-          <w:noProof/>
-        </w:rPr>
-        <w:fldChar w:fldCharType="separate"/>
-      </w:r>
-      <w:r>
-        <w:rPr>
-          <w:noProof/>
-        </w:rPr>
-        <w:t>27</w:t>
-      </w:r>
-      <w:r>
-        <w:rPr>
-          <w:noProof/>
-        </w:rPr>
-        <w:fldChar w:fldCharType="end"/>
-      </w:r>
-    </w:p>
-    <w:p>
-      <w:pPr>
-        <w:pStyle w:val="TableofFigures"/>
-        <w:tabs>
-          <w:tab w:val="right" w:leader="dot" w:pos="9962"/>
-        </w:tabs>
-        <w:rPr>
-          <w:rFonts w:asciiTheme="minorHAnsi" w:hAnsiTheme="minorHAnsi"/>
-          <w:noProof/>
-          <w:kern w:val="2"/>
-          <w:sz w:val="24"/>
-          <w:szCs w:val="24"/>
-          <w14:ligatures w14:val="standardContextual"/>
-        </w:rPr>
-      </w:pPr>
-      <w:r>
-        <w:rPr>
-          <w:noProof/>
-        </w:rPr>
-        <w:t>Table 13: Main components and their responsibilities</w:t>
-      </w:r>
-      <w:r>
-        <w:rPr>
-          <w:noProof/>
-        </w:rPr>
-        <w:tab/>
-      </w:r>
-      <w:r>
-        <w:rPr>
-          <w:noProof/>
-        </w:rPr>
-        <w:fldChar w:fldCharType="begin"/>
-      </w:r>
-      <w:r>
-        <w:rPr>
-          <w:noProof/>
-        </w:rPr>
-        <w:instrText xml:space="preserve"> PAGEREF _Toc243916726 \h </w:instrText>
-      </w:r>
-      <w:r>
-        <w:rPr>
-          <w:noProof/>
-        </w:rPr>
-      </w:r>
-      <w:r>
-        <w:rPr>
-          <w:noProof/>
-        </w:rPr>
-        <w:fldChar w:fldCharType="separate"/>
-      </w:r>
-      <w:r>
-        <w:rPr>
-          <w:noProof/>
-        </w:rPr>
-        <w:t>32</w:t>
-      </w:r>
-      <w:r>
-        <w:rPr>
-          <w:noProof/>
-        </w:rPr>
-        <w:fldChar w:fldCharType="end"/>
-      </w:r>
-    </w:p>
-    <w:p>
-      <w:pPr>
-        <w:pStyle w:val="TableofFigures"/>
-        <w:tabs>
-          <w:tab w:val="right" w:leader="dot" w:pos="9962"/>
-        </w:tabs>
-        <w:rPr>
-          <w:rFonts w:asciiTheme="minorHAnsi" w:hAnsiTheme="minorHAnsi"/>
-          <w:noProof/>
-          <w:kern w:val="2"/>
-          <w:sz w:val="24"/>
-          <w:szCs w:val="24"/>
-          <w14:ligatures w14:val="standardContextual"/>
-        </w:rPr>
-      </w:pPr>
-      <w:r>
-        <w:rPr>
-          <w:noProof/>
-        </w:rPr>
-        <w:t>Table 14: Technology stack and justification</w:t>
-      </w:r>
-      <w:r>
-        <w:rPr>
-          <w:noProof/>
-        </w:rPr>
-        <w:tab/>
-      </w:r>
-      <w:r>
-        <w:rPr>
-          <w:noProof/>
-        </w:rPr>
-        <w:fldChar w:fldCharType="begin"/>
-      </w:r>
-      <w:r>
-        <w:rPr>
-          <w:noProof/>
-        </w:rPr>
-        <w:instrText xml:space="preserve"> PAGEREF _Toc243916727 \h </w:instrText>
-      </w:r>
-      <w:r>
-        <w:rPr>
-          <w:noProof/>
-        </w:rPr>
-      </w:r>
-      <w:r>
-        <w:rPr>
-          <w:noProof/>
-        </w:rPr>
-        <w:fldChar w:fldCharType="separate"/>
-      </w:r>
-      <w:r>
-        <w:rPr>
-          <w:noProof/>
-        </w:rPr>
-        <w:t>33</w:t>
-      </w:r>
-      <w:r>
-        <w:rPr>
-          <w:noProof/>
-        </w:rPr>
-        <w:fldChar w:fldCharType="end"/>
-      </w:r>
-    </w:p>
-    <w:p>
-      <w:pPr>
-        <w:pStyle w:val="TableofFigures"/>
-        <w:tabs>
-          <w:tab w:val="right" w:leader="dot" w:pos="9962"/>
-        </w:tabs>
-        <w:rPr>
-          <w:rFonts w:asciiTheme="minorHAnsi" w:hAnsiTheme="minorHAnsi"/>
-          <w:noProof/>
-          <w:kern w:val="2"/>
-          <w:sz w:val="24"/>
-          <w:szCs w:val="24"/>
-          <w14:ligatures w14:val="standardContextual"/>
-        </w:rPr>
-      </w:pPr>
-      <w:r>
-        <w:rPr>
-          <w:noProof/>
-        </w:rPr>
-        <w:t>Table 15: Usability decisions</w:t>
-      </w:r>
-      <w:r>
-        <w:rPr>
-          <w:noProof/>
-        </w:rPr>
-        <w:tab/>
-      </w:r>
-      <w:r>
-        <w:rPr>
-          <w:noProof/>
-        </w:rPr>
-        <w:fldChar w:fldCharType="begin"/>
-      </w:r>
-      <w:r>
-        <w:rPr>
-          <w:noProof/>
-        </w:rPr>
-        <w:instrText xml:space="preserve"> PAGEREF _Toc243916728 \h </w:instrText>
-      </w:r>
-      <w:r>
-        <w:rPr>
-          <w:noProof/>
-        </w:rPr>
-      </w:r>
-      <w:r>
-        <w:rPr>
-          <w:noProof/>
-        </w:rPr>
-        <w:fldChar w:fldCharType="separate"/>
-      </w:r>
-      <w:r>
-        <w:rPr>
-          <w:noProof/>
-        </w:rPr>
-        <w:t>46</w:t>
-      </w:r>
-      <w:r>
-        <w:rPr>
-          <w:noProof/>
-        </w:rPr>
-        <w:fldChar w:fldCharType="end"/>
-      </w:r>
-    </w:p>
-    <w:p>
-      <w:pPr>
-        <w:pStyle w:val="TableofFigures"/>
-        <w:tabs>
-          <w:tab w:val="right" w:leader="dot" w:pos="9962"/>
-        </w:tabs>
-        <w:rPr>
-          <w:rFonts w:asciiTheme="minorHAnsi" w:hAnsiTheme="minorHAnsi"/>
-          <w:noProof/>
-          <w:kern w:val="2"/>
-          <w:sz w:val="24"/>
-          <w:szCs w:val="24"/>
-          <w14:ligatures w14:val="standardContextual"/>
-        </w:rPr>
-      </w:pPr>
-      <w:r>
-        <w:rPr>
-          <w:noProof/>
-        </w:rPr>
-        <w:t>Table 16: Development environment</w:t>
-      </w:r>
-      <w:r>
-        <w:rPr>
-          <w:noProof/>
-        </w:rPr>
-        <w:tab/>
-      </w:r>
-      <w:r>
-        <w:rPr>
-          <w:noProof/>
-        </w:rPr>
-        <w:fldChar w:fldCharType="begin"/>
-      </w:r>
-      <w:r>
-        <w:rPr>
-          <w:noProof/>
-        </w:rPr>
-        <w:instrText xml:space="preserve"> PAGEREF _Toc243916729 \h </w:instrText>
-      </w:r>
-      <w:r>
-        <w:rPr>
-          <w:noProof/>
-        </w:rPr>
-      </w:r>
-      <w:r>
-        <w:rPr>
-          <w:noProof/>
-        </w:rPr>
-        <w:fldChar w:fldCharType="separate"/>
-      </w:r>
-      <w:r>
-        <w:rPr>
-          <w:noProof/>
-        </w:rPr>
-        <w:t>46</w:t>
-      </w:r>
-      <w:r>
-        <w:rPr>
-          <w:noProof/>
-        </w:rPr>
-        <w:fldChar w:fldCharType="end"/>
-      </w:r>
-    </w:p>
-    <w:p>
-      <w:pPr>
-        <w:pStyle w:val="TableofFigures"/>
-        <w:tabs>
-          <w:tab w:val="right" w:leader="dot" w:pos="9962"/>
-        </w:tabs>
-        <w:rPr>
-          <w:rFonts w:asciiTheme="minorHAnsi" w:hAnsiTheme="minorHAnsi"/>
-          <w:noProof/>
-          <w:kern w:val="2"/>
-          <w:sz w:val="24"/>
-          <w:szCs w:val="24"/>
-          <w14:ligatures w14:val="standardContextual"/>
-        </w:rPr>
-      </w:pPr>
-      <w:r>
-        <w:rPr>
-          <w:noProof/>
-        </w:rPr>
-        <w:t>Table 17: Source code structure (05_Source_Code/trackwil)</w:t>
-      </w:r>
-      <w:r>
-        <w:rPr>
-          <w:noProof/>
-        </w:rPr>
-        <w:tab/>
-      </w:r>
-      <w:r>
-        <w:rPr>
-          <w:noProof/>
-        </w:rPr>
-        <w:fldChar w:fldCharType="begin"/>
-      </w:r>
-      <w:r>
-        <w:rPr>
-          <w:noProof/>
-        </w:rPr>
-        <w:instrText xml:space="preserve"> PAGEREF _Toc243916730 \h </w:instrText>
-      </w:r>
-      <w:r>
-        <w:rPr>
-          <w:noProof/>
-        </w:rPr>
-      </w:r>
-      <w:r>
-        <w:rPr>
-          <w:noProof/>
-        </w:rPr>
-        <w:fldChar w:fldCharType="separate"/>
-      </w:r>
-      <w:r>
-        <w:rPr>
-          <w:noProof/>
-        </w:rPr>
-        <w:t>47</w:t>
-      </w:r>
-      <w:r>
-        <w:rPr>
-          <w:noProof/>
-        </w:rPr>
-        <w:fldChar w:fldCharType="end"/>
-      </w:r>
-    </w:p>
-    <w:p>
-      <w:pPr>
-        <w:pStyle w:val="TableofFigures"/>
-        <w:tabs>
-          <w:tab w:val="right" w:leader="dot" w:pos="9962"/>
-        </w:tabs>
-        <w:rPr>
-          <w:rFonts w:asciiTheme="minorHAnsi" w:hAnsiTheme="minorHAnsi"/>
-          <w:noProof/>
-          <w:kern w:val="2"/>
-          <w:sz w:val="24"/>
-          <w:szCs w:val="24"/>
-          <w14:ligatures w14:val="standardContextual"/>
-        </w:rPr>
-      </w:pPr>
-      <w:r>
-        <w:rPr>
-          <w:noProof/>
-        </w:rPr>
-        <w:t>Table 18: Branches in the repository</w:t>
-      </w:r>
-      <w:r>
-        <w:rPr>
-          <w:noProof/>
-        </w:rPr>
-        <w:tab/>
-      </w:r>
-      <w:r>
-        <w:rPr>
-          <w:noProof/>
-        </w:rPr>
-        <w:fldChar w:fldCharType="begin"/>
-      </w:r>
-      <w:r>
-        <w:rPr>
-          <w:noProof/>
-        </w:rPr>
-        <w:instrText xml:space="preserve"> PAGEREF _Toc243916731 \h </w:instrText>
-      </w:r>
-      <w:r>
-        <w:rPr>
-          <w:noProof/>
-        </w:rPr>
-      </w:r>
-      <w:r>
-        <w:rPr>
-          <w:noProof/>
-        </w:rPr>
-        <w:fldChar w:fldCharType="separate"/>
-      </w:r>
-      <w:r>
-        <w:rPr>
-          <w:noProof/>
-        </w:rPr>
-        <w:t>49</w:t>
-      </w:r>
-      <w:r>
-        <w:rPr>
-          <w:noProof/>
-        </w:rPr>
-        <w:fldChar w:fldCharType="end"/>
-      </w:r>
-    </w:p>
-    <w:p>
-      <w:pPr>
-        <w:pStyle w:val="TableofFigures"/>
-        <w:tabs>
-          <w:tab w:val="right" w:leader="dot" w:pos="9962"/>
-        </w:tabs>
-        <w:rPr>
-          <w:rFonts w:asciiTheme="minorHAnsi" w:hAnsiTheme="minorHAnsi"/>
-          <w:noProof/>
-          <w:kern w:val="2"/>
-          <w:sz w:val="24"/>
-          <w:szCs w:val="24"/>
-          <w14:ligatures w14:val="standardContextual"/>
-        </w:rPr>
-      </w:pPr>
-      <w:r>
-        <w:rPr>
-          <w:noProof/>
-        </w:rPr>
-        <w:t>Table 19: Commits and main contributions by member (at the time of writing)</w:t>
-      </w:r>
-      <w:r>
-        <w:rPr>
-          <w:noProof/>
-        </w:rPr>
-        <w:tab/>
-      </w:r>
-      <w:r>
-        <w:rPr>
-          <w:noProof/>
-        </w:rPr>
-        <w:fldChar w:fldCharType="begin"/>
-      </w:r>
-      <w:r>
-        <w:rPr>
-          <w:noProof/>
-        </w:rPr>
-        <w:instrText xml:space="preserve"> PAGEREF _Toc243916732 \h </w:instrText>
-      </w:r>
-      <w:r>
-        <w:rPr>
-          <w:noProof/>
-        </w:rPr>
-      </w:r>
-      <w:r>
-        <w:rPr>
-          <w:noProof/>
-        </w:rPr>
-        <w:fldChar w:fldCharType="separate"/>
-      </w:r>
-      <w:r>
-        <w:rPr>
-          <w:noProof/>
-        </w:rPr>
-        <w:t>50</w:t>
-      </w:r>
-      <w:r>
-        <w:rPr>
-          <w:noProof/>
-        </w:rPr>
-        <w:fldChar w:fldCharType="end"/>
-      </w:r>
-    </w:p>
-    <w:p>
-      <w:pPr>
-        <w:pStyle w:val="TableofFigures"/>
-        <w:tabs>
-          <w:tab w:val="right" w:leader="dot" w:pos="9962"/>
-        </w:tabs>
-        <w:rPr>
-          <w:rFonts w:asciiTheme="minorHAnsi" w:hAnsiTheme="minorHAnsi"/>
-          <w:noProof/>
-          <w:kern w:val="2"/>
-          <w:sz w:val="24"/>
-          <w:szCs w:val="24"/>
-          <w14:ligatures w14:val="standardContextual"/>
-        </w:rPr>
-      </w:pPr>
-      <w:r>
-        <w:rPr>
-          <w:noProof/>
-        </w:rPr>
-        <w:t>Table 20: Summary of test results</w:t>
-      </w:r>
-      <w:r>
-        <w:rPr>
-          <w:noProof/>
-        </w:rPr>
-        <w:tab/>
-      </w:r>
-      <w:r>
-        <w:rPr>
-          <w:noProof/>
-        </w:rPr>
-        <w:fldChar w:fldCharType="begin"/>
-      </w:r>
-      <w:r>
-        <w:rPr>
-          <w:noProof/>
-        </w:rPr>
-        <w:instrText xml:space="preserve"> PAGEREF _Toc243916733 \h </w:instrText>
-      </w:r>
-      <w:r>
-        <w:rPr>
-          <w:noProof/>
-        </w:rPr>
-      </w:r>
-      <w:r>
-        <w:rPr>
-          <w:noProof/>
-        </w:rPr>
-        <w:fldChar w:fldCharType="separate"/>
-      </w:r>
-      <w:r>
-        <w:rPr>
-          <w:noProof/>
-        </w:rPr>
-        <w:t>52</w:t>
-      </w:r>
-      <w:r>
-        <w:rPr>
-          <w:noProof/>
-        </w:rPr>
-        <w:fldChar w:fldCharType="end"/>
-      </w:r>
-    </w:p>
-    <w:p>
-      <w:pPr>
-        <w:pStyle w:val="TableofFigures"/>
-        <w:tabs>
-          <w:tab w:val="right" w:leader="dot" w:pos="9962"/>
-        </w:tabs>
-        <w:rPr>
-          <w:rFonts w:asciiTheme="minorHAnsi" w:hAnsiTheme="minorHAnsi"/>
-          <w:noProof/>
-          <w:kern w:val="2"/>
-          <w:sz w:val="24"/>
-          <w:szCs w:val="24"/>
-          <w14:ligatures w14:val="standardContextual"/>
-        </w:rPr>
-      </w:pPr>
-      <w:r>
-        <w:rPr>
-          <w:noProof/>
-        </w:rPr>
-        <w:t>Table 21: Defects found, fixes and retest results</w:t>
-      </w:r>
-      <w:r>
-        <w:rPr>
-          <w:noProof/>
-        </w:rPr>
-        <w:tab/>
-      </w:r>
-      <w:r>
-        <w:rPr>
-          <w:noProof/>
-        </w:rPr>
-        <w:fldChar w:fldCharType="begin"/>
-      </w:r>
-      <w:r>
-        <w:rPr>
-          <w:noProof/>
-        </w:rPr>
-        <w:instrText xml:space="preserve"> PAGEREF _Toc243916734 \h </w:instrText>
-      </w:r>
-      <w:r>
-        <w:rPr>
-          <w:noProof/>
-        </w:rPr>
-      </w:r>
-      <w:r>
-        <w:rPr>
-          <w:noProof/>
-        </w:rPr>
-        <w:fldChar w:fldCharType="separate"/>
-      </w:r>
-      <w:r>
-        <w:rPr>
-          <w:noProof/>
-        </w:rPr>
-        <w:t>55</w:t>
-      </w:r>
-      <w:r>
-        <w:rPr>
-          <w:noProof/>
-        </w:rPr>
-        <w:fldChar w:fldCharType="end"/>
-      </w:r>
-    </w:p>
-    <w:p>
-      <w:pPr>
-        <w:pStyle w:val="TableofFigures"/>
-        <w:tabs>
-          <w:tab w:val="right" w:leader="dot" w:pos="9962"/>
-        </w:tabs>
-        <w:rPr>
-          <w:rFonts w:asciiTheme="minorHAnsi" w:hAnsiTheme="minorHAnsi"/>
-          <w:noProof/>
-          <w:kern w:val="2"/>
-          <w:sz w:val="24"/>
-          <w:szCs w:val="24"/>
-          <w14:ligatures w14:val="standardContextual"/>
-        </w:rPr>
-      </w:pPr>
-      <w:r>
-        <w:rPr>
-          <w:noProof/>
-        </w:rPr>
-        <w:t>Table 22: Measured response times (TC-144, 26 October 2026)</w:t>
-      </w:r>
-      <w:r>
-        <w:rPr>
-          <w:noProof/>
-        </w:rPr>
-        <w:tab/>
-      </w:r>
-      <w:r>
-        <w:rPr>
-          <w:noProof/>
-        </w:rPr>
-        <w:fldChar w:fldCharType="begin"/>
-      </w:r>
-      <w:r>
-        <w:rPr>
-          <w:noProof/>
-        </w:rPr>
-        <w:instrText xml:space="preserve"> PAGEREF _Toc243916735 \h </w:instrText>
-      </w:r>
-      <w:r>
-        <w:rPr>
-          <w:noProof/>
-        </w:rPr>
-      </w:r>
-      <w:r>
-        <w:rPr>
-          <w:noProof/>
-        </w:rPr>
-        <w:fldChar w:fldCharType="separate"/>
-      </w:r>
-      <w:r>
-        <w:rPr>
-          <w:noProof/>
-        </w:rPr>
-        <w:t>56</w:t>
-      </w:r>
-      <w:r>
-        <w:rPr>
-          <w:noProof/>
-        </w:rPr>
-        <w:fldChar w:fldCharType="end"/>
-      </w:r>
-    </w:p>
-    <w:p>
-      <w:pPr>
-        <w:pStyle w:val="TableofFigures"/>
-        <w:tabs>
-          <w:tab w:val="right" w:leader="dot" w:pos="9962"/>
-        </w:tabs>
-        <w:rPr>
-          <w:rFonts w:asciiTheme="minorHAnsi" w:hAnsiTheme="minorHAnsi"/>
-          <w:noProof/>
-          <w:kern w:val="2"/>
-          <w:sz w:val="24"/>
-          <w:szCs w:val="24"/>
-          <w14:ligatures w14:val="standardContextual"/>
-        </w:rPr>
-      </w:pPr>
-      <w:r>
-        <w:rPr>
-          <w:noProof/>
-        </w:rPr>
-        <w:t>Table 23: Evaluation against the requirements</w:t>
-      </w:r>
-      <w:r>
-        <w:rPr>
-          <w:noProof/>
-        </w:rPr>
-        <w:tab/>
-      </w:r>
-      <w:r>
-        <w:rPr>
-          <w:noProof/>
-        </w:rPr>
-        <w:fldChar w:fldCharType="begin"/>
-      </w:r>
-      <w:r>
-        <w:rPr>
-          <w:noProof/>
-        </w:rPr>
-        <w:instrText xml:space="preserve"> PAGEREF _Toc243916736 \h </w:instrText>
-      </w:r>
-      <w:r>
-        <w:rPr>
-          <w:noProof/>
-        </w:rPr>
-      </w:r>
-      <w:r>
-        <w:rPr>
-          <w:noProof/>
-        </w:rPr>
-        <w:fldChar w:fldCharType="separate"/>
-      </w:r>
-      <w:r>
-        <w:rPr>
-          <w:noProof/>
-        </w:rPr>
-        <w:t>57</w:t>
-      </w:r>
-      <w:r>
-        <w:rPr>
-          <w:noProof/>
-        </w:rPr>
-        <w:fldChar w:fldCharType="end"/>
-      </w:r>
-    </w:p>
-    <w:p>
-      <w:pPr>
-        <w:pStyle w:val="TableofFigures"/>
-        <w:tabs>
-          <w:tab w:val="right" w:leader="dot" w:pos="9962"/>
-        </w:tabs>
-        <w:rPr>
-          <w:rFonts w:asciiTheme="minorHAnsi" w:hAnsiTheme="minorHAnsi"/>
-          <w:noProof/>
-          <w:kern w:val="2"/>
-          <w:sz w:val="24"/>
-          <w:szCs w:val="24"/>
-          <w14:ligatures w14:val="standardContextual"/>
-        </w:rPr>
-      </w:pPr>
-      <w:r>
-        <w:rPr>
-          <w:noProof/>
-        </w:rPr>
-        <w:t>Table 24: Achievement of objectives (to be expanded)</w:t>
-      </w:r>
-      <w:r>
-        <w:rPr>
-          <w:noProof/>
-        </w:rPr>
-        <w:tab/>
-      </w:r>
-      <w:r>
-        <w:rPr>
-          <w:noProof/>
-        </w:rPr>
-        <w:fldChar w:fldCharType="begin"/>
-      </w:r>
-      <w:r>
-        <w:rPr>
-          <w:noProof/>
-        </w:rPr>
-        <w:instrText xml:space="preserve"> PAGEREF _Toc243916737 \h </w:instrText>
-      </w:r>
-      <w:r>
-        <w:rPr>
-          <w:noProof/>
-        </w:rPr>
-      </w:r>
-      <w:r>
-        <w:rPr>
-          <w:noProof/>
-        </w:rPr>
-        <w:fldChar w:fldCharType="separate"/>
-      </w:r>
-      <w:r>
-        <w:rPr>
-          <w:noProof/>
-        </w:rPr>
-        <w:t>59</w:t>
-      </w:r>
-      <w:r>
-        <w:rPr>
-          <w:noProof/>
-        </w:rPr>
-        <w:fldChar w:fldCharType="end"/>
-      </w:r>
-    </w:p>
-    <w:p>
-      <w:pPr>
-        <w:pStyle w:val="TableofFigures"/>
-        <w:tabs>
-          <w:tab w:val="right" w:leader="dot" w:pos="9962"/>
-        </w:tabs>
-        <w:rPr>
-          <w:rFonts w:asciiTheme="minorHAnsi" w:hAnsiTheme="minorHAnsi"/>
-          <w:noProof/>
-          <w:kern w:val="2"/>
-          <w:sz w:val="24"/>
-          <w:szCs w:val="24"/>
-          <w14:ligatures w14:val="standardContextual"/>
-        </w:rPr>
-      </w:pPr>
-      <w:r>
-        <w:rPr>
-          <w:noProof/>
-        </w:rPr>
-        <w:t>Table 25: Demonstration accounts (synthetic data)</w:t>
-      </w:r>
-      <w:r>
-        <w:rPr>
-          <w:noProof/>
-        </w:rPr>
-        <w:tab/>
-      </w:r>
-      <w:r>
-        <w:rPr>
-          <w:noProof/>
-        </w:rPr>
-        <w:fldChar w:fldCharType="begin"/>
-      </w:r>
-      <w:r>
-        <w:rPr>
-          <w:noProof/>
-        </w:rPr>
-        <w:instrText xml:space="preserve"> PAGEREF _Toc243916738 \h </w:instrText>
-      </w:r>
-      <w:r>
-        <w:rPr>
-          <w:noProof/>
-        </w:rPr>
-      </w:r>
-      <w:r>
-        <w:rPr>
-          <w:noProof/>
-        </w:rPr>
-        <w:fldChar w:fldCharType="separate"/>
-      </w:r>
-      <w:r>
-        <w:rPr>
-          <w:noProof/>
-        </w:rPr>
-        <w:t>63</w:t>
-      </w:r>
-      <w:r>
-        <w:rPr>
-          <w:noProof/>
-        </w:rPr>
-        <w:fldChar w:fldCharType="end"/>
-      </w:r>
-    </w:p>
-    <w:p>
-      <w:pPr>
-        <w:pStyle w:val="TableofFigures"/>
-        <w:tabs>
-          <w:tab w:val="right" w:leader="dot" w:pos="9962"/>
-        </w:tabs>
-        <w:rPr>
-          <w:rFonts w:asciiTheme="minorHAnsi" w:hAnsiTheme="minorHAnsi"/>
-          <w:noProof/>
-          <w:kern w:val="2"/>
-          <w:sz w:val="24"/>
-          <w:szCs w:val="24"/>
-          <w14:ligatures w14:val="standardContextual"/>
-        </w:rPr>
-      </w:pPr>
-      <w:r>
-        <w:rPr>
-          <w:noProof/>
-        </w:rPr>
-        <w:t>Table 26: Supporting documents in the repository</w:t>
-      </w:r>
-      <w:r>
-        <w:rPr>
-          <w:noProof/>
-        </w:rPr>
-        <w:tab/>
-      </w:r>
-      <w:r>
-        <w:rPr>
-          <w:noProof/>
-        </w:rPr>
-        <w:fldChar w:fldCharType="begin"/>
-      </w:r>
-      <w:r>
-        <w:rPr>
-          <w:noProof/>
-        </w:rPr>
-        <w:instrText xml:space="preserve"> PAGEREF _Toc243916739 \h </w:instrText>
-      </w:r>
-      <w:r>
-        <w:rPr>
-          <w:noProof/>
-        </w:rPr>
-      </w:r>
-      <w:r>
-        <w:rPr>
-          <w:noProof/>
-        </w:rPr>
-        <w:fldChar w:fldCharType="separate"/>
-      </w:r>
-      <w:r>
-        <w:rPr>
-          <w:noProof/>
-        </w:rPr>
-        <w:t>63</w:t>
+        <w:t>62</w:t>
       </w:r>
       <w:r>
         <w:rPr>
@@ -8317,7 +8253,7 @@
         <w:lastRenderedPageBreak/>
         <w:fldChar w:fldCharType="end"/>
       </w:r>
-      <w:bookmarkStart w:id="5" w:name="_Toc243916629"/>
+      <w:bookmarkStart w:id="5" w:name="_Toc243923169"/>
       <w:r>
         <w:t>List of Abbreviations</w:t>
       </w:r>
@@ -8332,7 +8268,7 @@
           <w:b w:val="0"/>
         </w:rPr>
       </w:pPr>
-      <w:bookmarkStart w:id="6" w:name="_Toc243916716"/>
+      <w:bookmarkStart w:id="6" w:name="_Toc243923255"/>
       <w:r>
         <w:rPr>
           <w:b w:val="0"/>
@@ -9306,7 +9242,7 @@
         <w:pStyle w:val="Heading1"/>
         <w:pageBreakBefore/>
       </w:pPr>
-      <w:bookmarkStart w:id="7" w:name="_Toc243916630"/>
+      <w:bookmarkStart w:id="7" w:name="_Toc243923170"/>
       <w:r>
         <w:lastRenderedPageBreak/>
         <w:t>Key Terms</w:t>
@@ -9322,7 +9258,7 @@
           <w:b w:val="0"/>
         </w:rPr>
       </w:pPr>
-      <w:bookmarkStart w:id="8" w:name="_Toc243916717"/>
+      <w:bookmarkStart w:id="8" w:name="_Toc243923256"/>
       <w:r>
         <w:rPr>
           <w:b w:val="0"/>
@@ -9866,7 +9802,7 @@
         <w:pStyle w:val="Heading1"/>
         <w:pageBreakBefore/>
       </w:pPr>
-      <w:bookmarkStart w:id="9" w:name="_Toc243916631"/>
+      <w:bookmarkStart w:id="9" w:name="_Toc243923171"/>
       <w:r>
         <w:lastRenderedPageBreak/>
         <w:t>CHAPTER 1 - INTRODUCTION</w:t>
@@ -9877,7 +9813,7 @@
       <w:pPr>
         <w:pStyle w:val="Heading2"/>
       </w:pPr>
-      <w:bookmarkStart w:id="10" w:name="_Toc243916632"/>
+      <w:bookmarkStart w:id="10" w:name="_Toc243923172"/>
       <w:r>
         <w:t>1.1 Background of the Study</w:t>
       </w:r>
@@ -9919,7 +9855,7 @@
       <w:pPr>
         <w:pStyle w:val="Heading2"/>
       </w:pPr>
-      <w:bookmarkStart w:id="11" w:name="_Toc243916633"/>
+      <w:bookmarkStart w:id="11" w:name="_Toc243923173"/>
       <w:r>
         <w:t>1.2 Problem Statement</w:t>
       </w:r>
@@ -9969,7 +9905,7 @@
       <w:pPr>
         <w:pStyle w:val="Heading2"/>
       </w:pPr>
-      <w:bookmarkStart w:id="12" w:name="_Toc243916634"/>
+      <w:bookmarkStart w:id="12" w:name="_Toc243923174"/>
       <w:r>
         <w:lastRenderedPageBreak/>
         <w:t>1.3 Research Aim</w:t>
@@ -9988,7 +9924,7 @@
       <w:pPr>
         <w:pStyle w:val="Heading2"/>
       </w:pPr>
-      <w:bookmarkStart w:id="13" w:name="_Toc243916635"/>
+      <w:bookmarkStart w:id="13" w:name="_Toc243923175"/>
       <w:r>
         <w:t>1.4 Research Objectives</w:t>
       </w:r>
@@ -10063,7 +9999,7 @@
       <w:pPr>
         <w:pStyle w:val="Heading2"/>
       </w:pPr>
-      <w:bookmarkStart w:id="14" w:name="_Toc243916636"/>
+      <w:bookmarkStart w:id="14" w:name="_Toc243923176"/>
       <w:r>
         <w:t>1.5 Research Questions</w:t>
       </w:r>
@@ -10138,7 +10074,7 @@
       <w:pPr>
         <w:pStyle w:val="Heading2"/>
       </w:pPr>
-      <w:bookmarkStart w:id="15" w:name="_Toc243916637"/>
+      <w:bookmarkStart w:id="15" w:name="_Toc243923177"/>
       <w:r>
         <w:t>1.6 Proposed Software Solution</w:t>
       </w:r>
@@ -10193,7 +10129,7 @@
       <w:pPr>
         <w:pStyle w:val="Heading2"/>
       </w:pPr>
-      <w:bookmarkStart w:id="16" w:name="_Toc243916638"/>
+      <w:bookmarkStart w:id="16" w:name="_Toc243923178"/>
       <w:r>
         <w:t>1.7 Scope</w:t>
       </w:r>
@@ -10536,7 +10472,7 @@
       <w:pPr>
         <w:pStyle w:val="Heading2"/>
       </w:pPr>
-      <w:bookmarkStart w:id="17" w:name="_Toc243916639"/>
+      <w:bookmarkStart w:id="17" w:name="_Toc243923179"/>
       <w:r>
         <w:t>1.8 Significance of the Study</w:t>
       </w:r>
@@ -10651,7 +10587,7 @@
       <w:pPr>
         <w:pStyle w:val="Heading2"/>
       </w:pPr>
-      <w:bookmarkStart w:id="18" w:name="_Toc243916640"/>
+      <w:bookmarkStart w:id="18" w:name="_Toc243923180"/>
       <w:r>
         <w:t>1.9 Chapter Summary</w:t>
       </w:r>
@@ -10686,7 +10622,7 @@
         <w:pStyle w:val="Heading1"/>
         <w:pageBreakBefore/>
       </w:pPr>
-      <w:bookmarkStart w:id="19" w:name="_Toc243916641"/>
+      <w:bookmarkStart w:id="19" w:name="_Toc243923181"/>
       <w:r>
         <w:lastRenderedPageBreak/>
         <w:t>CHAPTER 2 - LITERATURE REVIEW</w:t>
@@ -10697,7 +10633,7 @@
       <w:pPr>
         <w:pStyle w:val="Heading2"/>
       </w:pPr>
-      <w:bookmarkStart w:id="20" w:name="_Toc243916642"/>
+      <w:bookmarkStart w:id="20" w:name="_Toc243923182"/>
       <w:r>
         <w:t>2.1 Introduction</w:t>
       </w:r>
@@ -10723,7 +10659,7 @@
       <w:pPr>
         <w:pStyle w:val="Heading2"/>
       </w:pPr>
-      <w:bookmarkStart w:id="21" w:name="_Toc243916643"/>
+      <w:bookmarkStart w:id="21" w:name="_Toc243923183"/>
       <w:r>
         <w:t>2.2 Existing Research</w:t>
       </w:r>
@@ -10773,7 +10709,7 @@
       <w:pPr>
         <w:pStyle w:val="Heading2"/>
       </w:pPr>
-      <w:bookmarkStart w:id="22" w:name="_Toc243916644"/>
+      <w:bookmarkStart w:id="22" w:name="_Toc243923184"/>
       <w:r>
         <w:lastRenderedPageBreak/>
         <w:t>2.3 Existing or Similar Systems</w:t>
@@ -10839,7 +10775,7 @@
           <w:b w:val="0"/>
         </w:rPr>
       </w:pPr>
-      <w:bookmarkStart w:id="23" w:name="_Toc243916718"/>
+      <w:bookmarkStart w:id="23" w:name="_Toc243923257"/>
       <w:r>
         <w:rPr>
           <w:b w:val="0"/>
@@ -11666,7 +11602,7 @@
       <w:pPr>
         <w:pStyle w:val="Heading2"/>
       </w:pPr>
-      <w:bookmarkStart w:id="24" w:name="_Toc243916645"/>
+      <w:bookmarkStart w:id="24" w:name="_Toc243923185"/>
       <w:r>
         <w:t>2.4 Technology Review</w:t>
       </w:r>
@@ -11775,7 +11711,7 @@
       <w:pPr>
         <w:pStyle w:val="Heading2"/>
       </w:pPr>
-      <w:bookmarkStart w:id="25" w:name="_Toc243916646"/>
+      <w:bookmarkStart w:id="25" w:name="_Toc243923186"/>
       <w:r>
         <w:t>2.5 Research Gap</w:t>
       </w:r>
@@ -11817,7 +11753,7 @@
       <w:pPr>
         <w:pStyle w:val="Heading2"/>
       </w:pPr>
-      <w:bookmarkStart w:id="26" w:name="_Toc243916647"/>
+      <w:bookmarkStart w:id="26" w:name="_Toc243923187"/>
       <w:r>
         <w:t>2.6 Conceptual / Technical Direction</w:t>
       </w:r>
@@ -11852,7 +11788,7 @@
       <w:pPr>
         <w:pStyle w:val="Heading2"/>
       </w:pPr>
-      <w:bookmarkStart w:id="27" w:name="_Toc243916648"/>
+      <w:bookmarkStart w:id="27" w:name="_Toc243923188"/>
       <w:r>
         <w:t>2.7 Chapter Summary</w:t>
       </w:r>
@@ -11879,7 +11815,7 @@
         <w:pStyle w:val="Heading1"/>
         <w:pageBreakBefore/>
       </w:pPr>
-      <w:bookmarkStart w:id="28" w:name="_Toc243916649"/>
+      <w:bookmarkStart w:id="28" w:name="_Toc243923189"/>
       <w:r>
         <w:lastRenderedPageBreak/>
         <w:t>CHAPTER 3 - REQUIREMENTS &amp; METHODOLOGY</w:t>
@@ -11890,7 +11826,7 @@
       <w:pPr>
         <w:pStyle w:val="Heading2"/>
       </w:pPr>
-      <w:bookmarkStart w:id="29" w:name="_Toc243916650"/>
+      <w:bookmarkStart w:id="29" w:name="_Toc243923190"/>
       <w:r>
         <w:t>3.1 Introduction</w:t>
       </w:r>
@@ -11924,7 +11860,7 @@
       <w:pPr>
         <w:pStyle w:val="Heading2"/>
       </w:pPr>
-      <w:bookmarkStart w:id="30" w:name="_Toc243916651"/>
+      <w:bookmarkStart w:id="30" w:name="_Toc243923191"/>
       <w:r>
         <w:t>3.2 Stakeholders and Users</w:t>
       </w:r>
@@ -11947,7 +11883,7 @@
           <w:b w:val="0"/>
         </w:rPr>
       </w:pPr>
-      <w:bookmarkStart w:id="31" w:name="_Toc243916719"/>
+      <w:bookmarkStart w:id="31" w:name="_Toc243923258"/>
       <w:r>
         <w:rPr>
           <w:b w:val="0"/>
@@ -12673,7 +12609,7 @@
       <w:pPr>
         <w:pStyle w:val="Heading2"/>
       </w:pPr>
-      <w:bookmarkStart w:id="32" w:name="_Toc243916652"/>
+      <w:bookmarkStart w:id="32" w:name="_Toc243923192"/>
       <w:r>
         <w:t>3.3 Functional Requirements</w:t>
       </w:r>
@@ -12714,7 +12650,7 @@
           <w:b w:val="0"/>
         </w:rPr>
       </w:pPr>
-      <w:bookmarkStart w:id="33" w:name="_Toc243916720"/>
+      <w:bookmarkStart w:id="33" w:name="_Toc243923259"/>
       <w:r>
         <w:rPr>
           <w:b w:val="0"/>
@@ -13988,7 +13924,7 @@
           <w:b w:val="0"/>
         </w:rPr>
       </w:pPr>
-      <w:bookmarkStart w:id="34" w:name="_Toc243916721"/>
+      <w:bookmarkStart w:id="34" w:name="_Toc243923260"/>
       <w:r>
         <w:rPr>
           <w:b w:val="0"/>
@@ -14576,7 +14512,7 @@
       <w:pPr>
         <w:pStyle w:val="Heading2"/>
       </w:pPr>
-      <w:bookmarkStart w:id="35" w:name="_Toc243916653"/>
+      <w:bookmarkStart w:id="35" w:name="_Toc243923193"/>
       <w:r>
         <w:lastRenderedPageBreak/>
         <w:t>3.4 Non-Functional Requirements</w:t>
@@ -14600,7 +14536,7 @@
           <w:b w:val="0"/>
         </w:rPr>
       </w:pPr>
-      <w:bookmarkStart w:id="36" w:name="_Toc243916722"/>
+      <w:bookmarkStart w:id="36" w:name="_Toc243923261"/>
       <w:r>
         <w:rPr>
           <w:b w:val="0"/>
@@ -15338,7 +15274,7 @@
       <w:pPr>
         <w:pStyle w:val="Heading2"/>
       </w:pPr>
-      <w:bookmarkStart w:id="37" w:name="_Toc243916654"/>
+      <w:bookmarkStart w:id="37" w:name="_Toc243923194"/>
       <w:r>
         <w:t>3.5 Requirements Gathering</w:t>
       </w:r>
@@ -15361,7 +15297,7 @@
           <w:b w:val="0"/>
         </w:rPr>
       </w:pPr>
-      <w:bookmarkStart w:id="38" w:name="_Toc243916723"/>
+      <w:bookmarkStart w:id="38" w:name="_Toc243923262"/>
       <w:r>
         <w:rPr>
           <w:b w:val="0"/>
@@ -16124,7 +16060,7 @@
       <w:pPr>
         <w:pStyle w:val="Heading2"/>
       </w:pPr>
-      <w:bookmarkStart w:id="39" w:name="_Toc243916655"/>
+      <w:bookmarkStart w:id="39" w:name="_Toc243923195"/>
       <w:r>
         <w:t>3.6 Development Methodology</w:t>
       </w:r>
@@ -16147,7 +16083,7 @@
           <w:b w:val="0"/>
         </w:rPr>
       </w:pPr>
-      <w:bookmarkStart w:id="40" w:name="_Toc243916724"/>
+      <w:bookmarkStart w:id="40" w:name="_Toc243923263"/>
       <w:r>
         <w:rPr>
           <w:b w:val="0"/>
@@ -16679,7 +16615,7 @@
       <w:pPr>
         <w:pStyle w:val="Heading2"/>
       </w:pPr>
-      <w:bookmarkStart w:id="41" w:name="_Toc243916656"/>
+      <w:bookmarkStart w:id="41" w:name="_Toc243923196"/>
       <w:r>
         <w:t>3.7 Use Cases / User Stories</w:t>
       </w:r>
@@ -16702,7 +16638,7 @@
           <w:b w:val="0"/>
         </w:rPr>
       </w:pPr>
-      <w:bookmarkStart w:id="42" w:name="_Toc243916725"/>
+      <w:bookmarkStart w:id="42" w:name="_Toc243923264"/>
       <w:r>
         <w:rPr>
           <w:b w:val="0"/>
@@ -17861,7 +17797,7 @@
       <w:pPr>
         <w:pStyle w:val="Heading2"/>
       </w:pPr>
-      <w:bookmarkStart w:id="43" w:name="_Toc243916657"/>
+      <w:bookmarkStart w:id="43" w:name="_Toc243923197"/>
       <w:r>
         <w:t>3.8 System Architecture</w:t>
       </w:r>
@@ -17959,7 +17895,7 @@
       <w:pPr>
         <w:pStyle w:val="Heading2"/>
       </w:pPr>
-      <w:bookmarkStart w:id="44" w:name="_Toc243916658"/>
+      <w:bookmarkStart w:id="44" w:name="_Toc243923198"/>
       <w:r>
         <w:t>3.9 Ethical, Privacy and Security Considerations</w:t>
       </w:r>
@@ -18059,7 +17995,7 @@
       <w:pPr>
         <w:pStyle w:val="Heading2"/>
       </w:pPr>
-      <w:bookmarkStart w:id="45" w:name="_Toc243916659"/>
+      <w:bookmarkStart w:id="45" w:name="_Toc243923199"/>
       <w:r>
         <w:t>3.10 Chapter Summary</w:t>
       </w:r>
@@ -18090,7 +18026,7 @@
         <w:pStyle w:val="Heading1"/>
         <w:pageBreakBefore/>
       </w:pPr>
-      <w:bookmarkStart w:id="46" w:name="_Toc243916660"/>
+      <w:bookmarkStart w:id="46" w:name="_Toc243923200"/>
       <w:r>
         <w:lastRenderedPageBreak/>
         <w:t>CHAPTER 4 - SYSTEM DESIGN &amp; DEVELOPMENT</w:t>
@@ -18101,7 +18037,7 @@
       <w:pPr>
         <w:pStyle w:val="Heading2"/>
       </w:pPr>
-      <w:bookmarkStart w:id="47" w:name="_Toc243916661"/>
+      <w:bookmarkStart w:id="47" w:name="_Toc243923201"/>
       <w:r>
         <w:t>4.1 Introduction</w:t>
       </w:r>
@@ -18139,7 +18075,7 @@
       <w:pPr>
         <w:pStyle w:val="Heading2"/>
       </w:pPr>
-      <w:bookmarkStart w:id="48" w:name="_Toc243916662"/>
+      <w:bookmarkStart w:id="48" w:name="_Toc243923202"/>
       <w:r>
         <w:t>4.2 System Architecture</w:t>
       </w:r>
@@ -18214,7 +18150,7 @@
           <w:b w:val="0"/>
         </w:rPr>
       </w:pPr>
-      <w:bookmarkStart w:id="49" w:name="_Toc243916694"/>
+      <w:bookmarkStart w:id="49" w:name="_Toc243923233"/>
       <w:r>
         <w:rPr>
           <w:b w:val="0"/>
@@ -18278,7 +18214,7 @@
           <w:b w:val="0"/>
         </w:rPr>
       </w:pPr>
-      <w:bookmarkStart w:id="50" w:name="_Toc243916726"/>
+      <w:bookmarkStart w:id="50" w:name="_Toc243923265"/>
       <w:r>
         <w:rPr>
           <w:b w:val="0"/>
@@ -19362,7 +19298,7 @@
           <w:b w:val="0"/>
         </w:rPr>
       </w:pPr>
-      <w:bookmarkStart w:id="51" w:name="_Toc243916727"/>
+      <w:bookmarkStart w:id="51" w:name="_Toc243923266"/>
       <w:r>
         <w:rPr>
           <w:b w:val="0"/>
@@ -19823,7 +19759,7 @@
       <w:pPr>
         <w:pStyle w:val="Heading2"/>
       </w:pPr>
-      <w:bookmarkStart w:id="52" w:name="_Toc243916663"/>
+      <w:bookmarkStart w:id="52" w:name="_Toc243923203"/>
       <w:r>
         <w:t>4.3 UML Design</w:t>
       </w:r>
@@ -19901,7 +19837,7 @@
           <w:b w:val="0"/>
         </w:rPr>
       </w:pPr>
-      <w:bookmarkStart w:id="53" w:name="_Toc243916695"/>
+      <w:bookmarkStart w:id="53" w:name="_Toc243923234"/>
       <w:r>
         <w:rPr>
           <w:b w:val="0"/>
@@ -20031,7 +19967,7 @@
           <w:b w:val="0"/>
         </w:rPr>
       </w:pPr>
-      <w:bookmarkStart w:id="54" w:name="_Toc243916696"/>
+      <w:bookmarkStart w:id="54" w:name="_Toc243923235"/>
       <w:r>
         <w:rPr>
           <w:b w:val="0"/>
@@ -20158,7 +20094,7 @@
           <w:b w:val="0"/>
         </w:rPr>
       </w:pPr>
-      <w:bookmarkStart w:id="55" w:name="_Toc243916697"/>
+      <w:bookmarkStart w:id="55" w:name="_Toc243923236"/>
       <w:r>
         <w:rPr>
           <w:b w:val="0"/>
@@ -20276,7 +20212,7 @@
           <w:b w:val="0"/>
         </w:rPr>
       </w:pPr>
-      <w:bookmarkStart w:id="56" w:name="_Toc243916698"/>
+      <w:bookmarkStart w:id="56" w:name="_Toc243923237"/>
       <w:r>
         <w:rPr>
           <w:b w:val="0"/>
@@ -20334,7 +20270,7 @@
       <w:pPr>
         <w:pStyle w:val="Heading2"/>
       </w:pPr>
-      <w:bookmarkStart w:id="57" w:name="_Toc243916664"/>
+      <w:bookmarkStart w:id="57" w:name="_Toc243923204"/>
       <w:r>
         <w:t>4.4 Database Design</w:t>
       </w:r>
@@ -20407,7 +20343,7 @@
           <w:b w:val="0"/>
         </w:rPr>
       </w:pPr>
-      <w:bookmarkStart w:id="58" w:name="_Toc243916699"/>
+      <w:bookmarkStart w:id="58" w:name="_Toc243923238"/>
       <w:r>
         <w:rPr>
           <w:b w:val="0"/>
@@ -20570,7 +20506,7 @@
       <w:pPr>
         <w:pStyle w:val="Heading2"/>
       </w:pPr>
-      <w:bookmarkStart w:id="59" w:name="_Toc243916665"/>
+      <w:bookmarkStart w:id="59" w:name="_Toc243923205"/>
       <w:r>
         <w:t>4.5 User Interface Design</w:t>
       </w:r>
@@ -20640,7 +20576,7 @@
           <w:b w:val="0"/>
         </w:rPr>
       </w:pPr>
-      <w:bookmarkStart w:id="60" w:name="_Toc243916700"/>
+      <w:bookmarkStart w:id="60" w:name="_Toc243923239"/>
       <w:r>
         <w:rPr>
           <w:b w:val="0"/>
@@ -20742,7 +20678,7 @@
           <w:b w:val="0"/>
         </w:rPr>
       </w:pPr>
-      <w:bookmarkStart w:id="61" w:name="_Toc243916701"/>
+      <w:bookmarkStart w:id="61" w:name="_Toc243923240"/>
       <w:r>
         <w:rPr>
           <w:b w:val="0"/>
@@ -20843,7 +20779,7 @@
           <w:b w:val="0"/>
         </w:rPr>
       </w:pPr>
-      <w:bookmarkStart w:id="62" w:name="_Toc243916702"/>
+      <w:bookmarkStart w:id="62" w:name="_Toc243923241"/>
       <w:r>
         <w:rPr>
           <w:b w:val="0"/>
@@ -20951,7 +20887,7 @@
           <w:b w:val="0"/>
         </w:rPr>
       </w:pPr>
-      <w:bookmarkStart w:id="63" w:name="_Toc243916703"/>
+      <w:bookmarkStart w:id="63" w:name="_Toc243923242"/>
       <w:r>
         <w:rPr>
           <w:b w:val="0"/>
@@ -21057,7 +20993,7 @@
           <w:b w:val="0"/>
         </w:rPr>
       </w:pPr>
-      <w:bookmarkStart w:id="64" w:name="_Toc243916704"/>
+      <w:bookmarkStart w:id="64" w:name="_Toc243923243"/>
       <w:r>
         <w:rPr>
           <w:b w:val="0"/>
@@ -21164,7 +21100,7 @@
           <w:b w:val="0"/>
         </w:rPr>
       </w:pPr>
-      <w:bookmarkStart w:id="65" w:name="_Toc243916705"/>
+      <w:bookmarkStart w:id="65" w:name="_Toc243923244"/>
       <w:r>
         <w:rPr>
           <w:b w:val="0"/>
@@ -21266,7 +21202,7 @@
           <w:b w:val="0"/>
         </w:rPr>
       </w:pPr>
-      <w:bookmarkStart w:id="66" w:name="_Toc243916706"/>
+      <w:bookmarkStart w:id="66" w:name="_Toc243923245"/>
       <w:r>
         <w:rPr>
           <w:b w:val="0"/>
@@ -21374,7 +21310,7 @@
           <w:b w:val="0"/>
         </w:rPr>
       </w:pPr>
-      <w:bookmarkStart w:id="67" w:name="_Toc243916707"/>
+      <w:bookmarkStart w:id="67" w:name="_Toc243923246"/>
       <w:r>
         <w:rPr>
           <w:b w:val="0"/>
@@ -21475,7 +21411,7 @@
           <w:b w:val="0"/>
         </w:rPr>
       </w:pPr>
-      <w:bookmarkStart w:id="68" w:name="_Toc243916708"/>
+      <w:bookmarkStart w:id="68" w:name="_Toc243923247"/>
       <w:r>
         <w:rPr>
           <w:b w:val="0"/>
@@ -21530,7 +21466,7 @@
           <w:b w:val="0"/>
         </w:rPr>
       </w:pPr>
-      <w:bookmarkStart w:id="69" w:name="_Toc243916728"/>
+      <w:bookmarkStart w:id="69" w:name="_Toc243923267"/>
       <w:r>
         <w:rPr>
           <w:b w:val="0"/>
@@ -22287,7 +22223,7 @@
       <w:pPr>
         <w:pStyle w:val="Heading2"/>
       </w:pPr>
-      <w:bookmarkStart w:id="70" w:name="_Toc243916666"/>
+      <w:bookmarkStart w:id="70" w:name="_Toc243923206"/>
       <w:r>
         <w:t>4.6 Development Environment</w:t>
       </w:r>
@@ -22302,7 +22238,7 @@
           <w:b w:val="0"/>
         </w:rPr>
       </w:pPr>
-      <w:bookmarkStart w:id="71" w:name="_Toc243916729"/>
+      <w:bookmarkStart w:id="71" w:name="_Toc243923268"/>
       <w:r>
         <w:rPr>
           <w:b w:val="0"/>
@@ -22897,7 +22833,7 @@
       <w:pPr>
         <w:pStyle w:val="Heading2"/>
       </w:pPr>
-      <w:bookmarkStart w:id="72" w:name="_Toc243916667"/>
+      <w:bookmarkStart w:id="72" w:name="_Toc243923207"/>
       <w:r>
         <w:t>4.7 Implementation</w:t>
       </w:r>
@@ -22928,7 +22864,7 @@
           <w:b w:val="0"/>
         </w:rPr>
       </w:pPr>
-      <w:bookmarkStart w:id="73" w:name="_Toc243916730"/>
+      <w:bookmarkStart w:id="73" w:name="_Toc243923269"/>
       <w:r>
         <w:rPr>
           <w:b w:val="0"/>
@@ -23808,7 +23744,7 @@
       <w:pPr>
         <w:pStyle w:val="Heading2"/>
       </w:pPr>
-      <w:bookmarkStart w:id="74" w:name="_Toc243916668"/>
+      <w:bookmarkStart w:id="74" w:name="_Toc243923208"/>
       <w:r>
         <w:t>4.8 Version Control</w:t>
       </w:r>
@@ -23847,7 +23783,7 @@
           <w:b w:val="0"/>
         </w:rPr>
       </w:pPr>
-      <w:bookmarkStart w:id="75" w:name="_Toc243916731"/>
+      <w:bookmarkStart w:id="75" w:name="_Toc243923270"/>
       <w:r>
         <w:rPr>
           <w:b w:val="0"/>
@@ -24989,7 +24925,7 @@
           <w:b w:val="0"/>
         </w:rPr>
       </w:pPr>
-      <w:bookmarkStart w:id="76" w:name="_Toc243916732"/>
+      <w:bookmarkStart w:id="76" w:name="_Toc243923271"/>
       <w:r>
         <w:rPr>
           <w:b w:val="0"/>
@@ -25545,7 +25481,7 @@
           <w:b w:val="0"/>
         </w:rPr>
       </w:pPr>
-      <w:bookmarkStart w:id="77" w:name="_Toc243916709"/>
+      <w:bookmarkStart w:id="77" w:name="_Toc243923248"/>
       <w:r>
         <w:rPr>
           <w:b w:val="0"/>
@@ -25606,7 +25542,7 @@
       <w:pPr>
         <w:pStyle w:val="Heading2"/>
       </w:pPr>
-      <w:bookmarkStart w:id="78" w:name="_Toc243916669"/>
+      <w:bookmarkStart w:id="78" w:name="_Toc243923209"/>
       <w:r>
         <w:t>4.9 Chapter Summary</w:t>
       </w:r>
@@ -25648,7 +25584,7 @@
         <w:pStyle w:val="Heading1"/>
         <w:pageBreakBefore/>
       </w:pPr>
-      <w:bookmarkStart w:id="79" w:name="_Toc243916670"/>
+      <w:bookmarkStart w:id="79" w:name="_Toc243923210"/>
       <w:r>
         <w:lastRenderedPageBreak/>
         <w:t>CHAPTER 5 - TESTING, RESULTS &amp; EVALUATION</w:t>
@@ -25659,7 +25595,7 @@
       <w:pPr>
         <w:pStyle w:val="Heading2"/>
       </w:pPr>
-      <w:bookmarkStart w:id="80" w:name="_Toc243916671"/>
+      <w:bookmarkStart w:id="80" w:name="_Toc243923211"/>
       <w:r>
         <w:t>5.1 Introduction</w:t>
       </w:r>
@@ -25677,7 +25613,7 @@
       <w:pPr>
         <w:pStyle w:val="Heading2"/>
       </w:pPr>
-      <w:bookmarkStart w:id="81" w:name="_Toc243916672"/>
+      <w:bookmarkStart w:id="81" w:name="_Toc243923212"/>
       <w:r>
         <w:t>5.2 Test Strategy</w:t>
       </w:r>
@@ -25826,7 +25762,7 @@
       <w:pPr>
         <w:pStyle w:val="Heading2"/>
       </w:pPr>
-      <w:bookmarkStart w:id="82" w:name="_Toc243916673"/>
+      <w:bookmarkStart w:id="82" w:name="_Toc243923213"/>
       <w:r>
         <w:t>5.3 Test Cases and Results</w:t>
       </w:r>
@@ -25841,7 +25777,7 @@
           <w:b w:val="0"/>
         </w:rPr>
       </w:pPr>
-      <w:bookmarkStart w:id="83" w:name="_Toc243916733"/>
+      <w:bookmarkStart w:id="83" w:name="_Toc243923272"/>
       <w:r>
         <w:rPr>
           <w:b w:val="0"/>
@@ -27815,9 +27751,13 @@
     </w:p>
     <w:p>
       <w:pPr>
-        <w:keepNext/>
+        <w:pStyle w:val="ListParagraph"/>
         <w:keepLines/>
-        <w:jc w:val="center"/>
+        <w:numPr>
+          <w:ilvl w:val="0"/>
+          <w:numId w:val="53"/>
+        </w:numPr>
+        <w:ind w:left="1080"/>
       </w:pPr>
       <w:r>
         <w:rPr>
@@ -27884,7 +27824,7 @@
           <w:b w:val="0"/>
         </w:rPr>
       </w:pPr>
-      <w:bookmarkStart w:id="84" w:name="_Toc243916710"/>
+      <w:bookmarkStart w:id="84" w:name="_Toc243923249"/>
       <w:r>
         <w:rPr>
           <w:b w:val="0"/>
@@ -27986,7 +27926,7 @@
           <w:b w:val="0"/>
         </w:rPr>
       </w:pPr>
-      <w:bookmarkStart w:id="85" w:name="_Toc243916711"/>
+      <w:bookmarkStart w:id="85" w:name="_Toc243923250"/>
       <w:r>
         <w:rPr>
           <w:b w:val="0"/>
@@ -28036,7 +27976,7 @@
       <w:pPr>
         <w:pStyle w:val="Heading2"/>
       </w:pPr>
-      <w:bookmarkStart w:id="86" w:name="_Toc243916674"/>
+      <w:bookmarkStart w:id="86" w:name="_Toc243923214"/>
       <w:r>
         <w:t>5.4 Defects and Corrections</w:t>
       </w:r>
@@ -28059,7 +27999,7 @@
           <w:b w:val="0"/>
         </w:rPr>
       </w:pPr>
-      <w:bookmarkStart w:id="87" w:name="_Toc243916734"/>
+      <w:bookmarkStart w:id="87" w:name="_Toc243923273"/>
       <w:r>
         <w:rPr>
           <w:b w:val="0"/>
@@ -28973,26 +28913,21 @@
     </w:p>
     <w:p>
       <w:pPr>
+        <w:keepLines/>
+      </w:pPr>
+      <w:r>
+        <w:t>DEF-07 teaches a similar lesson. It was found while testing the student profile (FR-17), but it also affected the coordinator dashboard, which had passed every earlier test: those tests accepted any redirect as blocked without checking what the response contained. The access-control tests now check that the protected content is absent from the response, and they failed on the earlier build before the fix.</w:t>
+      </w:r>
+    </w:p>
+    <w:p>
+      <w:pPr>
         <w:pStyle w:val="Heading2"/>
       </w:pPr>
-      <w:bookmarkStart w:id="88" w:name="_Toc243916675"/>
-      <w:r>
-        <w:rPr>
-          <w:b w:val="0"/>
-        </w:rPr>
-        <w:t>DEF-07 teaches a similar lesson. It was found while testing the student profile (FR-17), but it also affected the coordinator dashboard, which had passed every earlier test: those tests accepted any redirect as blocked without checking what the response contained. The access-control tests now check that the protected content is absent from the response, and they failed on the earlier build before the fix.</w:t>
+      <w:bookmarkStart w:id="88" w:name="_Toc243923215"/>
+      <w:r>
+        <w:t>5.5 Performance / Usability Evaluation</w:t>
       </w:r>
       <w:bookmarkEnd w:id="88"/>
-    </w:p>
-    <w:p>
-      <w:pPr>
-        <w:pStyle w:val="Heading2"/>
-      </w:pPr>
-      <w:bookmarkStart w:id="89" w:name="_Toc243916676"/>
-      <w:r>
-        <w:t>5.5 Performance / Usability Evaluation</w:t>
-      </w:r>
-      <w:bookmarkEnd w:id="89"/>
     </w:p>
     <w:p>
       <w:pPr>
@@ -29017,7 +28952,7 @@
           <w:b w:val="0"/>
         </w:rPr>
       </w:pPr>
-      <w:bookmarkStart w:id="90" w:name="_Toc243916735"/>
+      <w:bookmarkStart w:id="89" w:name="_Toc243923274"/>
       <w:r>
         <w:rPr>
           <w:b w:val="0"/>
@@ -29067,7 +29002,7 @@
         </w:rPr>
         <w:t>Measured response times (TC-144, 26 October 2026)</w:t>
       </w:r>
-      <w:bookmarkEnd w:id="90"/>
+      <w:bookmarkEnd w:id="89"/>
     </w:p>
     <w:tbl>
       <w:tblPr>
@@ -29863,8 +29798,22 @@
         <w:keepLines/>
       </w:pPr>
       <w:r>
+        <w:t>These times were measured on the same computer as the server, so they show that the application and database are fast. They do not include internet delays, which would add time in a hosted deployment.</w:t>
+      </w:r>
+    </w:p>
+    <w:p>
+      <w:pPr>
+        <w:keepLines/>
+      </w:pPr>
+      <w:r>
+        <w:rPr>
+          <w:b/>
+        </w:rPr>
         <w:lastRenderedPageBreak/>
-        <w:t>These times were measured on the same computer as the server, so they show that the application and database are fast. They do not include internet delays, which would add time in a hosted deployment.</w:t>
+        <w:t>Compatibility (NFR-06).</w:t>
+      </w:r>
+      <w:r>
+        <w:t xml:space="preserve"> All main screens worked in Chrome 155 and Edge 155. At 375 pixels the first check found DEF-03; after the fix every screen fits the phone width, and the mentor verification page, which mentors are most likely to open on a phone, needs no sideways scrolling at all.</w:t>
       </w:r>
     </w:p>
     <w:p>
@@ -29875,20 +29824,6 @@
         <w:rPr>
           <w:b/>
         </w:rPr>
-        <w:t>Compatibility (NFR-06).</w:t>
-      </w:r>
-      <w:r>
-        <w:t xml:space="preserve"> All main screens worked in Chrome 155 and Edge 155. At 375 pixels the first check found DEF-03; after the fix every screen fits the phone width, and the mentor verification page, which mentors are most likely to open on a phone, needs no sideways scrolling at all.</w:t>
-      </w:r>
-    </w:p>
-    <w:p>
-      <w:pPr>
-        <w:keepLines/>
-      </w:pPr>
-      <w:r>
-        <w:rPr>
-          <w:b/>
-        </w:rPr>
         <w:t>Usability (NFR-01).</w:t>
       </w:r>
       <w:r>
@@ -29905,11 +29840,11 @@
       <w:pPr>
         <w:pStyle w:val="Heading2"/>
       </w:pPr>
-      <w:bookmarkStart w:id="91" w:name="_Toc243916677"/>
+      <w:bookmarkStart w:id="90" w:name="_Toc243923216"/>
       <w:r>
         <w:t>5.6 Requirements Evaluation</w:t>
       </w:r>
-      <w:bookmarkEnd w:id="91"/>
+      <w:bookmarkEnd w:id="90"/>
     </w:p>
     <w:p>
       <w:pPr>
@@ -29920,7 +29855,7 @@
           <w:b w:val="0"/>
         </w:rPr>
       </w:pPr>
-      <w:bookmarkStart w:id="92" w:name="_Toc243916736"/>
+      <w:bookmarkStart w:id="91" w:name="_Toc243923275"/>
       <w:r>
         <w:rPr>
           <w:b w:val="0"/>
@@ -29964,7 +29899,7 @@
         </w:rPr>
         <w:t>: Evaluation against the requirements</w:t>
       </w:r>
-      <w:bookmarkEnd w:id="92"/>
+      <w:bookmarkEnd w:id="91"/>
     </w:p>
     <w:tbl>
       <w:tblPr>
@@ -31066,11 +31001,11 @@
       <w:pPr>
         <w:pStyle w:val="Heading2"/>
       </w:pPr>
-      <w:bookmarkStart w:id="93" w:name="_Toc243916678"/>
+      <w:bookmarkStart w:id="92" w:name="_Toc243923217"/>
       <w:r>
         <w:t>5.7 User / Stakeholder Feedback</w:t>
       </w:r>
-      <w:bookmarkEnd w:id="93"/>
+      <w:bookmarkEnd w:id="92"/>
     </w:p>
     <w:p>
       <w:pPr>
@@ -31140,7 +31075,13 @@
     </w:p>
     <w:p>
       <w:pPr>
+        <w:pStyle w:val="ListParagraph"/>
         <w:keepLines/>
+        <w:numPr>
+          <w:ilvl w:val="0"/>
+          <w:numId w:val="54"/>
+        </w:numPr>
+        <w:ind w:left="1080"/>
       </w:pPr>
       <w:r>
         <w:t>The team's review of the WIL process after the Week 4 submission added WIL placements, document uploads, a student profile for staff and WIL completion (FR-15 to FR-18).</w:t>
@@ -31158,11 +31099,11 @@
       <w:pPr>
         <w:pStyle w:val="Heading2"/>
       </w:pPr>
-      <w:bookmarkStart w:id="94" w:name="_Toc243916679"/>
+      <w:bookmarkStart w:id="93" w:name="_Toc243923218"/>
       <w:r>
         <w:t>5.8 Chapter Summary</w:t>
       </w:r>
-      <w:bookmarkEnd w:id="94"/>
+      <w:bookmarkEnd w:id="93"/>
     </w:p>
     <w:p>
       <w:pPr>
@@ -31192,22 +31133,22 @@
         <w:pStyle w:val="Heading1"/>
         <w:pageBreakBefore/>
       </w:pPr>
-      <w:bookmarkStart w:id="95" w:name="_Toc243916680"/>
+      <w:bookmarkStart w:id="94" w:name="_Toc243923219"/>
       <w:r>
         <w:lastRenderedPageBreak/>
         <w:t>CHAPTER 6 - CONCLUSION &amp; RECOMMENDATIONS (OUTLINE)</w:t>
       </w:r>
+      <w:bookmarkEnd w:id="94"/>
+    </w:p>
+    <w:p>
+      <w:pPr>
+        <w:pStyle w:val="Heading2"/>
+      </w:pPr>
+      <w:bookmarkStart w:id="95" w:name="_Toc243923220"/>
+      <w:r>
+        <w:t>6.1 Introduction</w:t>
+      </w:r>
       <w:bookmarkEnd w:id="95"/>
-    </w:p>
-    <w:p>
-      <w:pPr>
-        <w:pStyle w:val="Heading2"/>
-      </w:pPr>
-      <w:bookmarkStart w:id="96" w:name="_Toc243916681"/>
-      <w:r>
-        <w:t>6.1 Introduction</w:t>
-      </w:r>
-      <w:bookmarkEnd w:id="96"/>
     </w:p>
     <w:p>
       <w:pPr>
@@ -31241,11 +31182,11 @@
       <w:pPr>
         <w:pStyle w:val="Heading2"/>
       </w:pPr>
-      <w:bookmarkStart w:id="97" w:name="_Toc243916682"/>
+      <w:bookmarkStart w:id="96" w:name="_Toc243923221"/>
       <w:r>
         <w:t>6.2 Summary of Findings</w:t>
       </w:r>
-      <w:bookmarkEnd w:id="97"/>
+      <w:bookmarkEnd w:id="96"/>
     </w:p>
     <w:p>
       <w:pPr>
@@ -31321,11 +31262,11 @@
       <w:pPr>
         <w:pStyle w:val="Heading2"/>
       </w:pPr>
-      <w:bookmarkStart w:id="98" w:name="_Toc243916683"/>
+      <w:bookmarkStart w:id="97" w:name="_Toc243923222"/>
       <w:r>
         <w:t>6.3 Achievement of Objectives</w:t>
       </w:r>
-      <w:bookmarkEnd w:id="98"/>
+      <w:bookmarkEnd w:id="97"/>
     </w:p>
     <w:p>
       <w:pPr>
@@ -31336,7 +31277,7 @@
           <w:b w:val="0"/>
         </w:rPr>
       </w:pPr>
-      <w:bookmarkStart w:id="99" w:name="_Toc243916737"/>
+      <w:bookmarkStart w:id="98" w:name="_Toc243923276"/>
       <w:r>
         <w:rPr>
           <w:b w:val="0"/>
@@ -31380,7 +31321,7 @@
         </w:rPr>
         <w:t>: Achievement of objectives (to be expanded)</w:t>
       </w:r>
-      <w:bookmarkEnd w:id="99"/>
+      <w:bookmarkEnd w:id="98"/>
     </w:p>
     <w:tbl>
       <w:tblPr>
@@ -31797,11 +31738,11 @@
       <w:pPr>
         <w:pStyle w:val="Heading2"/>
       </w:pPr>
-      <w:bookmarkStart w:id="100" w:name="_Toc243916684"/>
+      <w:bookmarkStart w:id="99" w:name="_Toc243923223"/>
       <w:r>
         <w:t>6.4 Answers to Research Questions</w:t>
       </w:r>
-      <w:bookmarkEnd w:id="100"/>
+      <w:bookmarkEnd w:id="99"/>
     </w:p>
     <w:p>
       <w:pPr>
@@ -31911,11 +31852,11 @@
       <w:pPr>
         <w:pStyle w:val="Heading2"/>
       </w:pPr>
-      <w:bookmarkStart w:id="101" w:name="_Toc243916685"/>
+      <w:bookmarkStart w:id="100" w:name="_Toc243923224"/>
       <w:r>
         <w:t>6.5 Limitations</w:t>
       </w:r>
-      <w:bookmarkEnd w:id="101"/>
+      <w:bookmarkEnd w:id="100"/>
     </w:p>
     <w:p>
       <w:pPr>
@@ -32005,11 +31946,11 @@
       <w:pPr>
         <w:pStyle w:val="Heading2"/>
       </w:pPr>
-      <w:bookmarkStart w:id="102" w:name="_Toc243916686"/>
+      <w:bookmarkStart w:id="101" w:name="_Toc243923225"/>
       <w:r>
         <w:t>6.6 Recommendations</w:t>
       </w:r>
-      <w:bookmarkEnd w:id="102"/>
+      <w:bookmarkEnd w:id="101"/>
     </w:p>
     <w:p>
       <w:pPr>
@@ -32071,11 +32012,11 @@
       <w:pPr>
         <w:pStyle w:val="Heading2"/>
       </w:pPr>
-      <w:bookmarkStart w:id="103" w:name="_Toc243916687"/>
+      <w:bookmarkStart w:id="102" w:name="_Toc243923226"/>
       <w:r>
         <w:t>6.7 Future Work</w:t>
       </w:r>
-      <w:bookmarkEnd w:id="103"/>
+      <w:bookmarkEnd w:id="102"/>
     </w:p>
     <w:p>
       <w:pPr>
@@ -32151,11 +32092,11 @@
       <w:pPr>
         <w:pStyle w:val="Heading2"/>
       </w:pPr>
-      <w:bookmarkStart w:id="104" w:name="_Toc243916688"/>
+      <w:bookmarkStart w:id="103" w:name="_Toc243923227"/>
       <w:r>
         <w:t>6.8 Final Conclusion</w:t>
       </w:r>
-      <w:bookmarkEnd w:id="104"/>
+      <w:bookmarkEnd w:id="103"/>
     </w:p>
     <w:p>
       <w:pPr>
@@ -32204,12 +32145,12 @@
         <w:pStyle w:val="Heading1"/>
         <w:pageBreakBefore/>
       </w:pPr>
-      <w:bookmarkStart w:id="105" w:name="_Toc243916689"/>
+      <w:bookmarkStart w:id="104" w:name="_Toc243923228"/>
       <w:r>
         <w:lastRenderedPageBreak/>
         <w:t>References</w:t>
       </w:r>
-      <w:bookmarkEnd w:id="105"/>
+      <w:bookmarkEnd w:id="104"/>
     </w:p>
     <w:p>
       <w:pPr>
@@ -32353,22 +32294,22 @@
         <w:pStyle w:val="Heading1"/>
         <w:pageBreakBefore/>
       </w:pPr>
-      <w:bookmarkStart w:id="106" w:name="_Toc243916690"/>
+      <w:bookmarkStart w:id="105" w:name="_Toc243923229"/>
       <w:r>
         <w:lastRenderedPageBreak/>
         <w:t>Appendices</w:t>
       </w:r>
+      <w:bookmarkEnd w:id="105"/>
+    </w:p>
+    <w:p>
+      <w:pPr>
+        <w:pStyle w:val="Heading2"/>
+      </w:pPr>
+      <w:bookmarkStart w:id="106" w:name="_Toc243923230"/>
+      <w:r>
+        <w:t>Appendix A: Source Code and How to Run TrackWIL</w:t>
+      </w:r>
       <w:bookmarkEnd w:id="106"/>
-    </w:p>
-    <w:p>
-      <w:pPr>
-        <w:pStyle w:val="Heading2"/>
-      </w:pPr>
-      <w:bookmarkStart w:id="107" w:name="_Toc243916691"/>
-      <w:r>
-        <w:t>Appendix A: Source Code and How to Run TrackWIL</w:t>
-      </w:r>
-      <w:bookmarkEnd w:id="107"/>
     </w:p>
     <w:p>
       <w:pPr>
@@ -32387,7 +32328,7 @@
           <w:b w:val="0"/>
         </w:rPr>
       </w:pPr>
-      <w:bookmarkStart w:id="108" w:name="_Toc243916738"/>
+      <w:bookmarkStart w:id="107" w:name="_Toc243923277"/>
       <w:r>
         <w:rPr>
           <w:b w:val="0"/>
@@ -32431,7 +32372,7 @@
         </w:rPr>
         <w:t>: Demonstration accounts (synthetic data)</w:t>
       </w:r>
-      <w:bookmarkEnd w:id="108"/>
+      <w:bookmarkEnd w:id="107"/>
     </w:p>
     <w:tbl>
       <w:tblPr>
@@ -32848,11 +32789,11 @@
       <w:pPr>
         <w:pStyle w:val="Heading2"/>
       </w:pPr>
-      <w:bookmarkStart w:id="109" w:name="_Toc243916692"/>
+      <w:bookmarkStart w:id="108" w:name="_Toc243923231"/>
       <w:r>
         <w:t>Appendix B: Supporting Documents</w:t>
       </w:r>
-      <w:bookmarkEnd w:id="109"/>
+      <w:bookmarkEnd w:id="108"/>
     </w:p>
     <w:p>
       <w:pPr>
@@ -32863,7 +32804,7 @@
           <w:b w:val="0"/>
         </w:rPr>
       </w:pPr>
-      <w:bookmarkStart w:id="110" w:name="_Toc243916739"/>
+      <w:bookmarkStart w:id="109" w:name="_Toc243923278"/>
       <w:r>
         <w:rPr>
           <w:b w:val="0"/>
@@ -32907,7 +32848,7 @@
         </w:rPr>
         <w:t>: Supporting documents in the repository</w:t>
       </w:r>
-      <w:bookmarkEnd w:id="110"/>
+      <w:bookmarkEnd w:id="109"/>
     </w:p>
     <w:tbl>
       <w:tblPr>
@@ -33246,12 +33187,12 @@
       <w:pPr>
         <w:pStyle w:val="Heading2"/>
       </w:pPr>
-      <w:bookmarkStart w:id="111" w:name="_Toc243916693"/>
+      <w:bookmarkStart w:id="110" w:name="_Toc243923232"/>
       <w:r>
         <w:lastRenderedPageBreak/>
         <w:t>Appendix C: Mobile Test Evidence</w:t>
       </w:r>
-      <w:bookmarkEnd w:id="111"/>
+      <w:bookmarkEnd w:id="110"/>
     </w:p>
     <w:p>
       <w:pPr>
@@ -33308,7 +33249,7 @@
           <w:b w:val="0"/>
         </w:rPr>
       </w:pPr>
-      <w:bookmarkStart w:id="112" w:name="_Toc243916712"/>
+      <w:bookmarkStart w:id="111" w:name="_Toc243923251"/>
       <w:r>
         <w:rPr>
           <w:b w:val="0"/>
@@ -33364,7 +33305,7 @@
         </w:rPr>
         <w:t xml:space="preserve"> (TC-145)</w:t>
       </w:r>
-      <w:bookmarkEnd w:id="112"/>
+      <w:bookmarkEnd w:id="111"/>
     </w:p>
     <w:p>
       <w:pPr>
@@ -33422,7 +33363,7 @@
           <w:b w:val="0"/>
         </w:rPr>
       </w:pPr>
-      <w:bookmarkStart w:id="113" w:name="_Toc243916713"/>
+      <w:bookmarkStart w:id="112" w:name="_Toc243923252"/>
       <w:r>
         <w:rPr>
           <w:b w:val="0"/>
@@ -33478,7 +33419,7 @@
         </w:rPr>
         <w:t>: the table scrolls inside its box (TC-145)</w:t>
       </w:r>
-      <w:bookmarkEnd w:id="113"/>
+      <w:bookmarkEnd w:id="112"/>
     </w:p>
     <w:sectPr>
       <w:headerReference w:type="default" r:id="rId28"/>
@@ -35495,6 +35436,7 @@
   <w:style w:type="character" w:default="1" w:styleId="DefaultParagraphFont">
     <w:name w:val="Default Paragraph Font"/>
     <w:uiPriority w:val="1"/>
+    <w:semiHidden/>
     <w:unhideWhenUsed/>
   </w:style>
   <w:style w:type="table" w:default="1" w:styleId="TableNormal">
